--- a/CoverMap_Technical_Guide_v1.6.docx
+++ b/CoverMap_Technical_Guide_v1.6.docx
@@ -254,7 +254,6 @@
         <w:jc w:val="center"/>
         <w:rPr/>
       </w:pPr>
-      <w:r/>
       <w:r>
         <mc:AlternateContent>
           <mc:Choice Requires="wpg">
@@ -10091,6 +10090,9 @@
           <w:p>
             <w:pPr>
               <w:pBdr/>
+              <w:tabs>
+                <w:tab w:val="center" w:leader="none" w:pos="1680"/>
+              </w:tabs>
               <w:spacing/>
               <w:ind/>
               <w:rPr/>
@@ -10105,6 +10107,9 @@
                 <w:szCs w:val="18"/>
               </w:rPr>
               <w:t xml:space="preserve">Rationale</w:t>
+            </w:r>
+            <w:r>
+              <w:tab/>
             </w:r>
             <w:r/>
           </w:p>
@@ -10699,19 +10704,36 @@
               <w:pBdr/>
               <w:spacing/>
               <w:ind/>
-              <w:rPr/>
-            </w:pPr>
-            <w:r>
               <w:rPr>
                 <w:rFonts w:ascii="Arial" w:hAnsi="Arial" w:eastAsia="Arial" w:cs="Arial"/>
                 <w:b w:val="0"/>
                 <w:bCs w:val="0"/>
                 <w:sz w:val="18"/>
                 <w:szCs w:val="18"/>
+                <w14:ligatures w14:val="none"/>
+              </w:rPr>
+            </w:pPr>
+            <w:r>
+              <w:rPr>
+                <w:rFonts w:ascii="Arial" w:hAnsi="Arial" w:eastAsia="Arial" w:cs="Arial"/>
+                <w:b w:val="0"/>
+                <w:bCs w:val="0"/>
+                <w:sz w:val="18"/>
+                <w:szCs w:val="18"/>
+                <w:lang w:val="undefined"/>
               </w:rPr>
               <w:t xml:space="preserve">Moldboard plow leaves 0–15% residue. Near bare-soil baseline. NDVI C-factor applies directly.</w:t>
             </w:r>
-            <w:r/>
+            <w:r>
+              <w:rPr>
+                <w:rFonts w:ascii="Arial" w:hAnsi="Arial" w:eastAsia="Arial" w:cs="Arial"/>
+                <w:b w:val="0"/>
+                <w:bCs w:val="0"/>
+                <w:sz w:val="18"/>
+                <w:szCs w:val="18"/>
+                <w:lang w:val="undefined"/>
+              </w:rPr>
+            </w:r>
           </w:p>
         </w:tc>
         <w:tc>
@@ -10736,19 +10758,36 @@
               <w:pBdr/>
               <w:spacing/>
               <w:ind/>
-              <w:rPr/>
-            </w:pPr>
-            <w:r>
               <w:rPr>
                 <w:rFonts w:ascii="Arial" w:hAnsi="Arial" w:eastAsia="Arial" w:cs="Arial"/>
                 <w:b w:val="0"/>
                 <w:bCs w:val="0"/>
                 <w:sz w:val="18"/>
                 <w:szCs w:val="18"/>
+                <w14:ligatures w14:val="none"/>
+              </w:rPr>
+            </w:pPr>
+            <w:r>
+              <w:rPr>
+                <w:rFonts w:ascii="Arial" w:hAnsi="Arial" w:eastAsia="Arial" w:cs="Arial"/>
+                <w:b w:val="0"/>
+                <w:bCs w:val="0"/>
+                <w:sz w:val="18"/>
+                <w:szCs w:val="18"/>
+                <w:lang w:val="undefined"/>
               </w:rPr>
               <w:t xml:space="preserve">0.750</w:t>
             </w:r>
-            <w:r/>
+            <w:r>
+              <w:rPr>
+                <w:rFonts w:ascii="Arial" w:hAnsi="Arial" w:eastAsia="Arial" w:cs="Arial"/>
+                <w:b w:val="0"/>
+                <w:bCs w:val="0"/>
+                <w:sz w:val="18"/>
+                <w:szCs w:val="18"/>
+                <w:lang w:val="undefined"/>
+              </w:rPr>
+            </w:r>
           </w:p>
         </w:tc>
       </w:tr>
@@ -10850,19 +10889,36 @@
               <w:pBdr/>
               <w:spacing/>
               <w:ind/>
-              <w:rPr/>
-            </w:pPr>
-            <w:r>
               <w:rPr>
                 <w:rFonts w:ascii="Arial" w:hAnsi="Arial" w:eastAsia="Arial" w:cs="Arial"/>
                 <w:b w:val="0"/>
                 <w:bCs w:val="0"/>
                 <w:sz w:val="18"/>
                 <w:szCs w:val="18"/>
+                <w14:ligatures w14:val="none"/>
+              </w:rPr>
+            </w:pPr>
+            <w:r>
+              <w:rPr>
+                <w:rFonts w:ascii="Arial" w:hAnsi="Arial" w:eastAsia="Arial" w:cs="Arial"/>
+                <w:b w:val="0"/>
+                <w:bCs w:val="0"/>
+                <w:sz w:val="18"/>
+                <w:szCs w:val="18"/>
+                <w:lang w:val="undefined"/>
               </w:rPr>
               <w:t xml:space="preserve">Conservative default — assumes no residue benefit. Errs toward overstating risk, not understating it.</w:t>
             </w:r>
-            <w:r/>
+            <w:r>
+              <w:rPr>
+                <w:rFonts w:ascii="Arial" w:hAnsi="Arial" w:eastAsia="Arial" w:cs="Arial"/>
+                <w:b w:val="0"/>
+                <w:bCs w:val="0"/>
+                <w:sz w:val="18"/>
+                <w:szCs w:val="18"/>
+                <w:lang w:val="undefined"/>
+              </w:rPr>
+            </w:r>
           </w:p>
         </w:tc>
         <w:tc>
@@ -10887,19 +10943,36 @@
               <w:pBdr/>
               <w:spacing/>
               <w:ind/>
-              <w:rPr/>
-            </w:pPr>
-            <w:r>
               <w:rPr>
                 <w:rFonts w:ascii="Arial" w:hAnsi="Arial" w:eastAsia="Arial" w:cs="Arial"/>
                 <w:b w:val="0"/>
                 <w:bCs w:val="0"/>
                 <w:sz w:val="18"/>
                 <w:szCs w:val="18"/>
+                <w14:ligatures w14:val="none"/>
+              </w:rPr>
+            </w:pPr>
+            <w:r>
+              <w:rPr>
+                <w:rFonts w:ascii="Arial" w:hAnsi="Arial" w:eastAsia="Arial" w:cs="Arial"/>
+                <w:b w:val="0"/>
+                <w:bCs w:val="0"/>
+                <w:sz w:val="18"/>
+                <w:szCs w:val="18"/>
+                <w:lang w:val="undefined"/>
               </w:rPr>
               <w:t xml:space="preserve">0.750</w:t>
             </w:r>
-            <w:r/>
+            <w:r>
+              <w:rPr>
+                <w:rFonts w:ascii="Arial" w:hAnsi="Arial" w:eastAsia="Arial" w:cs="Arial"/>
+                <w:b w:val="0"/>
+                <w:bCs w:val="0"/>
+                <w:sz w:val="18"/>
+                <w:szCs w:val="18"/>
+                <w:lang w:val="undefined"/>
+              </w:rPr>
+            </w:r>
           </w:p>
         </w:tc>
       </w:tr>
@@ -10978,6 +11051,3822 @@
         </w:tc>
       </w:tr>
     </w:tbl>
+    <w:p>
+      <w:pPr>
+        <w:pBdr/>
+        <w:spacing/>
+        <w:ind/>
+        <w:rPr/>
+      </w:pPr>
+      <w:r/>
+      <w:r/>
+      <w:r/>
+    </w:p>
+    <w:p>
+      <w:pPr>
+        <w:pStyle w:val="914"/>
+        <w:pBdr/>
+        <w:spacing w:after="80" w:before="200"/>
+        <w:ind/>
+        <w:rPr>
+          <w:highlight w:val="none"/>
+        </w:rPr>
+      </w:pPr>
+      <w:r>
+        <w:rPr>
+          <w:rFonts w:ascii="Arial" w:hAnsi="Arial" w:eastAsia="Arial" w:cs="Arial"/>
+          <w:b/>
+          <w:bCs/>
+          <w:color w:val="2e75b6"/>
+          <w:sz w:val="24"/>
+          <w:szCs w:val="24"/>
+        </w:rPr>
+        <w:t xml:space="preserve">5.3 </w:t>
+      </w:r>
+      <w:r>
+        <w:t xml:space="preserve">— Erosion Reduction by Landscape Position (CCA Report)</w:t>
+      </w:r>
+      <w:r/>
+    </w:p>
+    <w:p>
+      <w:pPr>
+        <w:pBdr>
+          <w:top w:val="none" w:color="000000" w:sz="4" w:space="0"/>
+          <w:left w:val="none" w:color="000000" w:sz="4" w:space="0"/>
+          <w:bottom w:val="none" w:color="000000" w:sz="4" w:space="0"/>
+          <w:right w:val="none" w:color="000000" w:sz="4" w:space="0"/>
+        </w:pBdr>
+        <w:spacing w:after="100"/>
+        <w:ind/>
+        <w:rPr>
+          <w:rFonts w:ascii="Arial" w:hAnsi="Arial" w:eastAsia="Arial" w:cs="Arial"/>
+          <w:sz w:val="20"/>
+          <w:szCs w:val="20"/>
+          <w14:ligatures w14:val="none"/>
+        </w:rPr>
+      </w:pPr>
+      <w:r>
+        <w:rPr>
+          <w:rFonts w:ascii="Arial" w:hAnsi="Arial" w:eastAsia="Arial" w:cs="Arial"/>
+          <w:sz w:val="20"/>
+          <w:szCs w:val="20"/>
+          <w:lang w:val="undefined"/>
+        </w:rPr>
+        <w:t xml:space="preserve">CCA reports include a zone-level erosion reduction table disaggregating RUSLE outputs by Risk Index zone. Each zone's estimated soil loss and reduction percentage is computed independently using zone-mean NDVI and zone-mean LS derived from the Iowa 3m DEM </w:t>
+      </w:r>
+      <w:r>
+        <w:rPr>
+          <w:rFonts w:ascii="Arial" w:hAnsi="Arial" w:eastAsia="Arial" w:cs="Arial"/>
+          <w:sz w:val="20"/>
+          <w:szCs w:val="20"/>
+          <w:lang w:val="undefined"/>
+        </w:rPr>
+        <w:t xml:space="preserve">pixel population assigned to that zone.</w:t>
+      </w:r>
+      <w:r>
+        <w:rPr>
+          <w:rFonts w:ascii="Arial" w:hAnsi="Arial" w:eastAsia="Arial" w:cs="Arial"/>
+          <w:sz w:val="20"/>
+          <w:szCs w:val="20"/>
+          <w:lang w:val="undefined"/>
+        </w:rPr>
+      </w:r>
+    </w:p>
+    <w:p>
+      <w:pPr>
+        <w:pBdr>
+          <w:top w:val="none" w:color="000000" w:sz="4" w:space="0"/>
+          <w:left w:val="none" w:color="000000" w:sz="4" w:space="0"/>
+          <w:bottom w:val="none" w:color="000000" w:sz="4" w:space="0"/>
+          <w:right w:val="none" w:color="000000" w:sz="4" w:space="0"/>
+        </w:pBdr>
+        <w:spacing w:after="100"/>
+        <w:ind/>
+        <w:rPr>
+          <w:rFonts w:ascii="Arial" w:hAnsi="Arial" w:eastAsia="Arial" w:cs="Arial"/>
+          <w:sz w:val="20"/>
+          <w:szCs w:val="20"/>
+          <w14:ligatures w14:val="none"/>
+        </w:rPr>
+      </w:pPr>
+      <w:r>
+        <w:rPr>
+          <w:rFonts w:ascii="Arial" w:hAnsi="Arial" w:eastAsia="Arial" w:cs="Arial"/>
+          <w:sz w:val="20"/>
+          <w:szCs w:val="20"/>
+          <w:lang w:val="undefined"/>
+        </w:rPr>
+        <w:t xml:space="preserve">For each zone: C_adj = C_NDVI(zone-mean NDVI) × residue_multiplier. C_baseline = 0.90 × residue_multiplier. A_current = R × K × LS_zone × C_adj. Pct_reduction = (C_baseline − C_adj) / C_baseline × 100. A_saved = A_baseline − A_current.</w:t>
+      </w:r>
+      <w:r>
+        <w:rPr>
+          <w:rFonts w:ascii="Arial" w:hAnsi="Arial" w:eastAsia="Arial" w:cs="Arial"/>
+          <w:sz w:val="20"/>
+          <w:szCs w:val="20"/>
+          <w:lang w:val="undefined"/>
+        </w:rPr>
+      </w:r>
+    </w:p>
+    <w:p>
+      <w:pPr>
+        <w:pBdr>
+          <w:top w:val="none" w:color="000000" w:sz="4" w:space="0"/>
+          <w:left w:val="none" w:color="000000" w:sz="4" w:space="0"/>
+          <w:bottom w:val="none" w:color="000000" w:sz="4" w:space="0"/>
+          <w:right w:val="none" w:color="000000" w:sz="4" w:space="0"/>
+        </w:pBdr>
+        <w:spacing w:after="100"/>
+        <w:ind/>
+        <w:rPr>
+          <w:rFonts w:ascii="Arial" w:hAnsi="Arial" w:eastAsia="Arial" w:cs="Arial"/>
+          <w:sz w:val="20"/>
+          <w:szCs w:val="20"/>
+          <w14:ligatures w14:val="none"/>
+        </w:rPr>
+      </w:pPr>
+      <w:r>
+        <w:rPr>
+          <w:rFonts w:ascii="Arial" w:hAnsi="Arial" w:eastAsia="Arial" w:cs="Arial"/>
+          <w:sz w:val="20"/>
+          <w:szCs w:val="20"/>
+          <w:lang w:val="undefined"/>
+        </w:rPr>
+        <w:t xml:space="preserve">Zone percentages will not sum or average exactly to field-level figures. Zone-mean NDVI may fall in a different C-factor bin than field-mean NDVI due to the stepped lookup table. This is correct behavior, not a rounding error. Field-level figures reported </w:t>
+      </w:r>
+      <w:r>
+        <w:rPr>
+          <w:rFonts w:ascii="Arial" w:hAnsi="Arial" w:eastAsia="Arial" w:cs="Arial"/>
+          <w:sz w:val="20"/>
+          <w:szCs w:val="20"/>
+          <w:lang w:val="undefined"/>
+        </w:rPr>
+        <w:t xml:space="preserve">in Section 5.3 remain the primary output.</w:t>
+      </w:r>
+      <w:r>
+        <w:rPr>
+          <w:rFonts w:ascii="Arial" w:hAnsi="Arial" w:eastAsia="Arial" w:cs="Arial"/>
+          <w:sz w:val="20"/>
+          <w:szCs w:val="20"/>
+          <w:lang w:val="undefined"/>
+        </w:rPr>
+      </w:r>
+    </w:p>
+    <w:p>
+      <w:pPr>
+        <w:pBdr>
+          <w:top w:val="none" w:color="000000" w:sz="4" w:space="0"/>
+          <w:left w:val="none" w:color="000000" w:sz="4" w:space="0"/>
+          <w:bottom w:val="none" w:color="000000" w:sz="4" w:space="0"/>
+          <w:right w:val="none" w:color="000000" w:sz="4" w:space="0"/>
+        </w:pBdr>
+        <w:spacing w:after="100"/>
+        <w:ind/>
+        <w:rPr>
+          <w:rFonts w:ascii="Arial" w:hAnsi="Arial" w:eastAsia="Arial" w:cs="Arial"/>
+          <w:sz w:val="20"/>
+          <w:szCs w:val="20"/>
+          <w:highlight w:val="none"/>
+          <w14:ligatures w14:val="none"/>
+        </w:rPr>
+      </w:pPr>
+      <w:r>
+        <w:rPr>
+          <w:rFonts w:ascii="Arial" w:hAnsi="Arial" w:eastAsia="Arial" w:cs="Arial"/>
+          <w:sz w:val="20"/>
+          <w:szCs w:val="20"/>
+          <w:lang w:val="undefined"/>
+        </w:rPr>
+        <w:t xml:space="preserve">Producer reports display a single area-weighted A_saved figure computed as Σ(A_saved_zone × area_fraction) across all zones. This weighted value is more precise than a simple field average because it accounts for the disproportionate soil loss contribution</w:t>
+      </w:r>
+      <w:r>
+        <w:rPr>
+          <w:rFonts w:ascii="Arial" w:hAnsi="Arial" w:eastAsia="Arial" w:cs="Arial"/>
+          <w:sz w:val="20"/>
+          <w:szCs w:val="20"/>
+          <w:lang w:val="undefined"/>
+        </w:rPr>
+        <w:t xml:space="preserve"> of high-LS backslope positions.</w:t>
+      </w:r>
+      <w:r>
+        <w:rPr>
+          <w:rFonts w:ascii="Arial" w:hAnsi="Arial" w:eastAsia="Arial" w:cs="Arial"/>
+          <w:sz w:val="20"/>
+          <w:szCs w:val="20"/>
+          <w:highlight w:val="none"/>
+        </w:rPr>
+      </w:r>
+    </w:p>
+    <w:p>
+      <w:pPr>
+        <w:pBdr>
+          <w:top w:val="none" w:color="000000" w:sz="4" w:space="0"/>
+          <w:left w:val="none" w:color="000000" w:sz="4" w:space="0"/>
+          <w:bottom w:val="none" w:color="000000" w:sz="4" w:space="0"/>
+          <w:right w:val="none" w:color="000000" w:sz="4" w:space="0"/>
+        </w:pBdr>
+        <w:spacing w:after="100"/>
+        <w:ind/>
+        <w:rPr>
+          <w:rFonts w:ascii="Arial" w:hAnsi="Arial" w:eastAsia="Arial" w:cs="Arial"/>
+          <w:sz w:val="20"/>
+          <w:szCs w:val="20"/>
+          <w:highlight w:val="none"/>
+          <w14:ligatures w14:val="none"/>
+        </w:rPr>
+      </w:pPr>
+      <w:r>
+        <w:rPr>
+          <w:rFonts w:ascii="Arial" w:hAnsi="Arial" w:eastAsia="Arial" w:cs="Arial"/>
+          <w:sz w:val="20"/>
+          <w:szCs w:val="20"/>
+          <w:highlight w:val="none"/>
+        </w:rPr>
+      </w:r>
+      <w:r>
+        <w:rPr>
+          <w:rFonts w:ascii="Arial" w:hAnsi="Arial" w:eastAsia="Arial" w:cs="Arial"/>
+          <w:sz w:val="20"/>
+          <w:szCs w:val="20"/>
+          <w:highlight w:val="none"/>
+        </w:rPr>
+      </w:r>
+      <w:r>
+        <w:t xml:space="preserve">Zone-Level RUSLE Calculation Example (Monona Silt Loam, Shelby County, No-Till Corn, R=150, K=0.37)</w:t>
+      </w:r>
+      <w:r>
+        <w:rPr>
+          <w:rFonts w:ascii="Arial" w:hAnsi="Arial" w:eastAsia="Arial" w:cs="Arial"/>
+          <w:sz w:val="20"/>
+          <w:szCs w:val="20"/>
+          <w:highlight w:val="none"/>
+        </w:rPr>
+      </w:r>
+      <w:r>
+        <w:rPr>
+          <w:rFonts w:ascii="Arial" w:hAnsi="Arial" w:eastAsia="Arial" w:cs="Arial"/>
+          <w:sz w:val="20"/>
+          <w:szCs w:val="20"/>
+          <w:highlight w:val="none"/>
+        </w:rPr>
+      </w:r>
+    </w:p>
+    <w:tbl>
+      <w:tblPr>
+        <w:tblStyle w:val="726"/>
+        <w:tblInd w:w="0" w:type="dxa"/>
+        <w:tblW w:w="0" w:type="auto"/>
+        <w:tblBorders>
+          <w:top w:val="none" w:color="000000" w:sz="4" w:space="0"/>
+          <w:left w:val="none" w:color="000000" w:sz="4" w:space="0"/>
+          <w:bottom w:val="none" w:color="000000" w:sz="4" w:space="0"/>
+          <w:right w:val="none" w:color="000000" w:sz="4" w:space="0"/>
+          <w:insideH w:val="none" w:color="000000" w:sz="4" w:space="0"/>
+          <w:insideV w:val="none" w:color="000000" w:sz="4" w:space="0"/>
+        </w:tblBorders>
+        <w:tblLayout w:type="fixed"/>
+        <w:tblLook w:val="04A0" w:firstRow="1" w:lastRow="0" w:firstColumn="1" w:lastColumn="0" w:noHBand="0" w:noVBand="1"/>
+      </w:tblPr>
+      <w:tblGrid>
+        <w:gridCol w:w="969"/>
+        <w:gridCol w:w="484"/>
+        <w:gridCol w:w="623"/>
+        <w:gridCol w:w="907"/>
+        <w:gridCol w:w="1049"/>
+        <w:gridCol w:w="636"/>
+        <w:gridCol w:w="1114"/>
+        <w:gridCol w:w="1049"/>
+        <w:gridCol w:w="598"/>
+        <w:gridCol w:w="1062"/>
+        <w:gridCol w:w="869"/>
+      </w:tblGrid>
+      <w:tr>
+        <w:trPr/>
+        <w:tc>
+          <w:tcPr>
+            <w:tcBorders/>
+            <w:tcMar>
+              <w:left w:w="15" w:type="dxa"/>
+              <w:top w:w="15" w:type="dxa"/>
+              <w:right w:w="15" w:type="dxa"/>
+              <w:bottom w:w="15" w:type="dxa"/>
+            </w:tcMar>
+            <w:tcW w:w="969" w:type="dxa"/>
+            <w:vAlign w:val="center"/>
+          </w:tcPr>
+          <w:p>
+            <w:pPr>
+              <w:pBdr/>
+              <w:spacing/>
+              <w:ind/>
+              <w:rPr>
+                <w:rFonts w:ascii="Arial" w:hAnsi="Arial" w:eastAsia="Arial" w:cs="Arial"/>
+                <w:b/>
+                <w:bCs/>
+                <w:sz w:val="18"/>
+                <w:szCs w:val="18"/>
+                <w14:ligatures w14:val="none"/>
+              </w:rPr>
+            </w:pPr>
+            <w:r>
+              <w:rPr>
+                <w:rFonts w:ascii="Arial" w:hAnsi="Arial" w:eastAsia="Arial" w:cs="Arial"/>
+                <w:b/>
+                <w:bCs/>
+                <w:sz w:val="18"/>
+                <w:szCs w:val="18"/>
+                <w:lang w:val="undefined"/>
+              </w:rPr>
+              <w:t xml:space="preserve">Risk Zone</w:t>
+            </w:r>
+            <w:r>
+              <w:rPr>
+                <w:rFonts w:ascii="Arial" w:hAnsi="Arial" w:eastAsia="Arial" w:cs="Arial"/>
+                <w:b/>
+                <w:bCs/>
+                <w:sz w:val="18"/>
+                <w:szCs w:val="18"/>
+                <w:lang w:val="undefined"/>
+              </w:rPr>
+            </w:r>
+          </w:p>
+        </w:tc>
+        <w:tc>
+          <w:tcPr>
+            <w:tcBorders/>
+            <w:tcMar>
+              <w:left w:w="15" w:type="dxa"/>
+              <w:top w:w="15" w:type="dxa"/>
+              <w:right w:w="15" w:type="dxa"/>
+              <w:bottom w:w="15" w:type="dxa"/>
+            </w:tcMar>
+            <w:tcW w:w="484" w:type="dxa"/>
+            <w:vAlign w:val="center"/>
+          </w:tcPr>
+          <w:p>
+            <w:pPr>
+              <w:pBdr/>
+              <w:spacing/>
+              <w:ind/>
+              <w:rPr>
+                <w:rFonts w:ascii="Arial" w:hAnsi="Arial" w:eastAsia="Arial" w:cs="Arial"/>
+                <w:b/>
+                <w:bCs/>
+                <w:sz w:val="18"/>
+                <w:szCs w:val="18"/>
+                <w14:ligatures w14:val="none"/>
+              </w:rPr>
+            </w:pPr>
+            <w:r>
+              <w:rPr>
+                <w:rFonts w:ascii="Arial" w:hAnsi="Arial" w:eastAsia="Arial" w:cs="Arial"/>
+                <w:b/>
+                <w:bCs/>
+                <w:sz w:val="18"/>
+                <w:szCs w:val="18"/>
+                <w:lang w:val="undefined"/>
+              </w:rPr>
+              <w:t xml:space="preserve">Zone Area</w:t>
+            </w:r>
+            <w:r>
+              <w:rPr>
+                <w:rFonts w:ascii="Arial" w:hAnsi="Arial" w:eastAsia="Arial" w:cs="Arial"/>
+                <w:b/>
+                <w:bCs/>
+                <w:sz w:val="18"/>
+                <w:szCs w:val="18"/>
+                <w:lang w:val="undefined"/>
+              </w:rPr>
+            </w:r>
+          </w:p>
+        </w:tc>
+        <w:tc>
+          <w:tcPr>
+            <w:tcBorders/>
+            <w:tcMar>
+              <w:left w:w="15" w:type="dxa"/>
+              <w:top w:w="15" w:type="dxa"/>
+              <w:right w:w="15" w:type="dxa"/>
+              <w:bottom w:w="15" w:type="dxa"/>
+            </w:tcMar>
+            <w:tcW w:w="623" w:type="dxa"/>
+            <w:vAlign w:val="center"/>
+          </w:tcPr>
+          <w:p>
+            <w:pPr>
+              <w:pBdr/>
+              <w:spacing/>
+              <w:ind/>
+              <w:rPr>
+                <w:rFonts w:ascii="Arial" w:hAnsi="Arial" w:eastAsia="Arial" w:cs="Arial"/>
+                <w:b/>
+                <w:bCs/>
+                <w:sz w:val="18"/>
+                <w:szCs w:val="18"/>
+                <w14:ligatures w14:val="none"/>
+              </w:rPr>
+            </w:pPr>
+            <w:r>
+              <w:rPr>
+                <w:rFonts w:ascii="Arial" w:hAnsi="Arial" w:eastAsia="Arial" w:cs="Arial"/>
+                <w:b/>
+                <w:bCs/>
+                <w:sz w:val="18"/>
+                <w:szCs w:val="18"/>
+                <w:lang w:val="undefined"/>
+              </w:rPr>
+              <w:t xml:space="preserve">Mean NDVI</w:t>
+            </w:r>
+            <w:r>
+              <w:rPr>
+                <w:rFonts w:ascii="Arial" w:hAnsi="Arial" w:eastAsia="Arial" w:cs="Arial"/>
+                <w:b/>
+                <w:bCs/>
+                <w:sz w:val="18"/>
+                <w:szCs w:val="18"/>
+                <w:lang w:val="undefined"/>
+              </w:rPr>
+            </w:r>
+          </w:p>
+        </w:tc>
+        <w:tc>
+          <w:tcPr>
+            <w:tcBorders/>
+            <w:tcMar>
+              <w:left w:w="15" w:type="dxa"/>
+              <w:top w:w="15" w:type="dxa"/>
+              <w:right w:w="15" w:type="dxa"/>
+              <w:bottom w:w="15" w:type="dxa"/>
+            </w:tcMar>
+            <w:tcW w:w="907" w:type="dxa"/>
+            <w:vAlign w:val="center"/>
+          </w:tcPr>
+          <w:p>
+            <w:pPr>
+              <w:pBdr/>
+              <w:spacing/>
+              <w:ind/>
+              <w:rPr>
+                <w:rFonts w:ascii="Arial" w:hAnsi="Arial" w:eastAsia="Arial" w:cs="Arial"/>
+                <w:b/>
+                <w:bCs/>
+                <w:sz w:val="18"/>
+                <w:szCs w:val="18"/>
+                <w14:ligatures w14:val="none"/>
+              </w:rPr>
+            </w:pPr>
+            <w:r>
+              <w:rPr>
+                <w:rFonts w:ascii="Arial" w:hAnsi="Arial" w:eastAsia="Arial" w:cs="Arial"/>
+                <w:b/>
+                <w:bCs/>
+                <w:sz w:val="18"/>
+                <w:szCs w:val="18"/>
+                <w:lang w:val="undefined"/>
+              </w:rPr>
+              <w:t xml:space="preserve">C_NDVI (lookup)</w:t>
+            </w:r>
+            <w:r>
+              <w:rPr>
+                <w:rFonts w:ascii="Arial" w:hAnsi="Arial" w:eastAsia="Arial" w:cs="Arial"/>
+                <w:b/>
+                <w:bCs/>
+                <w:sz w:val="18"/>
+                <w:szCs w:val="18"/>
+                <w:lang w:val="undefined"/>
+              </w:rPr>
+            </w:r>
+          </w:p>
+        </w:tc>
+        <w:tc>
+          <w:tcPr>
+            <w:tcBorders/>
+            <w:tcMar>
+              <w:left w:w="15" w:type="dxa"/>
+              <w:top w:w="15" w:type="dxa"/>
+              <w:right w:w="15" w:type="dxa"/>
+              <w:bottom w:w="15" w:type="dxa"/>
+            </w:tcMar>
+            <w:tcW w:w="1049" w:type="dxa"/>
+            <w:vAlign w:val="center"/>
+          </w:tcPr>
+          <w:p>
+            <w:pPr>
+              <w:pBdr/>
+              <w:spacing/>
+              <w:ind/>
+              <w:rPr>
+                <w:rFonts w:ascii="Arial" w:hAnsi="Arial" w:eastAsia="Arial" w:cs="Arial"/>
+                <w:b/>
+                <w:bCs/>
+                <w:sz w:val="18"/>
+                <w:szCs w:val="18"/>
+                <w14:ligatures w14:val="none"/>
+              </w:rPr>
+            </w:pPr>
+            <w:r>
+              <w:rPr>
+                <w:rFonts w:ascii="Arial" w:hAnsi="Arial" w:eastAsia="Arial" w:cs="Arial"/>
+                <w:b/>
+                <w:bCs/>
+                <w:sz w:val="18"/>
+                <w:szCs w:val="18"/>
+                <w:lang w:val="undefined"/>
+              </w:rPr>
+              <w:t xml:space="preserve">Residue Multiplier</w:t>
+            </w:r>
+            <w:r>
+              <w:rPr>
+                <w:rFonts w:ascii="Arial" w:hAnsi="Arial" w:eastAsia="Arial" w:cs="Arial"/>
+                <w:b/>
+                <w:bCs/>
+                <w:sz w:val="18"/>
+                <w:szCs w:val="18"/>
+                <w:lang w:val="undefined"/>
+              </w:rPr>
+            </w:r>
+          </w:p>
+        </w:tc>
+        <w:tc>
+          <w:tcPr>
+            <w:tcBorders/>
+            <w:tcMar>
+              <w:left w:w="15" w:type="dxa"/>
+              <w:top w:w="15" w:type="dxa"/>
+              <w:right w:w="15" w:type="dxa"/>
+              <w:bottom w:w="15" w:type="dxa"/>
+            </w:tcMar>
+            <w:tcW w:w="636" w:type="dxa"/>
+            <w:vAlign w:val="center"/>
+          </w:tcPr>
+          <w:p>
+            <w:pPr>
+              <w:pBdr/>
+              <w:spacing/>
+              <w:ind/>
+              <w:rPr>
+                <w:rFonts w:ascii="Arial" w:hAnsi="Arial" w:eastAsia="Arial" w:cs="Arial"/>
+                <w:b/>
+                <w:bCs/>
+                <w:sz w:val="18"/>
+                <w:szCs w:val="18"/>
+                <w14:ligatures w14:val="none"/>
+              </w:rPr>
+            </w:pPr>
+            <w:r>
+              <w:rPr>
+                <w:rFonts w:ascii="Arial" w:hAnsi="Arial" w:eastAsia="Arial" w:cs="Arial"/>
+                <w:b/>
+                <w:bCs/>
+                <w:sz w:val="18"/>
+                <w:szCs w:val="18"/>
+                <w:lang w:val="undefined"/>
+              </w:rPr>
+              <w:t xml:space="preserve">C_adj</w:t>
+            </w:r>
+            <w:r>
+              <w:rPr>
+                <w:rFonts w:ascii="Arial" w:hAnsi="Arial" w:eastAsia="Arial" w:cs="Arial"/>
+                <w:b/>
+                <w:bCs/>
+                <w:sz w:val="18"/>
+                <w:szCs w:val="18"/>
+                <w:lang w:val="undefined"/>
+              </w:rPr>
+            </w:r>
+          </w:p>
+        </w:tc>
+        <w:tc>
+          <w:tcPr>
+            <w:tcBorders/>
+            <w:tcMar>
+              <w:left w:w="15" w:type="dxa"/>
+              <w:top w:w="15" w:type="dxa"/>
+              <w:right w:w="15" w:type="dxa"/>
+              <w:bottom w:w="15" w:type="dxa"/>
+            </w:tcMar>
+            <w:tcW w:w="1114" w:type="dxa"/>
+            <w:vAlign w:val="center"/>
+          </w:tcPr>
+          <w:p>
+            <w:pPr>
+              <w:pBdr/>
+              <w:spacing/>
+              <w:ind/>
+              <w:rPr>
+                <w:rFonts w:ascii="Arial" w:hAnsi="Arial" w:eastAsia="Arial" w:cs="Arial"/>
+                <w:b/>
+                <w:bCs/>
+                <w:sz w:val="18"/>
+                <w:szCs w:val="18"/>
+                <w14:ligatures w14:val="none"/>
+              </w:rPr>
+            </w:pPr>
+            <w:r>
+              <w:rPr>
+                <w:rFonts w:ascii="Arial" w:hAnsi="Arial" w:eastAsia="Arial" w:cs="Arial"/>
+                <w:b/>
+                <w:bCs/>
+                <w:sz w:val="18"/>
+                <w:szCs w:val="18"/>
+                <w:lang w:val="undefined"/>
+              </w:rPr>
+              <w:t xml:space="preserve">C_baseline</w:t>
+            </w:r>
+            <w:r>
+              <w:rPr>
+                <w:rFonts w:ascii="Arial" w:hAnsi="Arial" w:eastAsia="Arial" w:cs="Arial"/>
+                <w:b/>
+                <w:bCs/>
+                <w:sz w:val="18"/>
+                <w:szCs w:val="18"/>
+                <w:lang w:val="undefined"/>
+              </w:rPr>
+            </w:r>
+          </w:p>
+        </w:tc>
+        <w:tc>
+          <w:tcPr>
+            <w:tcBorders/>
+            <w:tcMar>
+              <w:left w:w="15" w:type="dxa"/>
+              <w:top w:w="15" w:type="dxa"/>
+              <w:right w:w="15" w:type="dxa"/>
+              <w:bottom w:w="15" w:type="dxa"/>
+            </w:tcMar>
+            <w:tcW w:w="1049" w:type="dxa"/>
+            <w:vAlign w:val="center"/>
+          </w:tcPr>
+          <w:p>
+            <w:pPr>
+              <w:pBdr/>
+              <w:spacing/>
+              <w:ind/>
+              <w:rPr>
+                <w:rFonts w:ascii="Arial" w:hAnsi="Arial" w:eastAsia="Arial" w:cs="Arial"/>
+                <w:b/>
+                <w:bCs/>
+                <w:sz w:val="18"/>
+                <w:szCs w:val="18"/>
+                <w14:ligatures w14:val="none"/>
+              </w:rPr>
+            </w:pPr>
+            <w:r>
+              <w:rPr>
+                <w:rFonts w:ascii="Arial" w:hAnsi="Arial" w:eastAsia="Arial" w:cs="Arial"/>
+                <w:b/>
+                <w:bCs/>
+                <w:sz w:val="18"/>
+                <w:szCs w:val="18"/>
+                <w:lang w:val="undefined"/>
+              </w:rPr>
+              <w:t xml:space="preserve">Est. Reduction</w:t>
+            </w:r>
+            <w:r>
+              <w:rPr>
+                <w:rFonts w:ascii="Arial" w:hAnsi="Arial" w:eastAsia="Arial" w:cs="Arial"/>
+                <w:b/>
+                <w:bCs/>
+                <w:sz w:val="18"/>
+                <w:szCs w:val="18"/>
+                <w:lang w:val="undefined"/>
+              </w:rPr>
+            </w:r>
+          </w:p>
+        </w:tc>
+        <w:tc>
+          <w:tcPr>
+            <w:tcBorders/>
+            <w:tcMar>
+              <w:left w:w="15" w:type="dxa"/>
+              <w:top w:w="15" w:type="dxa"/>
+              <w:right w:w="15" w:type="dxa"/>
+              <w:bottom w:w="15" w:type="dxa"/>
+            </w:tcMar>
+            <w:tcW w:w="598" w:type="dxa"/>
+            <w:vAlign w:val="center"/>
+          </w:tcPr>
+          <w:p>
+            <w:pPr>
+              <w:pBdr/>
+              <w:spacing/>
+              <w:ind/>
+              <w:rPr>
+                <w:rFonts w:ascii="Arial" w:hAnsi="Arial" w:eastAsia="Arial" w:cs="Arial"/>
+                <w:b/>
+                <w:bCs/>
+                <w:sz w:val="18"/>
+                <w:szCs w:val="18"/>
+                <w14:ligatures w14:val="none"/>
+              </w:rPr>
+            </w:pPr>
+            <w:r>
+              <w:rPr>
+                <w:rFonts w:ascii="Arial" w:hAnsi="Arial" w:eastAsia="Arial" w:cs="Arial"/>
+                <w:b/>
+                <w:bCs/>
+                <w:sz w:val="18"/>
+                <w:szCs w:val="18"/>
+                <w:lang w:val="undefined"/>
+              </w:rPr>
+              <w:t xml:space="preserve">Mean LS</w:t>
+            </w:r>
+            <w:r>
+              <w:rPr>
+                <w:rFonts w:ascii="Arial" w:hAnsi="Arial" w:eastAsia="Arial" w:cs="Arial"/>
+                <w:b/>
+                <w:bCs/>
+                <w:sz w:val="18"/>
+                <w:szCs w:val="18"/>
+                <w:lang w:val="undefined"/>
+              </w:rPr>
+            </w:r>
+          </w:p>
+        </w:tc>
+        <w:tc>
+          <w:tcPr>
+            <w:tcBorders/>
+            <w:tcMar>
+              <w:left w:w="15" w:type="dxa"/>
+              <w:top w:w="15" w:type="dxa"/>
+              <w:right w:w="15" w:type="dxa"/>
+              <w:bottom w:w="15" w:type="dxa"/>
+            </w:tcMar>
+            <w:tcW w:w="1062" w:type="dxa"/>
+            <w:vAlign w:val="center"/>
+          </w:tcPr>
+          <w:p>
+            <w:pPr>
+              <w:pBdr/>
+              <w:spacing/>
+              <w:ind/>
+              <w:rPr>
+                <w:rFonts w:ascii="Arial" w:hAnsi="Arial" w:eastAsia="Arial" w:cs="Arial"/>
+                <w:b/>
+                <w:bCs/>
+                <w:sz w:val="18"/>
+                <w:szCs w:val="18"/>
+                <w14:ligatures w14:val="none"/>
+              </w:rPr>
+            </w:pPr>
+            <w:r>
+              <w:rPr>
+                <w:rFonts w:ascii="Arial" w:hAnsi="Arial" w:eastAsia="Arial" w:cs="Arial"/>
+                <w:b/>
+                <w:bCs/>
+                <w:sz w:val="18"/>
+                <w:szCs w:val="18"/>
+                <w:lang w:val="undefined"/>
+              </w:rPr>
+              <w:t xml:space="preserve">A_current (t/ac/yr)</w:t>
+            </w:r>
+            <w:r>
+              <w:rPr>
+                <w:rFonts w:ascii="Arial" w:hAnsi="Arial" w:eastAsia="Arial" w:cs="Arial"/>
+                <w:b/>
+                <w:bCs/>
+                <w:sz w:val="18"/>
+                <w:szCs w:val="18"/>
+                <w:lang w:val="undefined"/>
+              </w:rPr>
+            </w:r>
+          </w:p>
+        </w:tc>
+        <w:tc>
+          <w:tcPr>
+            <w:tcBorders/>
+            <w:tcMar>
+              <w:left w:w="15" w:type="dxa"/>
+              <w:top w:w="15" w:type="dxa"/>
+              <w:right w:w="15" w:type="dxa"/>
+              <w:bottom w:w="15" w:type="dxa"/>
+            </w:tcMar>
+            <w:tcW w:w="869" w:type="dxa"/>
+            <w:vAlign w:val="center"/>
+          </w:tcPr>
+          <w:p>
+            <w:pPr>
+              <w:pBdr/>
+              <w:spacing/>
+              <w:ind/>
+              <w:rPr>
+                <w:rFonts w:ascii="Arial" w:hAnsi="Arial" w:eastAsia="Arial" w:cs="Arial"/>
+                <w:b/>
+                <w:bCs/>
+                <w:sz w:val="18"/>
+                <w:szCs w:val="18"/>
+                <w14:ligatures w14:val="none"/>
+              </w:rPr>
+            </w:pPr>
+            <w:r>
+              <w:rPr>
+                <w:rFonts w:ascii="Arial" w:hAnsi="Arial" w:eastAsia="Arial" w:cs="Arial"/>
+                <w:b/>
+                <w:bCs/>
+                <w:sz w:val="18"/>
+                <w:szCs w:val="18"/>
+                <w:lang w:val="undefined"/>
+              </w:rPr>
+              <w:t xml:space="preserve">A_saved (t/ac/yr)</w:t>
+            </w:r>
+            <w:r>
+              <w:rPr>
+                <w:rFonts w:ascii="Arial" w:hAnsi="Arial" w:eastAsia="Arial" w:cs="Arial"/>
+                <w:b/>
+                <w:bCs/>
+                <w:sz w:val="18"/>
+                <w:szCs w:val="18"/>
+                <w:lang w:val="undefined"/>
+              </w:rPr>
+            </w:r>
+          </w:p>
+        </w:tc>
+      </w:tr>
+      <w:tr>
+        <w:trPr/>
+        <w:tc>
+          <w:tcPr>
+            <w:tcBorders/>
+            <w:tcMar>
+              <w:left w:w="15" w:type="dxa"/>
+              <w:top w:w="15" w:type="dxa"/>
+              <w:right w:w="15" w:type="dxa"/>
+              <w:bottom w:w="15" w:type="dxa"/>
+            </w:tcMar>
+            <w:tcW w:w="969" w:type="dxa"/>
+            <w:vAlign w:val="center"/>
+          </w:tcPr>
+          <w:p>
+            <w:pPr>
+              <w:pBdr/>
+              <w:spacing/>
+              <w:ind/>
+              <w:rPr>
+                <w:rFonts w:ascii="Arial" w:hAnsi="Arial" w:eastAsia="Arial" w:cs="Arial"/>
+                <w:b/>
+                <w:bCs/>
+                <w:sz w:val="18"/>
+                <w:szCs w:val="18"/>
+                <w14:ligatures w14:val="none"/>
+              </w:rPr>
+            </w:pPr>
+            <w:r>
+              <w:rPr>
+                <w:rFonts w:ascii="Arial" w:hAnsi="Arial" w:eastAsia="Arial" w:cs="Arial"/>
+                <w:b/>
+                <w:bCs/>
+                <w:sz w:val="18"/>
+                <w:szCs w:val="18"/>
+                <w:lang w:val="undefined"/>
+              </w:rPr>
+              <w:t xml:space="preserve">Low</w:t>
+            </w:r>
+            <w:r>
+              <w:rPr>
+                <w:rFonts w:ascii="Arial" w:hAnsi="Arial" w:eastAsia="Arial" w:cs="Arial"/>
+                <w:b/>
+                <w:bCs/>
+                <w:sz w:val="18"/>
+                <w:szCs w:val="18"/>
+                <w:lang w:val="undefined"/>
+              </w:rPr>
+            </w:r>
+          </w:p>
+        </w:tc>
+        <w:tc>
+          <w:tcPr>
+            <w:tcBorders/>
+            <w:tcMar>
+              <w:left w:w="15" w:type="dxa"/>
+              <w:top w:w="15" w:type="dxa"/>
+              <w:right w:w="15" w:type="dxa"/>
+              <w:bottom w:w="15" w:type="dxa"/>
+            </w:tcMar>
+            <w:tcW w:w="484" w:type="dxa"/>
+            <w:vAlign w:val="center"/>
+          </w:tcPr>
+          <w:p>
+            <w:pPr>
+              <w:pBdr/>
+              <w:spacing/>
+              <w:ind/>
+              <w:rPr>
+                <w:rFonts w:ascii="Arial" w:hAnsi="Arial" w:eastAsia="Arial" w:cs="Arial"/>
+                <w:b w:val="0"/>
+                <w:bCs w:val="0"/>
+                <w:sz w:val="18"/>
+                <w:szCs w:val="18"/>
+                <w14:ligatures w14:val="none"/>
+              </w:rPr>
+            </w:pPr>
+            <w:r>
+              <w:rPr>
+                <w:rFonts w:ascii="Arial" w:hAnsi="Arial" w:eastAsia="Arial" w:cs="Arial"/>
+                <w:b w:val="0"/>
+                <w:bCs w:val="0"/>
+                <w:sz w:val="18"/>
+                <w:szCs w:val="18"/>
+                <w:lang w:val="undefined"/>
+              </w:rPr>
+              <w:t xml:space="preserve">35%</w:t>
+            </w:r>
+            <w:r>
+              <w:rPr>
+                <w:rFonts w:ascii="Arial" w:hAnsi="Arial" w:eastAsia="Arial" w:cs="Arial"/>
+                <w:b w:val="0"/>
+                <w:bCs w:val="0"/>
+                <w:sz w:val="18"/>
+                <w:szCs w:val="18"/>
+                <w:lang w:val="undefined"/>
+              </w:rPr>
+            </w:r>
+          </w:p>
+        </w:tc>
+        <w:tc>
+          <w:tcPr>
+            <w:tcBorders/>
+            <w:tcMar>
+              <w:left w:w="15" w:type="dxa"/>
+              <w:top w:w="15" w:type="dxa"/>
+              <w:right w:w="15" w:type="dxa"/>
+              <w:bottom w:w="15" w:type="dxa"/>
+            </w:tcMar>
+            <w:tcW w:w="623" w:type="dxa"/>
+            <w:vAlign w:val="center"/>
+          </w:tcPr>
+          <w:p>
+            <w:pPr>
+              <w:pBdr/>
+              <w:spacing/>
+              <w:ind/>
+              <w:rPr>
+                <w:rFonts w:ascii="Arial" w:hAnsi="Arial" w:eastAsia="Arial" w:cs="Arial"/>
+                <w:b w:val="0"/>
+                <w:bCs w:val="0"/>
+                <w:sz w:val="18"/>
+                <w:szCs w:val="18"/>
+                <w14:ligatures w14:val="none"/>
+              </w:rPr>
+            </w:pPr>
+            <w:r>
+              <w:rPr>
+                <w:rFonts w:ascii="Arial" w:hAnsi="Arial" w:eastAsia="Arial" w:cs="Arial"/>
+                <w:b w:val="0"/>
+                <w:bCs w:val="0"/>
+                <w:sz w:val="18"/>
+                <w:szCs w:val="18"/>
+                <w:lang w:val="undefined"/>
+              </w:rPr>
+              <w:t xml:space="preserve">0.52</w:t>
+            </w:r>
+            <w:r>
+              <w:rPr>
+                <w:rFonts w:ascii="Arial" w:hAnsi="Arial" w:eastAsia="Arial" w:cs="Arial"/>
+                <w:b w:val="0"/>
+                <w:bCs w:val="0"/>
+                <w:sz w:val="18"/>
+                <w:szCs w:val="18"/>
+                <w:lang w:val="undefined"/>
+              </w:rPr>
+            </w:r>
+          </w:p>
+        </w:tc>
+        <w:tc>
+          <w:tcPr>
+            <w:tcBorders/>
+            <w:tcMar>
+              <w:left w:w="15" w:type="dxa"/>
+              <w:top w:w="15" w:type="dxa"/>
+              <w:right w:w="15" w:type="dxa"/>
+              <w:bottom w:w="15" w:type="dxa"/>
+            </w:tcMar>
+            <w:tcW w:w="907" w:type="dxa"/>
+            <w:vAlign w:val="center"/>
+          </w:tcPr>
+          <w:p>
+            <w:pPr>
+              <w:pBdr/>
+              <w:spacing/>
+              <w:ind/>
+              <w:rPr>
+                <w:rFonts w:ascii="Arial" w:hAnsi="Arial" w:eastAsia="Arial" w:cs="Arial"/>
+                <w:b w:val="0"/>
+                <w:bCs w:val="0"/>
+                <w:sz w:val="18"/>
+                <w:szCs w:val="18"/>
+                <w14:ligatures w14:val="none"/>
+              </w:rPr>
+            </w:pPr>
+            <w:r>
+              <w:rPr>
+                <w:rFonts w:ascii="Arial" w:hAnsi="Arial" w:eastAsia="Arial" w:cs="Arial"/>
+                <w:b w:val="0"/>
+                <w:bCs w:val="0"/>
+                <w:sz w:val="18"/>
+                <w:szCs w:val="18"/>
+                <w:lang w:val="undefined"/>
+              </w:rPr>
+              <w:t xml:space="preserve">0.28</w:t>
+            </w:r>
+            <w:r>
+              <w:rPr>
+                <w:rFonts w:ascii="Arial" w:hAnsi="Arial" w:eastAsia="Arial" w:cs="Arial"/>
+                <w:b w:val="0"/>
+                <w:bCs w:val="0"/>
+                <w:sz w:val="18"/>
+                <w:szCs w:val="18"/>
+                <w:lang w:val="undefined"/>
+              </w:rPr>
+            </w:r>
+          </w:p>
+        </w:tc>
+        <w:tc>
+          <w:tcPr>
+            <w:tcBorders/>
+            <w:tcMar>
+              <w:left w:w="15" w:type="dxa"/>
+              <w:top w:w="15" w:type="dxa"/>
+              <w:right w:w="15" w:type="dxa"/>
+              <w:bottom w:w="15" w:type="dxa"/>
+            </w:tcMar>
+            <w:tcW w:w="1049" w:type="dxa"/>
+            <w:vAlign w:val="center"/>
+          </w:tcPr>
+          <w:p>
+            <w:pPr>
+              <w:pBdr/>
+              <w:spacing/>
+              <w:ind/>
+              <w:rPr>
+                <w:rFonts w:ascii="Arial" w:hAnsi="Arial" w:eastAsia="Arial" w:cs="Arial"/>
+                <w:b w:val="0"/>
+                <w:bCs w:val="0"/>
+                <w:sz w:val="18"/>
+                <w:szCs w:val="18"/>
+                <w14:ligatures w14:val="none"/>
+              </w:rPr>
+            </w:pPr>
+            <w:r>
+              <w:rPr>
+                <w:rFonts w:ascii="Arial" w:hAnsi="Arial" w:eastAsia="Arial" w:cs="Arial"/>
+                <w:b w:val="0"/>
+                <w:bCs w:val="0"/>
+                <w:sz w:val="18"/>
+                <w:szCs w:val="18"/>
+                <w:lang w:val="undefined"/>
+              </w:rPr>
+              <w:t xml:space="preserve">0.30</w:t>
+            </w:r>
+            <w:r>
+              <w:rPr>
+                <w:rFonts w:ascii="Arial" w:hAnsi="Arial" w:eastAsia="Arial" w:cs="Arial"/>
+                <w:b w:val="0"/>
+                <w:bCs w:val="0"/>
+                <w:sz w:val="18"/>
+                <w:szCs w:val="18"/>
+                <w:lang w:val="undefined"/>
+              </w:rPr>
+            </w:r>
+          </w:p>
+        </w:tc>
+        <w:tc>
+          <w:tcPr>
+            <w:tcBorders/>
+            <w:tcMar>
+              <w:left w:w="15" w:type="dxa"/>
+              <w:top w:w="15" w:type="dxa"/>
+              <w:right w:w="15" w:type="dxa"/>
+              <w:bottom w:w="15" w:type="dxa"/>
+            </w:tcMar>
+            <w:tcW w:w="636" w:type="dxa"/>
+            <w:vAlign w:val="center"/>
+          </w:tcPr>
+          <w:p>
+            <w:pPr>
+              <w:pBdr/>
+              <w:spacing/>
+              <w:ind/>
+              <w:rPr>
+                <w:rFonts w:ascii="Arial" w:hAnsi="Arial" w:eastAsia="Arial" w:cs="Arial"/>
+                <w:b w:val="0"/>
+                <w:bCs w:val="0"/>
+                <w:sz w:val="18"/>
+                <w:szCs w:val="18"/>
+                <w14:ligatures w14:val="none"/>
+              </w:rPr>
+            </w:pPr>
+            <w:r>
+              <w:rPr>
+                <w:rFonts w:ascii="Arial" w:hAnsi="Arial" w:eastAsia="Arial" w:cs="Arial"/>
+                <w:b w:val="0"/>
+                <w:bCs w:val="0"/>
+                <w:sz w:val="18"/>
+                <w:szCs w:val="18"/>
+                <w:lang w:val="undefined"/>
+              </w:rPr>
+              <w:t xml:space="preserve">0.084</w:t>
+            </w:r>
+            <w:r>
+              <w:rPr>
+                <w:rFonts w:ascii="Arial" w:hAnsi="Arial" w:eastAsia="Arial" w:cs="Arial"/>
+                <w:b w:val="0"/>
+                <w:bCs w:val="0"/>
+                <w:sz w:val="18"/>
+                <w:szCs w:val="18"/>
+                <w:lang w:val="undefined"/>
+              </w:rPr>
+            </w:r>
+          </w:p>
+        </w:tc>
+        <w:tc>
+          <w:tcPr>
+            <w:tcBorders/>
+            <w:tcMar>
+              <w:left w:w="15" w:type="dxa"/>
+              <w:top w:w="15" w:type="dxa"/>
+              <w:right w:w="15" w:type="dxa"/>
+              <w:bottom w:w="15" w:type="dxa"/>
+            </w:tcMar>
+            <w:tcW w:w="1114" w:type="dxa"/>
+            <w:vAlign w:val="center"/>
+          </w:tcPr>
+          <w:p>
+            <w:pPr>
+              <w:pBdr/>
+              <w:spacing/>
+              <w:ind/>
+              <w:rPr>
+                <w:rFonts w:ascii="Arial" w:hAnsi="Arial" w:eastAsia="Arial" w:cs="Arial"/>
+                <w:b w:val="0"/>
+                <w:bCs w:val="0"/>
+                <w:sz w:val="18"/>
+                <w:szCs w:val="18"/>
+                <w14:ligatures w14:val="none"/>
+              </w:rPr>
+            </w:pPr>
+            <w:r>
+              <w:rPr>
+                <w:rFonts w:ascii="Arial" w:hAnsi="Arial" w:eastAsia="Arial" w:cs="Arial"/>
+                <w:b w:val="0"/>
+                <w:bCs w:val="0"/>
+                <w:sz w:val="18"/>
+                <w:szCs w:val="18"/>
+                <w:lang w:val="undefined"/>
+              </w:rPr>
+              <w:t xml:space="preserve">0.270</w:t>
+            </w:r>
+            <w:r>
+              <w:rPr>
+                <w:rFonts w:ascii="Arial" w:hAnsi="Arial" w:eastAsia="Arial" w:cs="Arial"/>
+                <w:b w:val="0"/>
+                <w:bCs w:val="0"/>
+                <w:sz w:val="18"/>
+                <w:szCs w:val="18"/>
+                <w:lang w:val="undefined"/>
+              </w:rPr>
+            </w:r>
+          </w:p>
+        </w:tc>
+        <w:tc>
+          <w:tcPr>
+            <w:tcBorders/>
+            <w:tcMar>
+              <w:left w:w="15" w:type="dxa"/>
+              <w:top w:w="15" w:type="dxa"/>
+              <w:right w:w="15" w:type="dxa"/>
+              <w:bottom w:w="15" w:type="dxa"/>
+            </w:tcMar>
+            <w:tcW w:w="1049" w:type="dxa"/>
+            <w:vAlign w:val="center"/>
+          </w:tcPr>
+          <w:p>
+            <w:pPr>
+              <w:pBdr/>
+              <w:spacing/>
+              <w:ind/>
+              <w:rPr>
+                <w:rFonts w:ascii="Arial" w:hAnsi="Arial" w:eastAsia="Arial" w:cs="Arial"/>
+                <w:b w:val="0"/>
+                <w:bCs w:val="0"/>
+                <w:sz w:val="18"/>
+                <w:szCs w:val="18"/>
+                <w14:ligatures w14:val="none"/>
+              </w:rPr>
+            </w:pPr>
+            <w:r>
+              <w:rPr>
+                <w:rFonts w:ascii="Arial" w:hAnsi="Arial" w:eastAsia="Arial" w:cs="Arial"/>
+                <w:b w:val="0"/>
+                <w:bCs w:val="0"/>
+                <w:sz w:val="18"/>
+                <w:szCs w:val="18"/>
+                <w:lang w:val="undefined"/>
+              </w:rPr>
+              <w:t xml:space="preserve">69%</w:t>
+            </w:r>
+            <w:r>
+              <w:rPr>
+                <w:rFonts w:ascii="Arial" w:hAnsi="Arial" w:eastAsia="Arial" w:cs="Arial"/>
+                <w:b w:val="0"/>
+                <w:bCs w:val="0"/>
+                <w:sz w:val="18"/>
+                <w:szCs w:val="18"/>
+                <w:lang w:val="undefined"/>
+              </w:rPr>
+            </w:r>
+          </w:p>
+        </w:tc>
+        <w:tc>
+          <w:tcPr>
+            <w:tcBorders/>
+            <w:tcMar>
+              <w:left w:w="15" w:type="dxa"/>
+              <w:top w:w="15" w:type="dxa"/>
+              <w:right w:w="15" w:type="dxa"/>
+              <w:bottom w:w="15" w:type="dxa"/>
+            </w:tcMar>
+            <w:tcW w:w="598" w:type="dxa"/>
+            <w:vAlign w:val="center"/>
+          </w:tcPr>
+          <w:p>
+            <w:pPr>
+              <w:pBdr/>
+              <w:spacing/>
+              <w:ind/>
+              <w:rPr>
+                <w:rFonts w:ascii="Arial" w:hAnsi="Arial" w:eastAsia="Arial" w:cs="Arial"/>
+                <w:b w:val="0"/>
+                <w:bCs w:val="0"/>
+                <w:sz w:val="18"/>
+                <w:szCs w:val="18"/>
+                <w14:ligatures w14:val="none"/>
+              </w:rPr>
+            </w:pPr>
+            <w:r>
+              <w:rPr>
+                <w:rFonts w:ascii="Arial" w:hAnsi="Arial" w:eastAsia="Arial" w:cs="Arial"/>
+                <w:b w:val="0"/>
+                <w:bCs w:val="0"/>
+                <w:sz w:val="18"/>
+                <w:szCs w:val="18"/>
+                <w:lang w:val="undefined"/>
+              </w:rPr>
+              <w:t xml:space="preserve">0.9</w:t>
+            </w:r>
+            <w:r>
+              <w:rPr>
+                <w:rFonts w:ascii="Arial" w:hAnsi="Arial" w:eastAsia="Arial" w:cs="Arial"/>
+                <w:b w:val="0"/>
+                <w:bCs w:val="0"/>
+                <w:sz w:val="18"/>
+                <w:szCs w:val="18"/>
+                <w:lang w:val="undefined"/>
+              </w:rPr>
+            </w:r>
+          </w:p>
+        </w:tc>
+        <w:tc>
+          <w:tcPr>
+            <w:tcBorders/>
+            <w:tcMar>
+              <w:left w:w="15" w:type="dxa"/>
+              <w:top w:w="15" w:type="dxa"/>
+              <w:right w:w="15" w:type="dxa"/>
+              <w:bottom w:w="15" w:type="dxa"/>
+            </w:tcMar>
+            <w:tcW w:w="1062" w:type="dxa"/>
+            <w:vAlign w:val="center"/>
+          </w:tcPr>
+          <w:p>
+            <w:pPr>
+              <w:pBdr/>
+              <w:spacing/>
+              <w:ind/>
+              <w:rPr>
+                <w:rFonts w:ascii="Arial" w:hAnsi="Arial" w:eastAsia="Arial" w:cs="Arial"/>
+                <w:b w:val="0"/>
+                <w:bCs w:val="0"/>
+                <w:sz w:val="18"/>
+                <w:szCs w:val="18"/>
+                <w14:ligatures w14:val="none"/>
+              </w:rPr>
+            </w:pPr>
+            <w:r>
+              <w:rPr>
+                <w:rFonts w:ascii="Arial" w:hAnsi="Arial" w:eastAsia="Arial" w:cs="Arial"/>
+                <w:b w:val="0"/>
+                <w:bCs w:val="0"/>
+                <w:sz w:val="18"/>
+                <w:szCs w:val="18"/>
+                <w:lang w:val="undefined"/>
+              </w:rPr>
+              <w:t xml:space="preserve">150 × 0.37 × 0.9 × 0.084 = </w:t>
+            </w:r>
+            <w:r>
+              <w:rPr>
+                <w:rFonts w:ascii="Arial" w:hAnsi="Arial" w:eastAsia="Arial" w:cs="Arial"/>
+                <w:b w:val="0"/>
+                <w:bCs w:val="0"/>
+                <w:sz w:val="18"/>
+                <w:szCs w:val="18"/>
+                <w:lang w:val="undefined"/>
+              </w:rPr>
+              <w:t xml:space="preserve">4.2</w:t>
+            </w:r>
+            <w:r>
+              <w:rPr>
+                <w:rFonts w:ascii="Arial" w:hAnsi="Arial" w:eastAsia="Arial" w:cs="Arial"/>
+                <w:b w:val="0"/>
+                <w:bCs w:val="0"/>
+                <w:sz w:val="18"/>
+                <w:szCs w:val="18"/>
+                <w:lang w:val="undefined"/>
+              </w:rPr>
+            </w:r>
+          </w:p>
+        </w:tc>
+        <w:tc>
+          <w:tcPr>
+            <w:tcBorders/>
+            <w:tcMar>
+              <w:left w:w="15" w:type="dxa"/>
+              <w:top w:w="15" w:type="dxa"/>
+              <w:right w:w="15" w:type="dxa"/>
+              <w:bottom w:w="15" w:type="dxa"/>
+            </w:tcMar>
+            <w:tcW w:w="869" w:type="dxa"/>
+            <w:vAlign w:val="center"/>
+          </w:tcPr>
+          <w:p>
+            <w:pPr>
+              <w:pBdr/>
+              <w:spacing/>
+              <w:ind/>
+              <w:rPr>
+                <w:rFonts w:ascii="Arial" w:hAnsi="Arial" w:eastAsia="Arial" w:cs="Arial"/>
+                <w:b w:val="0"/>
+                <w:bCs w:val="0"/>
+                <w:sz w:val="18"/>
+                <w:szCs w:val="18"/>
+                <w14:ligatures w14:val="none"/>
+              </w:rPr>
+            </w:pPr>
+            <w:r>
+              <w:rPr>
+                <w:rFonts w:ascii="Arial" w:hAnsi="Arial" w:eastAsia="Arial" w:cs="Arial"/>
+                <w:b w:val="0"/>
+                <w:bCs w:val="0"/>
+                <w:sz w:val="18"/>
+                <w:szCs w:val="18"/>
+                <w:lang w:val="undefined"/>
+              </w:rPr>
+              <w:t xml:space="preserve">9.3</w:t>
+            </w:r>
+            <w:r>
+              <w:rPr>
+                <w:rFonts w:ascii="Arial" w:hAnsi="Arial" w:eastAsia="Arial" w:cs="Arial"/>
+                <w:b w:val="0"/>
+                <w:bCs w:val="0"/>
+                <w:sz w:val="18"/>
+                <w:szCs w:val="18"/>
+                <w:lang w:val="undefined"/>
+              </w:rPr>
+            </w:r>
+          </w:p>
+        </w:tc>
+      </w:tr>
+      <w:tr>
+        <w:trPr/>
+        <w:tc>
+          <w:tcPr>
+            <w:tcBorders/>
+            <w:tcMar>
+              <w:left w:w="15" w:type="dxa"/>
+              <w:top w:w="15" w:type="dxa"/>
+              <w:right w:w="15" w:type="dxa"/>
+              <w:bottom w:w="15" w:type="dxa"/>
+            </w:tcMar>
+            <w:tcW w:w="969" w:type="dxa"/>
+            <w:vAlign w:val="center"/>
+          </w:tcPr>
+          <w:p>
+            <w:pPr>
+              <w:pBdr/>
+              <w:spacing/>
+              <w:ind/>
+              <w:rPr>
+                <w:rFonts w:ascii="Arial" w:hAnsi="Arial" w:eastAsia="Arial" w:cs="Arial"/>
+                <w:b/>
+                <w:bCs/>
+                <w:sz w:val="18"/>
+                <w:szCs w:val="18"/>
+                <w14:ligatures w14:val="none"/>
+              </w:rPr>
+            </w:pPr>
+            <w:r>
+              <w:rPr>
+                <w:rFonts w:ascii="Arial" w:hAnsi="Arial" w:eastAsia="Arial" w:cs="Arial"/>
+                <w:b/>
+                <w:bCs/>
+                <w:sz w:val="18"/>
+                <w:szCs w:val="18"/>
+                <w:lang w:val="undefined"/>
+              </w:rPr>
+              <w:t xml:space="preserve">Moderate</w:t>
+            </w:r>
+            <w:r>
+              <w:rPr>
+                <w:rFonts w:ascii="Arial" w:hAnsi="Arial" w:eastAsia="Arial" w:cs="Arial"/>
+                <w:b/>
+                <w:bCs/>
+                <w:sz w:val="18"/>
+                <w:szCs w:val="18"/>
+                <w:lang w:val="undefined"/>
+              </w:rPr>
+            </w:r>
+          </w:p>
+        </w:tc>
+        <w:tc>
+          <w:tcPr>
+            <w:tcBorders/>
+            <w:tcMar>
+              <w:left w:w="15" w:type="dxa"/>
+              <w:top w:w="15" w:type="dxa"/>
+              <w:right w:w="15" w:type="dxa"/>
+              <w:bottom w:w="15" w:type="dxa"/>
+            </w:tcMar>
+            <w:tcW w:w="484" w:type="dxa"/>
+            <w:vAlign w:val="center"/>
+          </w:tcPr>
+          <w:p>
+            <w:pPr>
+              <w:pBdr/>
+              <w:spacing/>
+              <w:ind/>
+              <w:rPr>
+                <w:rFonts w:ascii="Arial" w:hAnsi="Arial" w:eastAsia="Arial" w:cs="Arial"/>
+                <w:b w:val="0"/>
+                <w:bCs w:val="0"/>
+                <w:sz w:val="18"/>
+                <w:szCs w:val="18"/>
+                <w14:ligatures w14:val="none"/>
+              </w:rPr>
+            </w:pPr>
+            <w:r>
+              <w:rPr>
+                <w:rFonts w:ascii="Arial" w:hAnsi="Arial" w:eastAsia="Arial" w:cs="Arial"/>
+                <w:b w:val="0"/>
+                <w:bCs w:val="0"/>
+                <w:sz w:val="18"/>
+                <w:szCs w:val="18"/>
+                <w:lang w:val="undefined"/>
+              </w:rPr>
+              <w:t xml:space="preserve">28%</w:t>
+            </w:r>
+            <w:r>
+              <w:rPr>
+                <w:rFonts w:ascii="Arial" w:hAnsi="Arial" w:eastAsia="Arial" w:cs="Arial"/>
+                <w:b w:val="0"/>
+                <w:bCs w:val="0"/>
+                <w:sz w:val="18"/>
+                <w:szCs w:val="18"/>
+                <w:lang w:val="undefined"/>
+              </w:rPr>
+            </w:r>
+          </w:p>
+        </w:tc>
+        <w:tc>
+          <w:tcPr>
+            <w:tcBorders/>
+            <w:tcMar>
+              <w:left w:w="15" w:type="dxa"/>
+              <w:top w:w="15" w:type="dxa"/>
+              <w:right w:w="15" w:type="dxa"/>
+              <w:bottom w:w="15" w:type="dxa"/>
+            </w:tcMar>
+            <w:tcW w:w="623" w:type="dxa"/>
+            <w:vAlign w:val="center"/>
+          </w:tcPr>
+          <w:p>
+            <w:pPr>
+              <w:pBdr/>
+              <w:spacing/>
+              <w:ind/>
+              <w:rPr>
+                <w:rFonts w:ascii="Arial" w:hAnsi="Arial" w:eastAsia="Arial" w:cs="Arial"/>
+                <w:b w:val="0"/>
+                <w:bCs w:val="0"/>
+                <w:sz w:val="18"/>
+                <w:szCs w:val="18"/>
+                <w14:ligatures w14:val="none"/>
+              </w:rPr>
+            </w:pPr>
+            <w:r>
+              <w:rPr>
+                <w:rFonts w:ascii="Arial" w:hAnsi="Arial" w:eastAsia="Arial" w:cs="Arial"/>
+                <w:b w:val="0"/>
+                <w:bCs w:val="0"/>
+                <w:sz w:val="18"/>
+                <w:szCs w:val="18"/>
+                <w:lang w:val="undefined"/>
+              </w:rPr>
+              <w:t xml:space="preserve">0.38</w:t>
+            </w:r>
+            <w:r>
+              <w:rPr>
+                <w:rFonts w:ascii="Arial" w:hAnsi="Arial" w:eastAsia="Arial" w:cs="Arial"/>
+                <w:b w:val="0"/>
+                <w:bCs w:val="0"/>
+                <w:sz w:val="18"/>
+                <w:szCs w:val="18"/>
+                <w:lang w:val="undefined"/>
+              </w:rPr>
+            </w:r>
+          </w:p>
+        </w:tc>
+        <w:tc>
+          <w:tcPr>
+            <w:tcBorders/>
+            <w:tcMar>
+              <w:left w:w="15" w:type="dxa"/>
+              <w:top w:w="15" w:type="dxa"/>
+              <w:right w:w="15" w:type="dxa"/>
+              <w:bottom w:w="15" w:type="dxa"/>
+            </w:tcMar>
+            <w:tcW w:w="907" w:type="dxa"/>
+            <w:vAlign w:val="center"/>
+          </w:tcPr>
+          <w:p>
+            <w:pPr>
+              <w:pBdr/>
+              <w:spacing/>
+              <w:ind/>
+              <w:rPr>
+                <w:rFonts w:ascii="Arial" w:hAnsi="Arial" w:eastAsia="Arial" w:cs="Arial"/>
+                <w:b w:val="0"/>
+                <w:bCs w:val="0"/>
+                <w:sz w:val="18"/>
+                <w:szCs w:val="18"/>
+                <w14:ligatures w14:val="none"/>
+              </w:rPr>
+            </w:pPr>
+            <w:r>
+              <w:rPr>
+                <w:rFonts w:ascii="Arial" w:hAnsi="Arial" w:eastAsia="Arial" w:cs="Arial"/>
+                <w:b w:val="0"/>
+                <w:bCs w:val="0"/>
+                <w:sz w:val="18"/>
+                <w:szCs w:val="18"/>
+                <w:lang w:val="undefined"/>
+              </w:rPr>
+              <w:t xml:space="preserve">0.38</w:t>
+            </w:r>
+            <w:r>
+              <w:rPr>
+                <w:rFonts w:ascii="Arial" w:hAnsi="Arial" w:eastAsia="Arial" w:cs="Arial"/>
+                <w:b w:val="0"/>
+                <w:bCs w:val="0"/>
+                <w:sz w:val="18"/>
+                <w:szCs w:val="18"/>
+                <w:lang w:val="undefined"/>
+              </w:rPr>
+            </w:r>
+          </w:p>
+        </w:tc>
+        <w:tc>
+          <w:tcPr>
+            <w:tcBorders/>
+            <w:tcMar>
+              <w:left w:w="15" w:type="dxa"/>
+              <w:top w:w="15" w:type="dxa"/>
+              <w:right w:w="15" w:type="dxa"/>
+              <w:bottom w:w="15" w:type="dxa"/>
+            </w:tcMar>
+            <w:tcW w:w="1049" w:type="dxa"/>
+            <w:vAlign w:val="center"/>
+          </w:tcPr>
+          <w:p>
+            <w:pPr>
+              <w:pBdr/>
+              <w:spacing/>
+              <w:ind/>
+              <w:rPr>
+                <w:rFonts w:ascii="Arial" w:hAnsi="Arial" w:eastAsia="Arial" w:cs="Arial"/>
+                <w:b w:val="0"/>
+                <w:bCs w:val="0"/>
+                <w:sz w:val="18"/>
+                <w:szCs w:val="18"/>
+                <w14:ligatures w14:val="none"/>
+              </w:rPr>
+            </w:pPr>
+            <w:r>
+              <w:rPr>
+                <w:rFonts w:ascii="Arial" w:hAnsi="Arial" w:eastAsia="Arial" w:cs="Arial"/>
+                <w:b w:val="0"/>
+                <w:bCs w:val="0"/>
+                <w:sz w:val="18"/>
+                <w:szCs w:val="18"/>
+                <w:lang w:val="undefined"/>
+              </w:rPr>
+              <w:t xml:space="preserve">0.30</w:t>
+            </w:r>
+            <w:r>
+              <w:rPr>
+                <w:rFonts w:ascii="Arial" w:hAnsi="Arial" w:eastAsia="Arial" w:cs="Arial"/>
+                <w:b w:val="0"/>
+                <w:bCs w:val="0"/>
+                <w:sz w:val="18"/>
+                <w:szCs w:val="18"/>
+                <w:lang w:val="undefined"/>
+              </w:rPr>
+            </w:r>
+          </w:p>
+        </w:tc>
+        <w:tc>
+          <w:tcPr>
+            <w:tcBorders/>
+            <w:tcMar>
+              <w:left w:w="15" w:type="dxa"/>
+              <w:top w:w="15" w:type="dxa"/>
+              <w:right w:w="15" w:type="dxa"/>
+              <w:bottom w:w="15" w:type="dxa"/>
+            </w:tcMar>
+            <w:tcW w:w="636" w:type="dxa"/>
+            <w:vAlign w:val="center"/>
+          </w:tcPr>
+          <w:p>
+            <w:pPr>
+              <w:pBdr/>
+              <w:spacing/>
+              <w:ind/>
+              <w:rPr>
+                <w:rFonts w:ascii="Arial" w:hAnsi="Arial" w:eastAsia="Arial" w:cs="Arial"/>
+                <w:b w:val="0"/>
+                <w:bCs w:val="0"/>
+                <w:sz w:val="18"/>
+                <w:szCs w:val="18"/>
+                <w14:ligatures w14:val="none"/>
+              </w:rPr>
+            </w:pPr>
+            <w:r>
+              <w:rPr>
+                <w:rFonts w:ascii="Arial" w:hAnsi="Arial" w:eastAsia="Arial" w:cs="Arial"/>
+                <w:b w:val="0"/>
+                <w:bCs w:val="0"/>
+                <w:sz w:val="18"/>
+                <w:szCs w:val="18"/>
+                <w:lang w:val="undefined"/>
+              </w:rPr>
+              <w:t xml:space="preserve">0.114</w:t>
+            </w:r>
+            <w:r>
+              <w:rPr>
+                <w:rFonts w:ascii="Arial" w:hAnsi="Arial" w:eastAsia="Arial" w:cs="Arial"/>
+                <w:b w:val="0"/>
+                <w:bCs w:val="0"/>
+                <w:sz w:val="18"/>
+                <w:szCs w:val="18"/>
+                <w:lang w:val="undefined"/>
+              </w:rPr>
+            </w:r>
+          </w:p>
+        </w:tc>
+        <w:tc>
+          <w:tcPr>
+            <w:tcBorders/>
+            <w:tcMar>
+              <w:left w:w="15" w:type="dxa"/>
+              <w:top w:w="15" w:type="dxa"/>
+              <w:right w:w="15" w:type="dxa"/>
+              <w:bottom w:w="15" w:type="dxa"/>
+            </w:tcMar>
+            <w:tcW w:w="1114" w:type="dxa"/>
+            <w:vAlign w:val="center"/>
+          </w:tcPr>
+          <w:p>
+            <w:pPr>
+              <w:pBdr/>
+              <w:spacing/>
+              <w:ind/>
+              <w:rPr>
+                <w:rFonts w:ascii="Arial" w:hAnsi="Arial" w:eastAsia="Arial" w:cs="Arial"/>
+                <w:b w:val="0"/>
+                <w:bCs w:val="0"/>
+                <w:sz w:val="18"/>
+                <w:szCs w:val="18"/>
+                <w14:ligatures w14:val="none"/>
+              </w:rPr>
+            </w:pPr>
+            <w:r>
+              <w:rPr>
+                <w:rFonts w:ascii="Arial" w:hAnsi="Arial" w:eastAsia="Arial" w:cs="Arial"/>
+                <w:b w:val="0"/>
+                <w:bCs w:val="0"/>
+                <w:sz w:val="18"/>
+                <w:szCs w:val="18"/>
+                <w:lang w:val="undefined"/>
+              </w:rPr>
+              <w:t xml:space="preserve">0.270</w:t>
+            </w:r>
+            <w:r>
+              <w:rPr>
+                <w:rFonts w:ascii="Arial" w:hAnsi="Arial" w:eastAsia="Arial" w:cs="Arial"/>
+                <w:b w:val="0"/>
+                <w:bCs w:val="0"/>
+                <w:sz w:val="18"/>
+                <w:szCs w:val="18"/>
+                <w:lang w:val="undefined"/>
+              </w:rPr>
+            </w:r>
+          </w:p>
+        </w:tc>
+        <w:tc>
+          <w:tcPr>
+            <w:tcBorders/>
+            <w:tcMar>
+              <w:left w:w="15" w:type="dxa"/>
+              <w:top w:w="15" w:type="dxa"/>
+              <w:right w:w="15" w:type="dxa"/>
+              <w:bottom w:w="15" w:type="dxa"/>
+            </w:tcMar>
+            <w:tcW w:w="1049" w:type="dxa"/>
+            <w:vAlign w:val="center"/>
+          </w:tcPr>
+          <w:p>
+            <w:pPr>
+              <w:pBdr/>
+              <w:spacing/>
+              <w:ind/>
+              <w:rPr>
+                <w:rFonts w:ascii="Arial" w:hAnsi="Arial" w:eastAsia="Arial" w:cs="Arial"/>
+                <w:b w:val="0"/>
+                <w:bCs w:val="0"/>
+                <w:sz w:val="18"/>
+                <w:szCs w:val="18"/>
+                <w14:ligatures w14:val="none"/>
+              </w:rPr>
+            </w:pPr>
+            <w:r>
+              <w:rPr>
+                <w:rFonts w:ascii="Arial" w:hAnsi="Arial" w:eastAsia="Arial" w:cs="Arial"/>
+                <w:b w:val="0"/>
+                <w:bCs w:val="0"/>
+                <w:sz w:val="18"/>
+                <w:szCs w:val="18"/>
+                <w:lang w:val="undefined"/>
+              </w:rPr>
+              <w:t xml:space="preserve">58%</w:t>
+            </w:r>
+            <w:r>
+              <w:rPr>
+                <w:rFonts w:ascii="Arial" w:hAnsi="Arial" w:eastAsia="Arial" w:cs="Arial"/>
+                <w:b w:val="0"/>
+                <w:bCs w:val="0"/>
+                <w:sz w:val="18"/>
+                <w:szCs w:val="18"/>
+                <w:lang w:val="undefined"/>
+              </w:rPr>
+            </w:r>
+          </w:p>
+        </w:tc>
+        <w:tc>
+          <w:tcPr>
+            <w:tcBorders/>
+            <w:tcMar>
+              <w:left w:w="15" w:type="dxa"/>
+              <w:top w:w="15" w:type="dxa"/>
+              <w:right w:w="15" w:type="dxa"/>
+              <w:bottom w:w="15" w:type="dxa"/>
+            </w:tcMar>
+            <w:tcW w:w="598" w:type="dxa"/>
+            <w:vAlign w:val="center"/>
+          </w:tcPr>
+          <w:p>
+            <w:pPr>
+              <w:pBdr/>
+              <w:spacing/>
+              <w:ind/>
+              <w:rPr>
+                <w:rFonts w:ascii="Arial" w:hAnsi="Arial" w:eastAsia="Arial" w:cs="Arial"/>
+                <w:b w:val="0"/>
+                <w:bCs w:val="0"/>
+                <w:sz w:val="18"/>
+                <w:szCs w:val="18"/>
+                <w14:ligatures w14:val="none"/>
+              </w:rPr>
+            </w:pPr>
+            <w:r>
+              <w:rPr>
+                <w:rFonts w:ascii="Arial" w:hAnsi="Arial" w:eastAsia="Arial" w:cs="Arial"/>
+                <w:b w:val="0"/>
+                <w:bCs w:val="0"/>
+                <w:sz w:val="18"/>
+                <w:szCs w:val="18"/>
+                <w:lang w:val="undefined"/>
+              </w:rPr>
+              <w:t xml:space="preserve">2.1</w:t>
+            </w:r>
+            <w:r>
+              <w:rPr>
+                <w:rFonts w:ascii="Arial" w:hAnsi="Arial" w:eastAsia="Arial" w:cs="Arial"/>
+                <w:b w:val="0"/>
+                <w:bCs w:val="0"/>
+                <w:sz w:val="18"/>
+                <w:szCs w:val="18"/>
+                <w:lang w:val="undefined"/>
+              </w:rPr>
+            </w:r>
+          </w:p>
+        </w:tc>
+        <w:tc>
+          <w:tcPr>
+            <w:tcBorders/>
+            <w:tcMar>
+              <w:left w:w="15" w:type="dxa"/>
+              <w:top w:w="15" w:type="dxa"/>
+              <w:right w:w="15" w:type="dxa"/>
+              <w:bottom w:w="15" w:type="dxa"/>
+            </w:tcMar>
+            <w:tcW w:w="1062" w:type="dxa"/>
+            <w:vAlign w:val="center"/>
+          </w:tcPr>
+          <w:p>
+            <w:pPr>
+              <w:pBdr/>
+              <w:spacing/>
+              <w:ind/>
+              <w:rPr>
+                <w:rFonts w:ascii="Arial" w:hAnsi="Arial" w:eastAsia="Arial" w:cs="Arial"/>
+                <w:b w:val="0"/>
+                <w:bCs w:val="0"/>
+                <w:sz w:val="18"/>
+                <w:szCs w:val="18"/>
+                <w14:ligatures w14:val="none"/>
+              </w:rPr>
+            </w:pPr>
+            <w:r>
+              <w:rPr>
+                <w:rFonts w:ascii="Arial" w:hAnsi="Arial" w:eastAsia="Arial" w:cs="Arial"/>
+                <w:b w:val="0"/>
+                <w:bCs w:val="0"/>
+                <w:sz w:val="18"/>
+                <w:szCs w:val="18"/>
+                <w:lang w:val="undefined"/>
+              </w:rPr>
+              <w:t xml:space="preserve">150 × 0.37 × 2.1 × 0.114 = </w:t>
+            </w:r>
+            <w:r>
+              <w:rPr>
+                <w:rFonts w:ascii="Arial" w:hAnsi="Arial" w:eastAsia="Arial" w:cs="Arial"/>
+                <w:b w:val="0"/>
+                <w:bCs w:val="0"/>
+                <w:sz w:val="18"/>
+                <w:szCs w:val="18"/>
+                <w:lang w:val="undefined"/>
+              </w:rPr>
+              <w:t xml:space="preserve">13.3</w:t>
+            </w:r>
+            <w:r>
+              <w:rPr>
+                <w:rFonts w:ascii="Arial" w:hAnsi="Arial" w:eastAsia="Arial" w:cs="Arial"/>
+                <w:b w:val="0"/>
+                <w:bCs w:val="0"/>
+                <w:sz w:val="18"/>
+                <w:szCs w:val="18"/>
+                <w:lang w:val="undefined"/>
+              </w:rPr>
+            </w:r>
+          </w:p>
+        </w:tc>
+        <w:tc>
+          <w:tcPr>
+            <w:tcBorders/>
+            <w:tcMar>
+              <w:left w:w="15" w:type="dxa"/>
+              <w:top w:w="15" w:type="dxa"/>
+              <w:right w:w="15" w:type="dxa"/>
+              <w:bottom w:w="15" w:type="dxa"/>
+            </w:tcMar>
+            <w:tcW w:w="869" w:type="dxa"/>
+            <w:vAlign w:val="center"/>
+          </w:tcPr>
+          <w:p>
+            <w:pPr>
+              <w:pBdr/>
+              <w:spacing/>
+              <w:ind/>
+              <w:rPr>
+                <w:rFonts w:ascii="Arial" w:hAnsi="Arial" w:eastAsia="Arial" w:cs="Arial"/>
+                <w:b w:val="0"/>
+                <w:bCs w:val="0"/>
+                <w:sz w:val="18"/>
+                <w:szCs w:val="18"/>
+                <w14:ligatures w14:val="none"/>
+              </w:rPr>
+            </w:pPr>
+            <w:r>
+              <w:rPr>
+                <w:rFonts w:ascii="Arial" w:hAnsi="Arial" w:eastAsia="Arial" w:cs="Arial"/>
+                <w:b w:val="0"/>
+                <w:bCs w:val="0"/>
+                <w:sz w:val="18"/>
+                <w:szCs w:val="18"/>
+                <w:lang w:val="undefined"/>
+              </w:rPr>
+              <w:t xml:space="preserve">18.3</w:t>
+            </w:r>
+            <w:r>
+              <w:rPr>
+                <w:rFonts w:ascii="Arial" w:hAnsi="Arial" w:eastAsia="Arial" w:cs="Arial"/>
+                <w:b w:val="0"/>
+                <w:bCs w:val="0"/>
+                <w:sz w:val="18"/>
+                <w:szCs w:val="18"/>
+                <w:lang w:val="undefined"/>
+              </w:rPr>
+            </w:r>
+          </w:p>
+        </w:tc>
+      </w:tr>
+      <w:tr>
+        <w:trPr/>
+        <w:tc>
+          <w:tcPr>
+            <w:tcBorders/>
+            <w:tcMar>
+              <w:left w:w="15" w:type="dxa"/>
+              <w:top w:w="15" w:type="dxa"/>
+              <w:right w:w="15" w:type="dxa"/>
+              <w:bottom w:w="15" w:type="dxa"/>
+            </w:tcMar>
+            <w:tcW w:w="969" w:type="dxa"/>
+            <w:vAlign w:val="center"/>
+          </w:tcPr>
+          <w:p>
+            <w:pPr>
+              <w:pBdr/>
+              <w:spacing/>
+              <w:ind/>
+              <w:rPr>
+                <w:rFonts w:ascii="Arial" w:hAnsi="Arial" w:eastAsia="Arial" w:cs="Arial"/>
+                <w:b/>
+                <w:bCs/>
+                <w:sz w:val="18"/>
+                <w:szCs w:val="18"/>
+                <w14:ligatures w14:val="none"/>
+              </w:rPr>
+            </w:pPr>
+            <w:r>
+              <w:rPr>
+                <w:rFonts w:ascii="Arial" w:hAnsi="Arial" w:eastAsia="Arial" w:cs="Arial"/>
+                <w:b/>
+                <w:bCs/>
+                <w:sz w:val="18"/>
+                <w:szCs w:val="18"/>
+                <w:lang w:val="undefined"/>
+              </w:rPr>
+              <w:t xml:space="preserve">High</w:t>
+            </w:r>
+            <w:r>
+              <w:rPr>
+                <w:rFonts w:ascii="Arial" w:hAnsi="Arial" w:eastAsia="Arial" w:cs="Arial"/>
+                <w:b/>
+                <w:bCs/>
+                <w:sz w:val="18"/>
+                <w:szCs w:val="18"/>
+                <w:lang w:val="undefined"/>
+              </w:rPr>
+            </w:r>
+          </w:p>
+        </w:tc>
+        <w:tc>
+          <w:tcPr>
+            <w:tcBorders/>
+            <w:tcMar>
+              <w:left w:w="15" w:type="dxa"/>
+              <w:top w:w="15" w:type="dxa"/>
+              <w:right w:w="15" w:type="dxa"/>
+              <w:bottom w:w="15" w:type="dxa"/>
+            </w:tcMar>
+            <w:tcW w:w="484" w:type="dxa"/>
+            <w:vAlign w:val="center"/>
+          </w:tcPr>
+          <w:p>
+            <w:pPr>
+              <w:pBdr/>
+              <w:spacing/>
+              <w:ind/>
+              <w:rPr>
+                <w:rFonts w:ascii="Arial" w:hAnsi="Arial" w:eastAsia="Arial" w:cs="Arial"/>
+                <w:b w:val="0"/>
+                <w:bCs w:val="0"/>
+                <w:sz w:val="18"/>
+                <w:szCs w:val="18"/>
+                <w14:ligatures w14:val="none"/>
+              </w:rPr>
+            </w:pPr>
+            <w:r>
+              <w:rPr>
+                <w:rFonts w:ascii="Arial" w:hAnsi="Arial" w:eastAsia="Arial" w:cs="Arial"/>
+                <w:b w:val="0"/>
+                <w:bCs w:val="0"/>
+                <w:sz w:val="18"/>
+                <w:szCs w:val="18"/>
+                <w:lang w:val="undefined"/>
+              </w:rPr>
+              <w:t xml:space="preserve">24%</w:t>
+            </w:r>
+            <w:r>
+              <w:rPr>
+                <w:rFonts w:ascii="Arial" w:hAnsi="Arial" w:eastAsia="Arial" w:cs="Arial"/>
+                <w:b w:val="0"/>
+                <w:bCs w:val="0"/>
+                <w:sz w:val="18"/>
+                <w:szCs w:val="18"/>
+                <w:lang w:val="undefined"/>
+              </w:rPr>
+            </w:r>
+          </w:p>
+        </w:tc>
+        <w:tc>
+          <w:tcPr>
+            <w:tcBorders/>
+            <w:tcMar>
+              <w:left w:w="15" w:type="dxa"/>
+              <w:top w:w="15" w:type="dxa"/>
+              <w:right w:w="15" w:type="dxa"/>
+              <w:bottom w:w="15" w:type="dxa"/>
+            </w:tcMar>
+            <w:tcW w:w="623" w:type="dxa"/>
+            <w:vAlign w:val="center"/>
+          </w:tcPr>
+          <w:p>
+            <w:pPr>
+              <w:pBdr/>
+              <w:spacing/>
+              <w:ind/>
+              <w:rPr>
+                <w:rFonts w:ascii="Arial" w:hAnsi="Arial" w:eastAsia="Arial" w:cs="Arial"/>
+                <w:b w:val="0"/>
+                <w:bCs w:val="0"/>
+                <w:sz w:val="18"/>
+                <w:szCs w:val="18"/>
+                <w14:ligatures w14:val="none"/>
+              </w:rPr>
+            </w:pPr>
+            <w:r>
+              <w:rPr>
+                <w:rFonts w:ascii="Arial" w:hAnsi="Arial" w:eastAsia="Arial" w:cs="Arial"/>
+                <w:b w:val="0"/>
+                <w:bCs w:val="0"/>
+                <w:sz w:val="18"/>
+                <w:szCs w:val="18"/>
+                <w:lang w:val="undefined"/>
+              </w:rPr>
+              <w:t xml:space="preserve">0.27</w:t>
+            </w:r>
+            <w:r>
+              <w:rPr>
+                <w:rFonts w:ascii="Arial" w:hAnsi="Arial" w:eastAsia="Arial" w:cs="Arial"/>
+                <w:b w:val="0"/>
+                <w:bCs w:val="0"/>
+                <w:sz w:val="18"/>
+                <w:szCs w:val="18"/>
+                <w:lang w:val="undefined"/>
+              </w:rPr>
+            </w:r>
+          </w:p>
+        </w:tc>
+        <w:tc>
+          <w:tcPr>
+            <w:tcBorders/>
+            <w:tcMar>
+              <w:left w:w="15" w:type="dxa"/>
+              <w:top w:w="15" w:type="dxa"/>
+              <w:right w:w="15" w:type="dxa"/>
+              <w:bottom w:w="15" w:type="dxa"/>
+            </w:tcMar>
+            <w:tcW w:w="907" w:type="dxa"/>
+            <w:vAlign w:val="center"/>
+          </w:tcPr>
+          <w:p>
+            <w:pPr>
+              <w:pBdr/>
+              <w:spacing/>
+              <w:ind/>
+              <w:rPr>
+                <w:rFonts w:ascii="Arial" w:hAnsi="Arial" w:eastAsia="Arial" w:cs="Arial"/>
+                <w:b w:val="0"/>
+                <w:bCs w:val="0"/>
+                <w:sz w:val="18"/>
+                <w:szCs w:val="18"/>
+                <w14:ligatures w14:val="none"/>
+              </w:rPr>
+            </w:pPr>
+            <w:r>
+              <w:rPr>
+                <w:rFonts w:ascii="Arial" w:hAnsi="Arial" w:eastAsia="Arial" w:cs="Arial"/>
+                <w:b w:val="0"/>
+                <w:bCs w:val="0"/>
+                <w:sz w:val="18"/>
+                <w:szCs w:val="18"/>
+                <w:lang w:val="undefined"/>
+              </w:rPr>
+              <w:t xml:space="preserve">0.45</w:t>
+            </w:r>
+            <w:r>
+              <w:rPr>
+                <w:rFonts w:ascii="Arial" w:hAnsi="Arial" w:eastAsia="Arial" w:cs="Arial"/>
+                <w:b w:val="0"/>
+                <w:bCs w:val="0"/>
+                <w:sz w:val="18"/>
+                <w:szCs w:val="18"/>
+                <w:lang w:val="undefined"/>
+              </w:rPr>
+            </w:r>
+          </w:p>
+        </w:tc>
+        <w:tc>
+          <w:tcPr>
+            <w:tcBorders/>
+            <w:tcMar>
+              <w:left w:w="15" w:type="dxa"/>
+              <w:top w:w="15" w:type="dxa"/>
+              <w:right w:w="15" w:type="dxa"/>
+              <w:bottom w:w="15" w:type="dxa"/>
+            </w:tcMar>
+            <w:tcW w:w="1049" w:type="dxa"/>
+            <w:vAlign w:val="center"/>
+          </w:tcPr>
+          <w:p>
+            <w:pPr>
+              <w:pBdr/>
+              <w:spacing/>
+              <w:ind/>
+              <w:rPr>
+                <w:rFonts w:ascii="Arial" w:hAnsi="Arial" w:eastAsia="Arial" w:cs="Arial"/>
+                <w:b w:val="0"/>
+                <w:bCs w:val="0"/>
+                <w:sz w:val="18"/>
+                <w:szCs w:val="18"/>
+                <w14:ligatures w14:val="none"/>
+              </w:rPr>
+            </w:pPr>
+            <w:r>
+              <w:rPr>
+                <w:rFonts w:ascii="Arial" w:hAnsi="Arial" w:eastAsia="Arial" w:cs="Arial"/>
+                <w:b w:val="0"/>
+                <w:bCs w:val="0"/>
+                <w:sz w:val="18"/>
+                <w:szCs w:val="18"/>
+                <w:lang w:val="undefined"/>
+              </w:rPr>
+              <w:t xml:space="preserve">0.30</w:t>
+            </w:r>
+            <w:r>
+              <w:rPr>
+                <w:rFonts w:ascii="Arial" w:hAnsi="Arial" w:eastAsia="Arial" w:cs="Arial"/>
+                <w:b w:val="0"/>
+                <w:bCs w:val="0"/>
+                <w:sz w:val="18"/>
+                <w:szCs w:val="18"/>
+                <w:lang w:val="undefined"/>
+              </w:rPr>
+            </w:r>
+          </w:p>
+        </w:tc>
+        <w:tc>
+          <w:tcPr>
+            <w:tcBorders/>
+            <w:tcMar>
+              <w:left w:w="15" w:type="dxa"/>
+              <w:top w:w="15" w:type="dxa"/>
+              <w:right w:w="15" w:type="dxa"/>
+              <w:bottom w:w="15" w:type="dxa"/>
+            </w:tcMar>
+            <w:tcW w:w="636" w:type="dxa"/>
+            <w:vAlign w:val="center"/>
+          </w:tcPr>
+          <w:p>
+            <w:pPr>
+              <w:pBdr/>
+              <w:spacing/>
+              <w:ind/>
+              <w:rPr>
+                <w:rFonts w:ascii="Arial" w:hAnsi="Arial" w:eastAsia="Arial" w:cs="Arial"/>
+                <w:b w:val="0"/>
+                <w:bCs w:val="0"/>
+                <w:sz w:val="18"/>
+                <w:szCs w:val="18"/>
+                <w14:ligatures w14:val="none"/>
+              </w:rPr>
+            </w:pPr>
+            <w:r>
+              <w:rPr>
+                <w:rFonts w:ascii="Arial" w:hAnsi="Arial" w:eastAsia="Arial" w:cs="Arial"/>
+                <w:b w:val="0"/>
+                <w:bCs w:val="0"/>
+                <w:sz w:val="18"/>
+                <w:szCs w:val="18"/>
+                <w:lang w:val="undefined"/>
+              </w:rPr>
+              <w:t xml:space="preserve">0.135</w:t>
+            </w:r>
+            <w:r>
+              <w:rPr>
+                <w:rFonts w:ascii="Arial" w:hAnsi="Arial" w:eastAsia="Arial" w:cs="Arial"/>
+                <w:b w:val="0"/>
+                <w:bCs w:val="0"/>
+                <w:sz w:val="18"/>
+                <w:szCs w:val="18"/>
+                <w:lang w:val="undefined"/>
+              </w:rPr>
+            </w:r>
+          </w:p>
+        </w:tc>
+        <w:tc>
+          <w:tcPr>
+            <w:tcBorders/>
+            <w:tcMar>
+              <w:left w:w="15" w:type="dxa"/>
+              <w:top w:w="15" w:type="dxa"/>
+              <w:right w:w="15" w:type="dxa"/>
+              <w:bottom w:w="15" w:type="dxa"/>
+            </w:tcMar>
+            <w:tcW w:w="1114" w:type="dxa"/>
+            <w:vAlign w:val="center"/>
+          </w:tcPr>
+          <w:p>
+            <w:pPr>
+              <w:pBdr/>
+              <w:spacing/>
+              <w:ind/>
+              <w:rPr>
+                <w:rFonts w:ascii="Arial" w:hAnsi="Arial" w:eastAsia="Arial" w:cs="Arial"/>
+                <w:b w:val="0"/>
+                <w:bCs w:val="0"/>
+                <w:sz w:val="18"/>
+                <w:szCs w:val="18"/>
+                <w14:ligatures w14:val="none"/>
+              </w:rPr>
+            </w:pPr>
+            <w:r>
+              <w:rPr>
+                <w:rFonts w:ascii="Arial" w:hAnsi="Arial" w:eastAsia="Arial" w:cs="Arial"/>
+                <w:b w:val="0"/>
+                <w:bCs w:val="0"/>
+                <w:sz w:val="18"/>
+                <w:szCs w:val="18"/>
+                <w:lang w:val="undefined"/>
+              </w:rPr>
+              <w:t xml:space="preserve">0.270</w:t>
+            </w:r>
+            <w:r>
+              <w:rPr>
+                <w:rFonts w:ascii="Arial" w:hAnsi="Arial" w:eastAsia="Arial" w:cs="Arial"/>
+                <w:b w:val="0"/>
+                <w:bCs w:val="0"/>
+                <w:sz w:val="18"/>
+                <w:szCs w:val="18"/>
+                <w:lang w:val="undefined"/>
+              </w:rPr>
+            </w:r>
+          </w:p>
+        </w:tc>
+        <w:tc>
+          <w:tcPr>
+            <w:tcBorders/>
+            <w:tcMar>
+              <w:left w:w="15" w:type="dxa"/>
+              <w:top w:w="15" w:type="dxa"/>
+              <w:right w:w="15" w:type="dxa"/>
+              <w:bottom w:w="15" w:type="dxa"/>
+            </w:tcMar>
+            <w:tcW w:w="1049" w:type="dxa"/>
+            <w:vAlign w:val="center"/>
+          </w:tcPr>
+          <w:p>
+            <w:pPr>
+              <w:pBdr/>
+              <w:spacing/>
+              <w:ind/>
+              <w:rPr>
+                <w:rFonts w:ascii="Arial" w:hAnsi="Arial" w:eastAsia="Arial" w:cs="Arial"/>
+                <w:b w:val="0"/>
+                <w:bCs w:val="0"/>
+                <w:sz w:val="18"/>
+                <w:szCs w:val="18"/>
+                <w14:ligatures w14:val="none"/>
+              </w:rPr>
+            </w:pPr>
+            <w:r>
+              <w:rPr>
+                <w:rFonts w:ascii="Arial" w:hAnsi="Arial" w:eastAsia="Arial" w:cs="Arial"/>
+                <w:b w:val="0"/>
+                <w:bCs w:val="0"/>
+                <w:sz w:val="18"/>
+                <w:szCs w:val="18"/>
+                <w:lang w:val="undefined"/>
+              </w:rPr>
+              <w:t xml:space="preserve">50%</w:t>
+            </w:r>
+            <w:r>
+              <w:rPr>
+                <w:rFonts w:ascii="Arial" w:hAnsi="Arial" w:eastAsia="Arial" w:cs="Arial"/>
+                <w:b w:val="0"/>
+                <w:bCs w:val="0"/>
+                <w:sz w:val="18"/>
+                <w:szCs w:val="18"/>
+                <w:lang w:val="undefined"/>
+              </w:rPr>
+            </w:r>
+          </w:p>
+        </w:tc>
+        <w:tc>
+          <w:tcPr>
+            <w:tcBorders/>
+            <w:tcMar>
+              <w:left w:w="15" w:type="dxa"/>
+              <w:top w:w="15" w:type="dxa"/>
+              <w:right w:w="15" w:type="dxa"/>
+              <w:bottom w:w="15" w:type="dxa"/>
+            </w:tcMar>
+            <w:tcW w:w="598" w:type="dxa"/>
+            <w:vAlign w:val="center"/>
+          </w:tcPr>
+          <w:p>
+            <w:pPr>
+              <w:pBdr/>
+              <w:spacing/>
+              <w:ind/>
+              <w:rPr>
+                <w:rFonts w:ascii="Arial" w:hAnsi="Arial" w:eastAsia="Arial" w:cs="Arial"/>
+                <w:b w:val="0"/>
+                <w:bCs w:val="0"/>
+                <w:sz w:val="18"/>
+                <w:szCs w:val="18"/>
+                <w14:ligatures w14:val="none"/>
+              </w:rPr>
+            </w:pPr>
+            <w:r>
+              <w:rPr>
+                <w:rFonts w:ascii="Arial" w:hAnsi="Arial" w:eastAsia="Arial" w:cs="Arial"/>
+                <w:b w:val="0"/>
+                <w:bCs w:val="0"/>
+                <w:sz w:val="18"/>
+                <w:szCs w:val="18"/>
+                <w:lang w:val="undefined"/>
+              </w:rPr>
+              <w:t xml:space="preserve">4.4</w:t>
+            </w:r>
+            <w:r>
+              <w:rPr>
+                <w:rFonts w:ascii="Arial" w:hAnsi="Arial" w:eastAsia="Arial" w:cs="Arial"/>
+                <w:b w:val="0"/>
+                <w:bCs w:val="0"/>
+                <w:sz w:val="18"/>
+                <w:szCs w:val="18"/>
+                <w:lang w:val="undefined"/>
+              </w:rPr>
+            </w:r>
+          </w:p>
+        </w:tc>
+        <w:tc>
+          <w:tcPr>
+            <w:tcBorders/>
+            <w:tcMar>
+              <w:left w:w="15" w:type="dxa"/>
+              <w:top w:w="15" w:type="dxa"/>
+              <w:right w:w="15" w:type="dxa"/>
+              <w:bottom w:w="15" w:type="dxa"/>
+            </w:tcMar>
+            <w:tcW w:w="1062" w:type="dxa"/>
+            <w:vAlign w:val="center"/>
+          </w:tcPr>
+          <w:p>
+            <w:pPr>
+              <w:pBdr/>
+              <w:spacing/>
+              <w:ind/>
+              <w:rPr>
+                <w:rFonts w:ascii="Arial" w:hAnsi="Arial" w:eastAsia="Arial" w:cs="Arial"/>
+                <w:b w:val="0"/>
+                <w:bCs w:val="0"/>
+                <w:sz w:val="18"/>
+                <w:szCs w:val="18"/>
+                <w14:ligatures w14:val="none"/>
+              </w:rPr>
+            </w:pPr>
+            <w:r>
+              <w:rPr>
+                <w:rFonts w:ascii="Arial" w:hAnsi="Arial" w:eastAsia="Arial" w:cs="Arial"/>
+                <w:b w:val="0"/>
+                <w:bCs w:val="0"/>
+                <w:sz w:val="18"/>
+                <w:szCs w:val="18"/>
+                <w:lang w:val="undefined"/>
+              </w:rPr>
+              <w:t xml:space="preserve">150 × 0.37 × 4.4 × 0.135 = </w:t>
+            </w:r>
+            <w:r>
+              <w:rPr>
+                <w:rFonts w:ascii="Arial" w:hAnsi="Arial" w:eastAsia="Arial" w:cs="Arial"/>
+                <w:b w:val="0"/>
+                <w:bCs w:val="0"/>
+                <w:sz w:val="18"/>
+                <w:szCs w:val="18"/>
+                <w:lang w:val="undefined"/>
+              </w:rPr>
+              <w:t xml:space="preserve">32.9</w:t>
+            </w:r>
+            <w:r>
+              <w:rPr>
+                <w:rFonts w:ascii="Arial" w:hAnsi="Arial" w:eastAsia="Arial" w:cs="Arial"/>
+                <w:b w:val="0"/>
+                <w:bCs w:val="0"/>
+                <w:sz w:val="18"/>
+                <w:szCs w:val="18"/>
+                <w:lang w:val="undefined"/>
+              </w:rPr>
+            </w:r>
+          </w:p>
+        </w:tc>
+        <w:tc>
+          <w:tcPr>
+            <w:tcBorders/>
+            <w:tcMar>
+              <w:left w:w="15" w:type="dxa"/>
+              <w:top w:w="15" w:type="dxa"/>
+              <w:right w:w="15" w:type="dxa"/>
+              <w:bottom w:w="15" w:type="dxa"/>
+            </w:tcMar>
+            <w:tcW w:w="869" w:type="dxa"/>
+            <w:vAlign w:val="center"/>
+          </w:tcPr>
+          <w:p>
+            <w:pPr>
+              <w:pBdr/>
+              <w:spacing/>
+              <w:ind/>
+              <w:rPr>
+                <w:rFonts w:ascii="Arial" w:hAnsi="Arial" w:eastAsia="Arial" w:cs="Arial"/>
+                <w:b w:val="0"/>
+                <w:bCs w:val="0"/>
+                <w:sz w:val="18"/>
+                <w:szCs w:val="18"/>
+                <w14:ligatures w14:val="none"/>
+              </w:rPr>
+            </w:pPr>
+            <w:r>
+              <w:rPr>
+                <w:rFonts w:ascii="Arial" w:hAnsi="Arial" w:eastAsia="Arial" w:cs="Arial"/>
+                <w:b w:val="0"/>
+                <w:bCs w:val="0"/>
+                <w:sz w:val="18"/>
+                <w:szCs w:val="18"/>
+                <w:lang w:val="undefined"/>
+              </w:rPr>
+              <w:t xml:space="preserve">32.9</w:t>
+            </w:r>
+            <w:r>
+              <w:rPr>
+                <w:rFonts w:ascii="Arial" w:hAnsi="Arial" w:eastAsia="Arial" w:cs="Arial"/>
+                <w:b w:val="0"/>
+                <w:bCs w:val="0"/>
+                <w:sz w:val="18"/>
+                <w:szCs w:val="18"/>
+                <w:lang w:val="undefined"/>
+              </w:rPr>
+            </w:r>
+          </w:p>
+        </w:tc>
+      </w:tr>
+      <w:tr>
+        <w:trPr/>
+        <w:tc>
+          <w:tcPr>
+            <w:tcBorders/>
+            <w:tcMar>
+              <w:left w:w="15" w:type="dxa"/>
+              <w:top w:w="15" w:type="dxa"/>
+              <w:right w:w="15" w:type="dxa"/>
+              <w:bottom w:w="15" w:type="dxa"/>
+            </w:tcMar>
+            <w:tcW w:w="969" w:type="dxa"/>
+            <w:vAlign w:val="center"/>
+          </w:tcPr>
+          <w:p>
+            <w:pPr>
+              <w:pBdr/>
+              <w:spacing/>
+              <w:ind/>
+              <w:rPr>
+                <w:rFonts w:ascii="Arial" w:hAnsi="Arial" w:eastAsia="Arial" w:cs="Arial"/>
+                <w:b/>
+                <w:bCs/>
+                <w:sz w:val="18"/>
+                <w:szCs w:val="18"/>
+                <w14:ligatures w14:val="none"/>
+              </w:rPr>
+            </w:pPr>
+            <w:r>
+              <w:rPr>
+                <w:rFonts w:ascii="Arial" w:hAnsi="Arial" w:eastAsia="Arial" w:cs="Arial"/>
+                <w:b/>
+                <w:bCs/>
+                <w:sz w:val="18"/>
+                <w:szCs w:val="18"/>
+                <w:lang w:val="undefined"/>
+              </w:rPr>
+              <w:t xml:space="preserve">Critical</w:t>
+            </w:r>
+            <w:r>
+              <w:rPr>
+                <w:rFonts w:ascii="Arial" w:hAnsi="Arial" w:eastAsia="Arial" w:cs="Arial"/>
+                <w:b/>
+                <w:bCs/>
+                <w:sz w:val="18"/>
+                <w:szCs w:val="18"/>
+                <w:lang w:val="undefined"/>
+              </w:rPr>
+            </w:r>
+          </w:p>
+        </w:tc>
+        <w:tc>
+          <w:tcPr>
+            <w:tcBorders/>
+            <w:tcMar>
+              <w:left w:w="15" w:type="dxa"/>
+              <w:top w:w="15" w:type="dxa"/>
+              <w:right w:w="15" w:type="dxa"/>
+              <w:bottom w:w="15" w:type="dxa"/>
+            </w:tcMar>
+            <w:tcW w:w="484" w:type="dxa"/>
+            <w:vAlign w:val="center"/>
+          </w:tcPr>
+          <w:p>
+            <w:pPr>
+              <w:pBdr/>
+              <w:spacing/>
+              <w:ind/>
+              <w:rPr>
+                <w:rFonts w:ascii="Arial" w:hAnsi="Arial" w:eastAsia="Arial" w:cs="Arial"/>
+                <w:b w:val="0"/>
+                <w:bCs w:val="0"/>
+                <w:sz w:val="18"/>
+                <w:szCs w:val="18"/>
+                <w14:ligatures w14:val="none"/>
+              </w:rPr>
+            </w:pPr>
+            <w:r>
+              <w:rPr>
+                <w:rFonts w:ascii="Arial" w:hAnsi="Arial" w:eastAsia="Arial" w:cs="Arial"/>
+                <w:b w:val="0"/>
+                <w:bCs w:val="0"/>
+                <w:sz w:val="18"/>
+                <w:szCs w:val="18"/>
+                <w:lang w:val="undefined"/>
+              </w:rPr>
+              <w:t xml:space="preserve">13%</w:t>
+            </w:r>
+            <w:r>
+              <w:rPr>
+                <w:rFonts w:ascii="Arial" w:hAnsi="Arial" w:eastAsia="Arial" w:cs="Arial"/>
+                <w:b w:val="0"/>
+                <w:bCs w:val="0"/>
+                <w:sz w:val="18"/>
+                <w:szCs w:val="18"/>
+                <w:lang w:val="undefined"/>
+              </w:rPr>
+            </w:r>
+          </w:p>
+        </w:tc>
+        <w:tc>
+          <w:tcPr>
+            <w:tcBorders/>
+            <w:tcMar>
+              <w:left w:w="15" w:type="dxa"/>
+              <w:top w:w="15" w:type="dxa"/>
+              <w:right w:w="15" w:type="dxa"/>
+              <w:bottom w:w="15" w:type="dxa"/>
+            </w:tcMar>
+            <w:tcW w:w="623" w:type="dxa"/>
+            <w:vAlign w:val="center"/>
+          </w:tcPr>
+          <w:p>
+            <w:pPr>
+              <w:pBdr/>
+              <w:spacing/>
+              <w:ind/>
+              <w:rPr>
+                <w:rFonts w:ascii="Arial" w:hAnsi="Arial" w:eastAsia="Arial" w:cs="Arial"/>
+                <w:b w:val="0"/>
+                <w:bCs w:val="0"/>
+                <w:sz w:val="18"/>
+                <w:szCs w:val="18"/>
+                <w14:ligatures w14:val="none"/>
+              </w:rPr>
+            </w:pPr>
+            <w:r>
+              <w:rPr>
+                <w:rFonts w:ascii="Arial" w:hAnsi="Arial" w:eastAsia="Arial" w:cs="Arial"/>
+                <w:b w:val="0"/>
+                <w:bCs w:val="0"/>
+                <w:sz w:val="18"/>
+                <w:szCs w:val="18"/>
+                <w:lang w:val="undefined"/>
+              </w:rPr>
+              <w:t xml:space="preserve">0.24</w:t>
+            </w:r>
+            <w:r>
+              <w:rPr>
+                <w:rFonts w:ascii="Arial" w:hAnsi="Arial" w:eastAsia="Arial" w:cs="Arial"/>
+                <w:b w:val="0"/>
+                <w:bCs w:val="0"/>
+                <w:sz w:val="18"/>
+                <w:szCs w:val="18"/>
+                <w:lang w:val="undefined"/>
+              </w:rPr>
+            </w:r>
+          </w:p>
+        </w:tc>
+        <w:tc>
+          <w:tcPr>
+            <w:tcBorders/>
+            <w:tcMar>
+              <w:left w:w="15" w:type="dxa"/>
+              <w:top w:w="15" w:type="dxa"/>
+              <w:right w:w="15" w:type="dxa"/>
+              <w:bottom w:w="15" w:type="dxa"/>
+            </w:tcMar>
+            <w:tcW w:w="907" w:type="dxa"/>
+            <w:vAlign w:val="center"/>
+          </w:tcPr>
+          <w:p>
+            <w:pPr>
+              <w:pBdr/>
+              <w:spacing/>
+              <w:ind/>
+              <w:rPr>
+                <w:rFonts w:ascii="Arial" w:hAnsi="Arial" w:eastAsia="Arial" w:cs="Arial"/>
+                <w:b w:val="0"/>
+                <w:bCs w:val="0"/>
+                <w:sz w:val="18"/>
+                <w:szCs w:val="18"/>
+                <w14:ligatures w14:val="none"/>
+              </w:rPr>
+            </w:pPr>
+            <w:r>
+              <w:rPr>
+                <w:rFonts w:ascii="Arial" w:hAnsi="Arial" w:eastAsia="Arial" w:cs="Arial"/>
+                <w:b w:val="0"/>
+                <w:bCs w:val="0"/>
+                <w:sz w:val="18"/>
+                <w:szCs w:val="18"/>
+                <w:lang w:val="undefined"/>
+              </w:rPr>
+              <w:t xml:space="preserve">0.48</w:t>
+            </w:r>
+            <w:r>
+              <w:rPr>
+                <w:rFonts w:ascii="Arial" w:hAnsi="Arial" w:eastAsia="Arial" w:cs="Arial"/>
+                <w:b w:val="0"/>
+                <w:bCs w:val="0"/>
+                <w:sz w:val="18"/>
+                <w:szCs w:val="18"/>
+                <w:lang w:val="undefined"/>
+              </w:rPr>
+            </w:r>
+          </w:p>
+        </w:tc>
+        <w:tc>
+          <w:tcPr>
+            <w:tcBorders/>
+            <w:tcMar>
+              <w:left w:w="15" w:type="dxa"/>
+              <w:top w:w="15" w:type="dxa"/>
+              <w:right w:w="15" w:type="dxa"/>
+              <w:bottom w:w="15" w:type="dxa"/>
+            </w:tcMar>
+            <w:tcW w:w="1049" w:type="dxa"/>
+            <w:vAlign w:val="center"/>
+          </w:tcPr>
+          <w:p>
+            <w:pPr>
+              <w:pBdr/>
+              <w:spacing/>
+              <w:ind/>
+              <w:rPr>
+                <w:rFonts w:ascii="Arial" w:hAnsi="Arial" w:eastAsia="Arial" w:cs="Arial"/>
+                <w:b w:val="0"/>
+                <w:bCs w:val="0"/>
+                <w:sz w:val="18"/>
+                <w:szCs w:val="18"/>
+                <w14:ligatures w14:val="none"/>
+              </w:rPr>
+            </w:pPr>
+            <w:r>
+              <w:rPr>
+                <w:rFonts w:ascii="Arial" w:hAnsi="Arial" w:eastAsia="Arial" w:cs="Arial"/>
+                <w:b w:val="0"/>
+                <w:bCs w:val="0"/>
+                <w:sz w:val="18"/>
+                <w:szCs w:val="18"/>
+                <w:lang w:val="undefined"/>
+              </w:rPr>
+              <w:t xml:space="preserve">0.30</w:t>
+            </w:r>
+            <w:r>
+              <w:rPr>
+                <w:rFonts w:ascii="Arial" w:hAnsi="Arial" w:eastAsia="Arial" w:cs="Arial"/>
+                <w:b w:val="0"/>
+                <w:bCs w:val="0"/>
+                <w:sz w:val="18"/>
+                <w:szCs w:val="18"/>
+                <w:lang w:val="undefined"/>
+              </w:rPr>
+            </w:r>
+          </w:p>
+        </w:tc>
+        <w:tc>
+          <w:tcPr>
+            <w:tcBorders/>
+            <w:tcMar>
+              <w:left w:w="15" w:type="dxa"/>
+              <w:top w:w="15" w:type="dxa"/>
+              <w:right w:w="15" w:type="dxa"/>
+              <w:bottom w:w="15" w:type="dxa"/>
+            </w:tcMar>
+            <w:tcW w:w="636" w:type="dxa"/>
+            <w:vAlign w:val="center"/>
+          </w:tcPr>
+          <w:p>
+            <w:pPr>
+              <w:pBdr/>
+              <w:spacing/>
+              <w:ind/>
+              <w:rPr>
+                <w:rFonts w:ascii="Arial" w:hAnsi="Arial" w:eastAsia="Arial" w:cs="Arial"/>
+                <w:b w:val="0"/>
+                <w:bCs w:val="0"/>
+                <w:sz w:val="18"/>
+                <w:szCs w:val="18"/>
+                <w14:ligatures w14:val="none"/>
+              </w:rPr>
+            </w:pPr>
+            <w:r>
+              <w:rPr>
+                <w:rFonts w:ascii="Arial" w:hAnsi="Arial" w:eastAsia="Arial" w:cs="Arial"/>
+                <w:b w:val="0"/>
+                <w:bCs w:val="0"/>
+                <w:sz w:val="18"/>
+                <w:szCs w:val="18"/>
+                <w:lang w:val="undefined"/>
+              </w:rPr>
+              <w:t xml:space="preserve">0.144</w:t>
+            </w:r>
+            <w:r>
+              <w:rPr>
+                <w:rFonts w:ascii="Arial" w:hAnsi="Arial" w:eastAsia="Arial" w:cs="Arial"/>
+                <w:b w:val="0"/>
+                <w:bCs w:val="0"/>
+                <w:sz w:val="18"/>
+                <w:szCs w:val="18"/>
+                <w:lang w:val="undefined"/>
+              </w:rPr>
+            </w:r>
+          </w:p>
+        </w:tc>
+        <w:tc>
+          <w:tcPr>
+            <w:tcBorders/>
+            <w:tcMar>
+              <w:left w:w="15" w:type="dxa"/>
+              <w:top w:w="15" w:type="dxa"/>
+              <w:right w:w="15" w:type="dxa"/>
+              <w:bottom w:w="15" w:type="dxa"/>
+            </w:tcMar>
+            <w:tcW w:w="1114" w:type="dxa"/>
+            <w:vAlign w:val="center"/>
+          </w:tcPr>
+          <w:p>
+            <w:pPr>
+              <w:pBdr/>
+              <w:spacing/>
+              <w:ind/>
+              <w:rPr>
+                <w:rFonts w:ascii="Arial" w:hAnsi="Arial" w:eastAsia="Arial" w:cs="Arial"/>
+                <w:b w:val="0"/>
+                <w:bCs w:val="0"/>
+                <w:sz w:val="18"/>
+                <w:szCs w:val="18"/>
+                <w14:ligatures w14:val="none"/>
+              </w:rPr>
+            </w:pPr>
+            <w:r>
+              <w:rPr>
+                <w:rFonts w:ascii="Arial" w:hAnsi="Arial" w:eastAsia="Arial" w:cs="Arial"/>
+                <w:b w:val="0"/>
+                <w:bCs w:val="0"/>
+                <w:sz w:val="18"/>
+                <w:szCs w:val="18"/>
+                <w:lang w:val="undefined"/>
+              </w:rPr>
+              <w:t xml:space="preserve">0.270</w:t>
+            </w:r>
+            <w:r>
+              <w:rPr>
+                <w:rFonts w:ascii="Arial" w:hAnsi="Arial" w:eastAsia="Arial" w:cs="Arial"/>
+                <w:b w:val="0"/>
+                <w:bCs w:val="0"/>
+                <w:sz w:val="18"/>
+                <w:szCs w:val="18"/>
+                <w:lang w:val="undefined"/>
+              </w:rPr>
+            </w:r>
+          </w:p>
+        </w:tc>
+        <w:tc>
+          <w:tcPr>
+            <w:tcBorders/>
+            <w:tcMar>
+              <w:left w:w="15" w:type="dxa"/>
+              <w:top w:w="15" w:type="dxa"/>
+              <w:right w:w="15" w:type="dxa"/>
+              <w:bottom w:w="15" w:type="dxa"/>
+            </w:tcMar>
+            <w:tcW w:w="1049" w:type="dxa"/>
+            <w:vAlign w:val="center"/>
+          </w:tcPr>
+          <w:p>
+            <w:pPr>
+              <w:pBdr/>
+              <w:spacing/>
+              <w:ind/>
+              <w:rPr>
+                <w:rFonts w:ascii="Arial" w:hAnsi="Arial" w:eastAsia="Arial" w:cs="Arial"/>
+                <w:b w:val="0"/>
+                <w:bCs w:val="0"/>
+                <w:sz w:val="18"/>
+                <w:szCs w:val="18"/>
+                <w14:ligatures w14:val="none"/>
+              </w:rPr>
+            </w:pPr>
+            <w:r>
+              <w:rPr>
+                <w:rFonts w:ascii="Arial" w:hAnsi="Arial" w:eastAsia="Arial" w:cs="Arial"/>
+                <w:b w:val="0"/>
+                <w:bCs w:val="0"/>
+                <w:sz w:val="18"/>
+                <w:szCs w:val="18"/>
+                <w:lang w:val="undefined"/>
+              </w:rPr>
+              <w:t xml:space="preserve">47%</w:t>
+            </w:r>
+            <w:r>
+              <w:rPr>
+                <w:rFonts w:ascii="Arial" w:hAnsi="Arial" w:eastAsia="Arial" w:cs="Arial"/>
+                <w:b w:val="0"/>
+                <w:bCs w:val="0"/>
+                <w:sz w:val="18"/>
+                <w:szCs w:val="18"/>
+                <w:lang w:val="undefined"/>
+              </w:rPr>
+            </w:r>
+          </w:p>
+        </w:tc>
+        <w:tc>
+          <w:tcPr>
+            <w:tcBorders/>
+            <w:tcMar>
+              <w:left w:w="15" w:type="dxa"/>
+              <w:top w:w="15" w:type="dxa"/>
+              <w:right w:w="15" w:type="dxa"/>
+              <w:bottom w:w="15" w:type="dxa"/>
+            </w:tcMar>
+            <w:tcW w:w="598" w:type="dxa"/>
+            <w:vAlign w:val="center"/>
+          </w:tcPr>
+          <w:p>
+            <w:pPr>
+              <w:pBdr/>
+              <w:spacing/>
+              <w:ind/>
+              <w:rPr>
+                <w:rFonts w:ascii="Arial" w:hAnsi="Arial" w:eastAsia="Arial" w:cs="Arial"/>
+                <w:b w:val="0"/>
+                <w:bCs w:val="0"/>
+                <w:sz w:val="18"/>
+                <w:szCs w:val="18"/>
+                <w14:ligatures w14:val="none"/>
+              </w:rPr>
+            </w:pPr>
+            <w:r>
+              <w:rPr>
+                <w:rFonts w:ascii="Arial" w:hAnsi="Arial" w:eastAsia="Arial" w:cs="Arial"/>
+                <w:b w:val="0"/>
+                <w:bCs w:val="0"/>
+                <w:sz w:val="18"/>
+                <w:szCs w:val="18"/>
+                <w:lang w:val="undefined"/>
+              </w:rPr>
+              <w:t xml:space="preserve">7.2</w:t>
+            </w:r>
+            <w:r>
+              <w:rPr>
+                <w:rFonts w:ascii="Arial" w:hAnsi="Arial" w:eastAsia="Arial" w:cs="Arial"/>
+                <w:b w:val="0"/>
+                <w:bCs w:val="0"/>
+                <w:sz w:val="18"/>
+                <w:szCs w:val="18"/>
+                <w:lang w:val="undefined"/>
+              </w:rPr>
+            </w:r>
+          </w:p>
+        </w:tc>
+        <w:tc>
+          <w:tcPr>
+            <w:tcBorders/>
+            <w:tcMar>
+              <w:left w:w="15" w:type="dxa"/>
+              <w:top w:w="15" w:type="dxa"/>
+              <w:right w:w="15" w:type="dxa"/>
+              <w:bottom w:w="15" w:type="dxa"/>
+            </w:tcMar>
+            <w:tcW w:w="1062" w:type="dxa"/>
+            <w:vAlign w:val="center"/>
+          </w:tcPr>
+          <w:p>
+            <w:pPr>
+              <w:pBdr/>
+              <w:spacing/>
+              <w:ind/>
+              <w:rPr>
+                <w:rFonts w:ascii="Arial" w:hAnsi="Arial" w:eastAsia="Arial" w:cs="Arial"/>
+                <w:b w:val="0"/>
+                <w:bCs w:val="0"/>
+                <w:sz w:val="18"/>
+                <w:szCs w:val="18"/>
+                <w14:ligatures w14:val="none"/>
+              </w:rPr>
+            </w:pPr>
+            <w:r>
+              <w:rPr>
+                <w:rFonts w:ascii="Arial" w:hAnsi="Arial" w:eastAsia="Arial" w:cs="Arial"/>
+                <w:b w:val="0"/>
+                <w:bCs w:val="0"/>
+                <w:sz w:val="18"/>
+                <w:szCs w:val="18"/>
+                <w:lang w:val="undefined"/>
+              </w:rPr>
+              <w:t xml:space="preserve">150 × 0.37 × 7.2 × 0.144 = </w:t>
+            </w:r>
+            <w:r>
+              <w:rPr>
+                <w:rFonts w:ascii="Arial" w:hAnsi="Arial" w:eastAsia="Arial" w:cs="Arial"/>
+                <w:b w:val="0"/>
+                <w:bCs w:val="0"/>
+                <w:sz w:val="18"/>
+                <w:szCs w:val="18"/>
+                <w:lang w:val="undefined"/>
+              </w:rPr>
+              <w:t xml:space="preserve">57.9</w:t>
+            </w:r>
+            <w:r>
+              <w:rPr>
+                <w:rFonts w:ascii="Arial" w:hAnsi="Arial" w:eastAsia="Arial" w:cs="Arial"/>
+                <w:b w:val="0"/>
+                <w:bCs w:val="0"/>
+                <w:sz w:val="18"/>
+                <w:szCs w:val="18"/>
+                <w:lang w:val="undefined"/>
+              </w:rPr>
+            </w:r>
+          </w:p>
+        </w:tc>
+        <w:tc>
+          <w:tcPr>
+            <w:tcBorders/>
+            <w:tcMar>
+              <w:left w:w="15" w:type="dxa"/>
+              <w:top w:w="15" w:type="dxa"/>
+              <w:right w:w="15" w:type="dxa"/>
+              <w:bottom w:w="15" w:type="dxa"/>
+            </w:tcMar>
+            <w:tcW w:w="869" w:type="dxa"/>
+            <w:vAlign w:val="center"/>
+          </w:tcPr>
+          <w:p>
+            <w:pPr>
+              <w:pBdr/>
+              <w:spacing/>
+              <w:ind/>
+              <w:rPr>
+                <w:rFonts w:ascii="Arial" w:hAnsi="Arial" w:eastAsia="Arial" w:cs="Arial"/>
+                <w:b w:val="0"/>
+                <w:bCs w:val="0"/>
+                <w:sz w:val="18"/>
+                <w:szCs w:val="18"/>
+                <w14:ligatures w14:val="none"/>
+              </w:rPr>
+            </w:pPr>
+            <w:r>
+              <w:rPr>
+                <w:rFonts w:ascii="Arial" w:hAnsi="Arial" w:eastAsia="Arial" w:cs="Arial"/>
+                <w:b w:val="0"/>
+                <w:bCs w:val="0"/>
+                <w:sz w:val="18"/>
+                <w:szCs w:val="18"/>
+                <w:lang w:val="undefined"/>
+              </w:rPr>
+              <w:t xml:space="preserve">51.0</w:t>
+            </w:r>
+            <w:r>
+              <w:rPr>
+                <w:rFonts w:ascii="Arial" w:hAnsi="Arial" w:eastAsia="Arial" w:cs="Arial"/>
+                <w:b w:val="0"/>
+                <w:bCs w:val="0"/>
+                <w:sz w:val="18"/>
+                <w:szCs w:val="18"/>
+                <w:lang w:val="undefined"/>
+              </w:rPr>
+            </w:r>
+          </w:p>
+        </w:tc>
+      </w:tr>
+    </w:tbl>
+    <w:p>
+      <w:pPr>
+        <w:pBdr>
+          <w:top w:val="none" w:color="000000" w:sz="4" w:space="0"/>
+          <w:left w:val="none" w:color="000000" w:sz="4" w:space="0"/>
+          <w:bottom w:val="none" w:color="000000" w:sz="4" w:space="0"/>
+          <w:right w:val="none" w:color="000000" w:sz="4" w:space="0"/>
+        </w:pBdr>
+        <w:spacing w:after="100"/>
+        <w:ind w:firstLine="0" w:left="0"/>
+        <w:rPr>
+          <w:rFonts w:ascii="Arial" w:hAnsi="Arial" w:eastAsia="Arial" w:cs="Arial"/>
+          <w:sz w:val="20"/>
+          <w:szCs w:val="20"/>
+          <w14:ligatures w14:val="none"/>
+        </w:rPr>
+      </w:pPr>
+      <w:r>
+        <w:rPr>
+          <w:rFonts w:ascii="Arial" w:hAnsi="Arial" w:eastAsia="Arial" w:cs="Arial"/>
+          <w:b/>
+          <w:bCs/>
+          <w:sz w:val="20"/>
+          <w:szCs w:val="20"/>
+          <w:lang w:val="undefined"/>
+        </w:rPr>
+        <w:t xml:space="preserve">Mean NDVI</w:t>
+      </w:r>
+      <w:r>
+        <w:rPr>
+          <w:rFonts w:ascii="Arial" w:hAnsi="Arial" w:eastAsia="Arial" w:cs="Arial"/>
+          <w:b/>
+          <w:bCs/>
+          <w:sz w:val="20"/>
+          <w:szCs w:val="20"/>
+          <w:lang w:val="undefined"/>
+        </w:rPr>
+        <w:t xml:space="preserve"> </w:t>
+      </w:r>
+      <w:r>
+        <w:rPr>
+          <w:rFonts w:ascii="Arial" w:hAnsi="Arial" w:eastAsia="Arial" w:cs="Arial"/>
+          <w:sz w:val="20"/>
+          <w:szCs w:val="20"/>
+        </w:rPr>
+        <w:t xml:space="preserve">— arithmetic mean of all Sentinel-2 pixels assigned to that risk zone</w:t>
+      </w:r>
+      <w:r>
+        <w:rPr>
+          <w:rFonts w:ascii="Arial" w:hAnsi="Arial" w:eastAsia="Arial" w:cs="Arial"/>
+          <w:sz w:val="20"/>
+          <w:szCs w:val="20"/>
+          <w:lang w:val="undefined"/>
+        </w:rPr>
+      </w:r>
+    </w:p>
+    <w:p>
+      <w:pPr>
+        <w:pBdr>
+          <w:top w:val="none" w:color="000000" w:sz="4" w:space="0"/>
+          <w:left w:val="none" w:color="000000" w:sz="4" w:space="0"/>
+          <w:bottom w:val="none" w:color="000000" w:sz="4" w:space="0"/>
+          <w:right w:val="none" w:color="000000" w:sz="4" w:space="0"/>
+        </w:pBdr>
+        <w:spacing w:after="100"/>
+        <w:ind w:firstLine="0" w:left="0"/>
+        <w:rPr>
+          <w:rFonts w:ascii="Arial" w:hAnsi="Arial" w:eastAsia="Arial" w:cs="Arial"/>
+          <w:sz w:val="20"/>
+          <w:szCs w:val="20"/>
+          <w14:ligatures w14:val="none"/>
+        </w:rPr>
+      </w:pPr>
+      <w:r>
+        <w:rPr>
+          <w:rFonts w:ascii="Arial" w:hAnsi="Arial" w:eastAsia="Arial" w:cs="Arial"/>
+          <w:b/>
+          <w:bCs/>
+          <w:sz w:val="20"/>
+          <w:szCs w:val="20"/>
+          <w:lang w:val="undefined"/>
+        </w:rPr>
+        <w:t xml:space="preserve">C_NDV</w:t>
+      </w:r>
+      <w:r>
+        <w:rPr>
+          <w:rFonts w:ascii="Arial" w:hAnsi="Arial" w:eastAsia="Arial" w:cs="Arial"/>
+          <w:sz w:val="20"/>
+          <w:szCs w:val="20"/>
+        </w:rPr>
+        <w:t xml:space="preserve">I</w:t>
+      </w:r>
+      <w:r>
+        <w:rPr>
+          <w:rFonts w:ascii="Arial" w:hAnsi="Arial" w:eastAsia="Arial" w:cs="Arial"/>
+          <w:sz w:val="20"/>
+          <w:szCs w:val="20"/>
+          <w:lang w:val="undefined"/>
+        </w:rPr>
+        <w:t xml:space="preserve"> — stepped lookup from IOWA_C_FACTOR_TABLE using zone-mean NDVI as input</w:t>
+      </w:r>
+      <w:r>
+        <w:rPr>
+          <w:rFonts w:ascii="Arial" w:hAnsi="Arial" w:eastAsia="Arial" w:cs="Arial"/>
+          <w:sz w:val="20"/>
+          <w:szCs w:val="20"/>
+          <w:lang w:val="undefined"/>
+        </w:rPr>
+      </w:r>
+    </w:p>
+    <w:p>
+      <w:pPr>
+        <w:pBdr>
+          <w:top w:val="none" w:color="000000" w:sz="4" w:space="0"/>
+          <w:left w:val="none" w:color="000000" w:sz="4" w:space="0"/>
+          <w:bottom w:val="none" w:color="000000" w:sz="4" w:space="0"/>
+          <w:right w:val="none" w:color="000000" w:sz="4" w:space="0"/>
+        </w:pBdr>
+        <w:spacing w:after="100"/>
+        <w:ind w:firstLine="0" w:left="0"/>
+        <w:rPr>
+          <w:rFonts w:ascii="Arial" w:hAnsi="Arial" w:eastAsia="Arial" w:cs="Arial"/>
+          <w:sz w:val="20"/>
+          <w:szCs w:val="20"/>
+          <w14:ligatures w14:val="none"/>
+        </w:rPr>
+      </w:pPr>
+      <w:r>
+        <w:rPr>
+          <w:rFonts w:ascii="Arial" w:hAnsi="Arial" w:eastAsia="Arial" w:cs="Arial"/>
+          <w:b/>
+          <w:bCs/>
+          <w:sz w:val="20"/>
+          <w:szCs w:val="20"/>
+          <w:lang w:val="undefined"/>
+        </w:rPr>
+        <w:t xml:space="preserve">Residue Multiplier</w:t>
+      </w:r>
+      <w:r>
+        <w:rPr>
+          <w:rFonts w:ascii="Arial" w:hAnsi="Arial" w:eastAsia="Arial" w:cs="Arial"/>
+          <w:sz w:val="20"/>
+          <w:szCs w:val="20"/>
+          <w:lang w:val="undefined"/>
+        </w:rPr>
+        <w:t xml:space="preserve"> — tillage system constant; does not vary by landscape position</w:t>
+      </w:r>
+      <w:r>
+        <w:rPr>
+          <w:rFonts w:ascii="Arial" w:hAnsi="Arial" w:eastAsia="Arial" w:cs="Arial"/>
+          <w:sz w:val="20"/>
+          <w:szCs w:val="20"/>
+          <w:lang w:val="undefined"/>
+        </w:rPr>
+      </w:r>
+    </w:p>
+    <w:p>
+      <w:pPr>
+        <w:pBdr>
+          <w:top w:val="none" w:color="000000" w:sz="4" w:space="0"/>
+          <w:left w:val="none" w:color="000000" w:sz="4" w:space="0"/>
+          <w:bottom w:val="none" w:color="000000" w:sz="4" w:space="0"/>
+          <w:right w:val="none" w:color="000000" w:sz="4" w:space="0"/>
+        </w:pBdr>
+        <w:spacing w:after="100"/>
+        <w:ind w:firstLine="0" w:left="0"/>
+        <w:rPr>
+          <w:rFonts w:ascii="Arial" w:hAnsi="Arial" w:eastAsia="Arial" w:cs="Arial"/>
+          <w:sz w:val="20"/>
+          <w:szCs w:val="20"/>
+          <w14:ligatures w14:val="none"/>
+        </w:rPr>
+      </w:pPr>
+      <w:r>
+        <w:rPr>
+          <w:rFonts w:ascii="Arial" w:hAnsi="Arial" w:eastAsia="Arial" w:cs="Arial"/>
+          <w:b/>
+          <w:bCs/>
+          <w:sz w:val="20"/>
+          <w:szCs w:val="20"/>
+          <w:lang w:val="undefined"/>
+        </w:rPr>
+        <w:t xml:space="preserve">C_ad</w:t>
+      </w:r>
+      <w:r>
+        <w:rPr>
+          <w:rFonts w:ascii="Arial" w:hAnsi="Arial" w:eastAsia="Arial" w:cs="Arial"/>
+          <w:sz w:val="20"/>
+          <w:szCs w:val="20"/>
+        </w:rPr>
+        <w:t xml:space="preserve">j</w:t>
+      </w:r>
+      <w:r>
+        <w:rPr>
+          <w:rFonts w:ascii="Arial" w:hAnsi="Arial" w:eastAsia="Arial" w:cs="Arial"/>
+          <w:sz w:val="20"/>
+          <w:szCs w:val="20"/>
+          <w:lang w:val="undefined"/>
+        </w:rPr>
+        <w:t xml:space="preserve"> — operative C-factor for zone = C_NDVI × residue multiplier</w:t>
+      </w:r>
+      <w:r>
+        <w:rPr>
+          <w:rFonts w:ascii="Arial" w:hAnsi="Arial" w:eastAsia="Arial" w:cs="Arial"/>
+          <w:sz w:val="20"/>
+          <w:szCs w:val="20"/>
+          <w:lang w:val="undefined"/>
+        </w:rPr>
+      </w:r>
+    </w:p>
+    <w:p>
+      <w:pPr>
+        <w:pBdr>
+          <w:top w:val="none" w:color="000000" w:sz="4" w:space="0"/>
+          <w:left w:val="none" w:color="000000" w:sz="4" w:space="0"/>
+          <w:bottom w:val="none" w:color="000000" w:sz="4" w:space="0"/>
+          <w:right w:val="none" w:color="000000" w:sz="4" w:space="0"/>
+        </w:pBdr>
+        <w:spacing w:after="100"/>
+        <w:ind w:firstLine="0" w:left="0"/>
+        <w:rPr>
+          <w:rFonts w:ascii="Arial" w:hAnsi="Arial" w:eastAsia="Arial" w:cs="Arial"/>
+          <w:sz w:val="20"/>
+          <w:szCs w:val="20"/>
+          <w14:ligatures w14:val="none"/>
+        </w:rPr>
+      </w:pPr>
+      <w:r>
+        <w:rPr>
+          <w:rFonts w:ascii="Arial" w:hAnsi="Arial" w:eastAsia="Arial" w:cs="Arial"/>
+          <w:b/>
+          <w:bCs/>
+          <w:sz w:val="20"/>
+          <w:szCs w:val="20"/>
+          <w:lang w:val="undefined"/>
+        </w:rPr>
+        <w:t xml:space="preserve">C_baseline</w:t>
+      </w:r>
+      <w:r>
+        <w:rPr>
+          <w:rFonts w:ascii="Arial" w:hAnsi="Arial" w:eastAsia="Arial" w:cs="Arial"/>
+          <w:sz w:val="20"/>
+          <w:szCs w:val="20"/>
+          <w:lang w:val="undefined"/>
+        </w:rPr>
+        <w:t xml:space="preserve"> — no-cover-crop scenario = 0.90 × residue multiplier; held constant across all zones</w:t>
+      </w:r>
+      <w:r>
+        <w:rPr>
+          <w:rFonts w:ascii="Arial" w:hAnsi="Arial" w:eastAsia="Arial" w:cs="Arial"/>
+          <w:sz w:val="20"/>
+          <w:szCs w:val="20"/>
+          <w:lang w:val="undefined"/>
+        </w:rPr>
+      </w:r>
+    </w:p>
+    <w:p>
+      <w:pPr>
+        <w:pBdr>
+          <w:top w:val="none" w:color="000000" w:sz="4" w:space="0"/>
+          <w:left w:val="none" w:color="000000" w:sz="4" w:space="0"/>
+          <w:bottom w:val="none" w:color="000000" w:sz="4" w:space="0"/>
+          <w:right w:val="none" w:color="000000" w:sz="4" w:space="0"/>
+        </w:pBdr>
+        <w:spacing w:after="100"/>
+        <w:ind w:firstLine="0" w:left="0"/>
+        <w:rPr>
+          <w:rFonts w:ascii="Arial" w:hAnsi="Arial" w:eastAsia="Arial" w:cs="Arial"/>
+          <w:sz w:val="20"/>
+          <w:szCs w:val="20"/>
+          <w14:ligatures w14:val="none"/>
+        </w:rPr>
+      </w:pPr>
+      <w:r>
+        <w:rPr>
+          <w:rFonts w:ascii="Arial" w:hAnsi="Arial" w:eastAsia="Arial" w:cs="Arial"/>
+          <w:b/>
+          <w:bCs/>
+          <w:sz w:val="20"/>
+          <w:szCs w:val="20"/>
+          <w:lang w:val="undefined"/>
+        </w:rPr>
+        <w:t xml:space="preserve">E</w:t>
+      </w:r>
+      <w:r>
+        <w:rPr>
+          <w:rFonts w:ascii="Arial" w:hAnsi="Arial" w:eastAsia="Arial" w:cs="Arial"/>
+          <w:b/>
+          <w:bCs/>
+          <w:sz w:val="20"/>
+          <w:szCs w:val="20"/>
+        </w:rPr>
+        <w:t xml:space="preserve">st. Reduction</w:t>
+      </w:r>
+      <w:r>
+        <w:rPr>
+          <w:rFonts w:ascii="Arial" w:hAnsi="Arial" w:eastAsia="Arial" w:cs="Arial"/>
+          <w:b/>
+          <w:bCs/>
+          <w:sz w:val="20"/>
+          <w:szCs w:val="20"/>
+          <w:lang w:val="undefined"/>
+        </w:rPr>
+        <w:t xml:space="preserve"> </w:t>
+      </w:r>
+      <w:r>
+        <w:rPr>
+          <w:rFonts w:ascii="Arial" w:hAnsi="Arial" w:eastAsia="Arial" w:cs="Arial"/>
+          <w:sz w:val="20"/>
+          <w:szCs w:val="20"/>
+        </w:rPr>
+        <w:t xml:space="preserve">— (C_baseline − C_adj) / C_baseline × 100; driven by NDVI differences between zones</w:t>
+      </w:r>
+      <w:r>
+        <w:rPr>
+          <w:rFonts w:ascii="Arial" w:hAnsi="Arial" w:eastAsia="Arial" w:cs="Arial"/>
+          <w:sz w:val="20"/>
+          <w:szCs w:val="20"/>
+          <w:lang w:val="undefined"/>
+        </w:rPr>
+      </w:r>
+    </w:p>
+    <w:p>
+      <w:pPr>
+        <w:pBdr>
+          <w:top w:val="none" w:color="000000" w:sz="4" w:space="0"/>
+          <w:left w:val="none" w:color="000000" w:sz="4" w:space="0"/>
+          <w:bottom w:val="none" w:color="000000" w:sz="4" w:space="0"/>
+          <w:right w:val="none" w:color="000000" w:sz="4" w:space="0"/>
+        </w:pBdr>
+        <w:spacing w:after="100"/>
+        <w:ind w:firstLine="0" w:left="0"/>
+        <w:rPr>
+          <w:rFonts w:ascii="Arial" w:hAnsi="Arial" w:eastAsia="Arial" w:cs="Arial"/>
+          <w:sz w:val="20"/>
+          <w:szCs w:val="20"/>
+          <w14:ligatures w14:val="none"/>
+        </w:rPr>
+      </w:pPr>
+      <w:r>
+        <w:rPr>
+          <w:rFonts w:ascii="Arial" w:hAnsi="Arial" w:eastAsia="Arial" w:cs="Arial"/>
+          <w:b/>
+          <w:bCs/>
+          <w:sz w:val="20"/>
+          <w:szCs w:val="20"/>
+          <w:lang w:val="undefined"/>
+        </w:rPr>
+        <w:t xml:space="preserve">Mean LS</w:t>
+      </w:r>
+      <w:r>
+        <w:rPr>
+          <w:rFonts w:ascii="Arial" w:hAnsi="Arial" w:eastAsia="Arial" w:cs="Arial"/>
+          <w:sz w:val="20"/>
+          <w:szCs w:val="20"/>
+          <w:lang w:val="undefined"/>
+        </w:rPr>
+        <w:t xml:space="preserve"> — zone-mean of per-pixel McCool et al. (1987) LS values from Iowa 3m DEM; primary driver of A_current differences across zones</w:t>
+      </w:r>
+      <w:r>
+        <w:rPr>
+          <w:rFonts w:ascii="Arial" w:hAnsi="Arial" w:eastAsia="Arial" w:cs="Arial"/>
+          <w:sz w:val="20"/>
+          <w:szCs w:val="20"/>
+          <w:lang w:val="undefined"/>
+        </w:rPr>
+      </w:r>
+    </w:p>
+    <w:p>
+      <w:pPr>
+        <w:pBdr>
+          <w:top w:val="none" w:color="000000" w:sz="4" w:space="0"/>
+          <w:left w:val="none" w:color="000000" w:sz="4" w:space="0"/>
+          <w:bottom w:val="none" w:color="000000" w:sz="4" w:space="0"/>
+          <w:right w:val="none" w:color="000000" w:sz="4" w:space="0"/>
+        </w:pBdr>
+        <w:spacing w:after="100"/>
+        <w:ind w:firstLine="0" w:left="0"/>
+        <w:rPr>
+          <w:rFonts w:ascii="Arial" w:hAnsi="Arial" w:eastAsia="Arial" w:cs="Arial"/>
+          <w:sz w:val="20"/>
+          <w:szCs w:val="20"/>
+          <w14:ligatures w14:val="none"/>
+        </w:rPr>
+      </w:pPr>
+      <w:r>
+        <w:rPr>
+          <w:rFonts w:ascii="Arial" w:hAnsi="Arial" w:eastAsia="Arial" w:cs="Arial"/>
+          <w:b/>
+          <w:bCs/>
+          <w:sz w:val="20"/>
+          <w:szCs w:val="20"/>
+          <w:lang w:val="undefined"/>
+        </w:rPr>
+        <w:t xml:space="preserve">A_curren</w:t>
+      </w:r>
+      <w:r>
+        <w:rPr>
+          <w:rFonts w:ascii="Arial" w:hAnsi="Arial" w:eastAsia="Arial" w:cs="Arial"/>
+          <w:sz w:val="20"/>
+          <w:szCs w:val="20"/>
+        </w:rPr>
+        <w:t xml:space="preserve">t</w:t>
+      </w:r>
+      <w:r>
+        <w:rPr>
+          <w:rFonts w:ascii="Arial" w:hAnsi="Arial" w:eastAsia="Arial" w:cs="Arial"/>
+          <w:sz w:val="20"/>
+          <w:szCs w:val="20"/>
+          <w:lang w:val="undefined"/>
+        </w:rPr>
+        <w:t xml:space="preserve"> — R × K × Mean LS × C_adj</w:t>
+      </w:r>
+      <w:r>
+        <w:rPr>
+          <w:rFonts w:ascii="Arial" w:hAnsi="Arial" w:eastAsia="Arial" w:cs="Arial"/>
+          <w:sz w:val="20"/>
+          <w:szCs w:val="20"/>
+          <w:lang w:val="undefined"/>
+        </w:rPr>
+      </w:r>
+    </w:p>
+    <w:p>
+      <w:pPr>
+        <w:pBdr>
+          <w:top w:val="none" w:color="000000" w:sz="4" w:space="0"/>
+          <w:left w:val="none" w:color="000000" w:sz="4" w:space="0"/>
+          <w:bottom w:val="none" w:color="000000" w:sz="4" w:space="0"/>
+          <w:right w:val="none" w:color="000000" w:sz="4" w:space="0"/>
+        </w:pBdr>
+        <w:spacing w:after="100"/>
+        <w:ind w:firstLine="0" w:left="0"/>
+        <w:rPr>
+          <w:rFonts w:ascii="Arial" w:hAnsi="Arial" w:eastAsia="Arial" w:cs="Arial"/>
+          <w:sz w:val="20"/>
+          <w:szCs w:val="20"/>
+          <w14:ligatures w14:val="none"/>
+        </w:rPr>
+      </w:pPr>
+      <w:r>
+        <w:rPr>
+          <w:rFonts w:ascii="Arial" w:hAnsi="Arial" w:eastAsia="Arial" w:cs="Arial"/>
+          <w:b/>
+          <w:bCs/>
+          <w:sz w:val="20"/>
+          <w:szCs w:val="20"/>
+          <w:lang w:val="undefined"/>
+        </w:rPr>
+        <w:t xml:space="preserve">A_saved</w:t>
+      </w:r>
+      <w:r>
+        <w:rPr>
+          <w:rFonts w:ascii="Arial" w:hAnsi="Arial" w:eastAsia="Arial" w:cs="Arial"/>
+          <w:sz w:val="20"/>
+          <w:szCs w:val="20"/>
+          <w:lang w:val="undefined"/>
+        </w:rPr>
+        <w:t xml:space="preserve"> — A_baseline − A_current; disproportionately large on high-LS backslope positions</w:t>
+      </w:r>
+      <w:r>
+        <w:rPr>
+          <w:rFonts w:ascii="Arial" w:hAnsi="Arial" w:eastAsia="Arial" w:cs="Arial"/>
+          <w:sz w:val="20"/>
+          <w:szCs w:val="20"/>
+          <w:lang w:val="undefined"/>
+        </w:rPr>
+      </w:r>
+    </w:p>
+    <w:p>
+      <w:pPr>
+        <w:pBdr>
+          <w:top w:val="none" w:color="000000" w:sz="4" w:space="0"/>
+          <w:left w:val="none" w:color="000000" w:sz="4" w:space="0"/>
+          <w:bottom w:val="none" w:color="000000" w:sz="4" w:space="0"/>
+          <w:right w:val="none" w:color="000000" w:sz="4" w:space="0"/>
+        </w:pBdr>
+        <w:spacing w:after="100"/>
+        <w:ind/>
+        <w:rPr>
+          <w:rFonts w:ascii="Arial" w:hAnsi="Arial" w:eastAsia="Arial" w:cs="Arial"/>
+          <w:sz w:val="20"/>
+          <w:szCs w:val="20"/>
+          <w14:ligatures w14:val="none"/>
+        </w:rPr>
+      </w:pPr>
+      <w:r>
+        <w:rPr>
+          <w:rFonts w:ascii="Arial" w:hAnsi="Arial" w:eastAsia="Arial" w:cs="Arial"/>
+          <w:b/>
+          <w:bCs/>
+          <w:sz w:val="20"/>
+          <w:szCs w:val="20"/>
+          <w:lang w:val="undefined"/>
+        </w:rPr>
+        <w:t xml:space="preserve">Area-weighted A_saved </w:t>
+      </w:r>
+      <w:r>
+        <w:rPr>
+          <w:rFonts w:ascii="Arial" w:hAnsi="Arial" w:eastAsia="Arial" w:cs="Arial"/>
+          <w:sz w:val="20"/>
+          <w:szCs w:val="20"/>
+        </w:rPr>
+        <w:t xml:space="preserve">(producer report figure) = (0.35 × 9.3) + (0.28 × 18.3) + (0.24 × 32.9) + (0.13 × 51.0) = </w:t>
+      </w:r>
+      <w:r>
+        <w:rPr>
+          <w:rFonts w:ascii="Arial" w:hAnsi="Arial" w:eastAsia="Arial" w:cs="Arial"/>
+          <w:sz w:val="20"/>
+          <w:szCs w:val="20"/>
+          <w:lang w:val="undefined"/>
+        </w:rPr>
+        <w:t xml:space="preserve">21.4 t/ac/yr.</w:t>
+      </w:r>
+      <w:r>
+        <w:rPr>
+          <w:rFonts w:ascii="Arial" w:hAnsi="Arial" w:eastAsia="Arial" w:cs="Arial"/>
+          <w:sz w:val="20"/>
+          <w:szCs w:val="20"/>
+          <w:lang w:val="undefined"/>
+        </w:rPr>
+      </w:r>
+    </w:p>
+    <w:p>
+      <w:pPr>
+        <w:pBdr>
+          <w:top w:val="none" w:color="000000" w:sz="4" w:space="0"/>
+          <w:left w:val="none" w:color="000000" w:sz="4" w:space="0"/>
+          <w:bottom w:val="none" w:color="000000" w:sz="4" w:space="0"/>
+          <w:right w:val="none" w:color="000000" w:sz="4" w:space="0"/>
+        </w:pBdr>
+        <w:spacing w:after="100"/>
+        <w:ind/>
+        <w:rPr>
+          <w:rFonts w:ascii="Arial" w:hAnsi="Arial" w:eastAsia="Arial" w:cs="Arial"/>
+          <w:sz w:val="20"/>
+          <w:szCs w:val="20"/>
+          <w:highlight w:val="none"/>
+          <w14:ligatures w14:val="none"/>
+        </w:rPr>
+      </w:pPr>
+      <w:r>
+        <w:rPr>
+          <w:rFonts w:ascii="Arial" w:hAnsi="Arial" w:eastAsia="Arial" w:cs="Arial"/>
+          <w:sz w:val="20"/>
+          <w:szCs w:val="20"/>
+          <w:highlight w:val="none"/>
+        </w:rPr>
+      </w:r>
+      <w:r>
+        <w:rPr>
+          <w:rFonts w:ascii="Arial" w:hAnsi="Arial" w:eastAsia="Arial" w:cs="Arial"/>
+          <w:sz w:val="20"/>
+          <w:szCs w:val="20"/>
+          <w:highlight w:val="none"/>
+        </w:rPr>
+      </w:r>
+      <w:r>
+        <w:rPr>
+          <w:rFonts w:ascii="Arial" w:hAnsi="Arial" w:eastAsia="Arial" w:cs="Arial"/>
+          <w:sz w:val="20"/>
+          <w:szCs w:val="20"/>
+          <w:highlight w:val="none"/>
+        </w:rPr>
+      </w:r>
+    </w:p>
+    <w:p>
+      <w:pPr>
+        <w:pBdr>
+          <w:top w:val="none" w:color="000000" w:sz="4" w:space="0"/>
+          <w:left w:val="none" w:color="000000" w:sz="4" w:space="0"/>
+          <w:bottom w:val="none" w:color="000000" w:sz="4" w:space="0"/>
+          <w:right w:val="none" w:color="000000" w:sz="4" w:space="0"/>
+        </w:pBdr>
+        <w:spacing w:after="100"/>
+        <w:ind/>
+        <w:rPr>
+          <w:rFonts w:ascii="Arial" w:hAnsi="Arial" w:eastAsia="Arial" w:cs="Arial"/>
+          <w:sz w:val="20"/>
+          <w:szCs w:val="20"/>
+          <w:highlight w:val="none"/>
+          <w14:ligatures w14:val="none"/>
+        </w:rPr>
+      </w:pPr>
+      <w:r>
+        <w:rPr>
+          <w:rFonts w:ascii="Arial" w:hAnsi="Arial" w:eastAsia="Arial" w:cs="Arial"/>
+          <w:sz w:val="20"/>
+          <w:szCs w:val="20"/>
+          <w:highlight w:val="none"/>
+        </w:rPr>
+      </w:r>
+    </w:p>
+    <w:tbl>
+      <w:tblPr>
+        <w:tblW w:w="9360" w:type="dxa"/>
+        <w:tblBorders>
+          <w:top w:val="single" w:color="000000" w:sz="4" w:space="0"/>
+          <w:left w:val="single" w:color="000000" w:sz="4" w:space="0"/>
+          <w:bottom w:val="single" w:color="000000" w:sz="4" w:space="0"/>
+          <w:right w:val="single" w:color="000000" w:sz="4" w:space="0"/>
+          <w:insideH w:val="single" w:color="000000" w:sz="4" w:space="0"/>
+          <w:insideV w:val="single" w:color="000000" w:sz="4" w:space="0"/>
+        </w:tblBorders>
+        <w:tblLook w:val="04A0" w:firstRow="1" w:lastRow="0" w:firstColumn="1" w:lastColumn="0" w:noHBand="0" w:noVBand="1"/>
+      </w:tblPr>
+      <w:tblGrid>
+        <w:gridCol w:w="9360"/>
+      </w:tblGrid>
+      <w:tr>
+        <w:trPr/>
+        <w:tc>
+          <w:tcPr>
+            <w:shd w:val="clear" w:color="ffffff" w:fill="eff6ff"/>
+            <w:tcBorders>
+              <w:top w:val="single" w:color="2e75b6" w:sz="4" w:space="0"/>
+              <w:left w:val="single" w:color="2e75b6" w:sz="4" w:space="0"/>
+              <w:bottom w:val="single" w:color="2e75b6" w:sz="4" w:space="0"/>
+              <w:right w:val="single" w:color="2e75b6" w:sz="4" w:space="0"/>
+            </w:tcBorders>
+            <w:tcMar>
+              <w:left w:w="160" w:type="dxa"/>
+              <w:top w:w="120" w:type="dxa"/>
+              <w:right w:w="160" w:type="dxa"/>
+              <w:bottom w:w="120" w:type="dxa"/>
+            </w:tcMar>
+          </w:tcPr>
+          <w:p>
+            <w:pPr>
+              <w:pBdr/>
+              <w:spacing/>
+              <w:ind/>
+              <w:rPr/>
+            </w:pPr>
+            <w:r>
+              <w:rPr>
+                <w:rFonts w:ascii="Arial" w:hAnsi="Arial" w:eastAsia="Arial" w:cs="Arial"/>
+                <w:color w:val="1e40af"/>
+                <w:sz w:val="18"/>
+                <w:szCs w:val="18"/>
+              </w:rPr>
+            </w:r>
+            <w:r>
+              <w:rPr>
+                <w:rFonts w:ascii="Arial" w:hAnsi="Arial" w:eastAsia="Arial" w:cs="Arial"/>
+                <w:color w:val="1e40af"/>
+                <w:sz w:val="18"/>
+                <w:szCs w:val="18"/>
+                <w:lang w:val="undefined"/>
+              </w:rPr>
+              <w:t xml:space="preserve">Known limitations: Zone-mean NDVI suppresses within-zone variability. A Critical zone with bimodal NDVI distribution (eroded knob + waterway) will be assigned a single C_adj. This is a stated precision boundary of the zone-aggregation approach. Pi</w:t>
+            </w:r>
+            <w:r>
+              <w:rPr>
+                <w:rFonts w:ascii="Arial" w:hAnsi="Arial" w:eastAsia="Arial" w:cs="Arial"/>
+                <w:color w:val="1e40af"/>
+                <w:sz w:val="18"/>
+                <w:szCs w:val="18"/>
+              </w:rPr>
+              <w:t xml:space="preserve">xel-level</w:t>
+            </w:r>
+            <w:r>
+              <w:rPr>
+                <w:rFonts w:ascii="Arial" w:hAnsi="Arial" w:eastAsia="Arial" w:cs="Arial"/>
+                <w:color w:val="1e40af"/>
+                <w:sz w:val="18"/>
+                <w:szCs w:val="18"/>
+                <w:lang w:val="undefined"/>
+              </w:rPr>
+              <w:t xml:space="preserve"> RUSLE outputs are not currently reported. The residue multiplier does not vary by landscape position — an assumption that may u</w:t>
+            </w:r>
+            <w:r>
+              <w:rPr>
+                <w:rFonts w:ascii="Arial" w:hAnsi="Arial" w:eastAsia="Arial" w:cs="Arial"/>
+                <w:color w:val="1e40af"/>
+                <w:sz w:val="18"/>
+                <w:szCs w:val="18"/>
+                <w:lang w:val="undefined"/>
+              </w:rPr>
+              <w:t xml:space="preserve">nderstate cover crop benefit on backslopes where residue retention differs from summit positions</w:t>
+            </w:r>
+            <w:r>
+              <w:rPr>
+                <w:rFonts w:ascii="Arial" w:hAnsi="Arial" w:eastAsia="Arial" w:cs="Arial"/>
+                <w:color w:val="1e40af"/>
+                <w:sz w:val="18"/>
+                <w:szCs w:val="18"/>
+                <w:lang w:val="undefined" w:bidi="undefined"/>
+              </w:rPr>
+            </w:r>
+            <w:r/>
+          </w:p>
+        </w:tc>
+      </w:tr>
+    </w:tbl>
+    <w:p>
+      <w:pPr>
+        <w:pBdr>
+          <w:top w:val="none" w:color="000000" w:sz="4" w:space="0"/>
+          <w:left w:val="none" w:color="000000" w:sz="4" w:space="0"/>
+          <w:bottom w:val="none" w:color="000000" w:sz="4" w:space="0"/>
+          <w:right w:val="none" w:color="000000" w:sz="4" w:space="0"/>
+        </w:pBdr>
+        <w:spacing w:after="100"/>
+        <w:ind/>
+        <w:rPr>
+          <w:rFonts w:ascii="Arial" w:hAnsi="Arial" w:eastAsia="Arial" w:cs="Arial"/>
+          <w:sz w:val="20"/>
+          <w:szCs w:val="20"/>
+          <w14:ligatures w14:val="none"/>
+        </w:rPr>
+      </w:pPr>
+      <w:r>
+        <w:rPr>
+          <w:rFonts w:ascii="Arial" w:hAnsi="Arial" w:eastAsia="Arial" w:cs="Arial"/>
+          <w:sz w:val="20"/>
+          <w:szCs w:val="20"/>
+          <w:highlight w:val="none"/>
+        </w:rPr>
+      </w:r>
+      <w:r>
+        <w:rPr>
+          <w:rFonts w:ascii="Arial" w:hAnsi="Arial" w:eastAsia="Arial" w:cs="Arial"/>
+          <w:sz w:val="20"/>
+          <w:szCs w:val="20"/>
+          <w:highlight w:val="none"/>
+        </w:rPr>
+      </w:r>
+      <w:r>
+        <w:rPr>
+          <w:rFonts w:ascii="Arial" w:hAnsi="Arial" w:eastAsia="Arial" w:cs="Arial"/>
+          <w:sz w:val="20"/>
+          <w:szCs w:val="20"/>
+          <w:highlight w:val="none"/>
+        </w:rPr>
+      </w:r>
+    </w:p>
+    <w:p>
+      <w:pPr>
+        <w:pBdr/>
+        <w:spacing w:after="100"/>
+        <w:ind/>
+        <w:rPr>
+          <w:rFonts w:ascii="Arial" w:hAnsi="Arial" w:eastAsia="Arial" w:cs="Arial"/>
+          <w:sz w:val="20"/>
+          <w:szCs w:val="20"/>
+          <w14:ligatures w14:val="none"/>
+        </w:rPr>
+      </w:pPr>
+      <w:r>
+        <w:rPr>
+          <w:rFonts w:ascii="Arial" w:hAnsi="Arial" w:eastAsia="Arial" w:cs="Arial"/>
+          <w:sz w:val="20"/>
+          <w:szCs w:val="20"/>
+          <w:lang w:val="undefined" w:bidi="undefined"/>
+        </w:rPr>
+      </w:r>
+      <w:r>
+        <w:rPr>
+          <w:rFonts w:ascii="Arial" w:hAnsi="Arial" w:eastAsia="Arial" w:cs="Arial"/>
+          <w:sz w:val="20"/>
+          <w:szCs w:val="20"/>
+          <w:lang w:val="undefined" w:bidi="undefined"/>
+        </w:rPr>
+      </w:r>
+      <w:r>
+        <w:rPr>
+          <w:rFonts w:ascii="Arial" w:hAnsi="Arial" w:eastAsia="Arial" w:cs="Arial"/>
+          <w:sz w:val="20"/>
+          <w:szCs w:val="20"/>
+          <w:lang w:val="undefined"/>
+        </w:rPr>
+      </w:r>
+    </w:p>
     <w:p>
       <w:pPr>
         <w:pBdr/>
@@ -19773,9 +23662,6 @@
               <w:pBdr/>
               <w:spacing/>
               <w:ind/>
-              <w:rPr/>
-            </w:pPr>
-            <w:r>
               <w:rPr>
                 <w:rFonts w:ascii="Arial" w:hAnsi="Arial" w:eastAsia="Arial" w:cs="Arial"/>
                 <w:b/>
@@ -19783,10 +23669,41 @@
                 <w:color w:val="ffffff"/>
                 <w:sz w:val="18"/>
                 <w:szCs w:val="18"/>
+                <w14:ligatures w14:val="none"/>
+              </w:rPr>
+            </w:pPr>
+            <w:r>
+              <w:rPr>
+                <w:rFonts w:ascii="Arial" w:hAnsi="Arial" w:eastAsia="Arial" w:cs="Arial"/>
+                <w:b/>
+                <w:bCs/>
+                <w:color w:val="ffffff"/>
+                <w:sz w:val="18"/>
+                <w:szCs w:val="18"/>
               </w:rPr>
               <w:t xml:space="preserve">Checklist Item</w:t>
             </w:r>
-            <w:r/>
+            <w:r>
+              <w:rPr>
+                <w:rFonts w:ascii="Arial" w:hAnsi="Arial" w:eastAsia="Arial" w:cs="Arial"/>
+                <w:b/>
+                <w:bCs/>
+                <w:color w:val="ffffff"/>
+                <w:sz w:val="18"/>
+                <w:szCs w:val="18"/>
+              </w:rPr>
+            </w:r>
+            <w:r>
+              <w:rPr>
+                <w:rFonts w:ascii="Arial" w:hAnsi="Arial" w:eastAsia="Arial" w:cs="Arial"/>
+                <w:b/>
+                <w:bCs/>
+                <w:color w:val="ffffff"/>
+                <w:sz w:val="18"/>
+                <w:szCs w:val="18"/>
+                <w14:ligatures w14:val="none"/>
+              </w:rPr>
+            </w:r>
           </w:p>
         </w:tc>
         <w:tc>
@@ -19811,9 +23728,6 @@
               <w:pBdr/>
               <w:spacing/>
               <w:ind/>
-              <w:rPr/>
-            </w:pPr>
-            <w:r>
               <w:rPr>
                 <w:rFonts w:ascii="Arial" w:hAnsi="Arial" w:eastAsia="Arial" w:cs="Arial"/>
                 <w:b/>
@@ -19821,10 +23735,41 @@
                 <w:color w:val="ffffff"/>
                 <w:sz w:val="18"/>
                 <w:szCs w:val="18"/>
+                <w14:ligatures w14:val="none"/>
+              </w:rPr>
+            </w:pPr>
+            <w:r>
+              <w:rPr>
+                <w:rFonts w:ascii="Arial" w:hAnsi="Arial" w:eastAsia="Arial" w:cs="Arial"/>
+                <w:b/>
+                <w:bCs/>
+                <w:color w:val="ffffff"/>
+                <w:sz w:val="18"/>
+                <w:szCs w:val="18"/>
               </w:rPr>
               <w:t xml:space="preserve">Method</w:t>
             </w:r>
-            <w:r/>
+            <w:r>
+              <w:rPr>
+                <w:rFonts w:ascii="Arial" w:hAnsi="Arial" w:eastAsia="Arial" w:cs="Arial"/>
+                <w:b/>
+                <w:bCs/>
+                <w:color w:val="ffffff"/>
+                <w:sz w:val="18"/>
+                <w:szCs w:val="18"/>
+              </w:rPr>
+            </w:r>
+            <w:r>
+              <w:rPr>
+                <w:rFonts w:ascii="Arial" w:hAnsi="Arial" w:eastAsia="Arial" w:cs="Arial"/>
+                <w:b/>
+                <w:bCs/>
+                <w:color w:val="ffffff"/>
+                <w:sz w:val="18"/>
+                <w:szCs w:val="18"/>
+                <w14:ligatures w14:val="none"/>
+              </w:rPr>
+            </w:r>
           </w:p>
         </w:tc>
         <w:tc>
@@ -19849,9 +23794,6 @@
               <w:pBdr/>
               <w:spacing/>
               <w:ind/>
-              <w:rPr/>
-            </w:pPr>
-            <w:r>
               <w:rPr>
                 <w:rFonts w:ascii="Arial" w:hAnsi="Arial" w:eastAsia="Arial" w:cs="Arial"/>
                 <w:b/>
@@ -19859,10 +23801,41 @@
                 <w:color w:val="ffffff"/>
                 <w:sz w:val="18"/>
                 <w:szCs w:val="18"/>
+                <w14:ligatures w14:val="none"/>
+              </w:rPr>
+            </w:pPr>
+            <w:r>
+              <w:rPr>
+                <w:rFonts w:ascii="Arial" w:hAnsi="Arial" w:eastAsia="Arial" w:cs="Arial"/>
+                <w:b/>
+                <w:bCs/>
+                <w:color w:val="ffffff"/>
+                <w:sz w:val="18"/>
+                <w:szCs w:val="18"/>
               </w:rPr>
               <w:t xml:space="preserve">What it verifies</w:t>
             </w:r>
-            <w:r/>
+            <w:r>
+              <w:rPr>
+                <w:rFonts w:ascii="Arial" w:hAnsi="Arial" w:eastAsia="Arial" w:cs="Arial"/>
+                <w:b/>
+                <w:bCs/>
+                <w:color w:val="ffffff"/>
+                <w:sz w:val="18"/>
+                <w:szCs w:val="18"/>
+              </w:rPr>
+            </w:r>
+            <w:r>
+              <w:rPr>
+                <w:rFonts w:ascii="Arial" w:hAnsi="Arial" w:eastAsia="Arial" w:cs="Arial"/>
+                <w:b/>
+                <w:bCs/>
+                <w:color w:val="ffffff"/>
+                <w:sz w:val="18"/>
+                <w:szCs w:val="18"/>
+                <w14:ligatures w14:val="none"/>
+              </w:rPr>
+            </w:r>
           </w:p>
         </w:tc>
         <w:tc>
@@ -19887,9 +23860,6 @@
               <w:pBdr/>
               <w:spacing/>
               <w:ind/>
-              <w:rPr/>
-            </w:pPr>
-            <w:r>
               <w:rPr>
                 <w:rFonts w:ascii="Arial" w:hAnsi="Arial" w:eastAsia="Arial" w:cs="Arial"/>
                 <w:b/>
@@ -19897,10 +23867,41 @@
                 <w:color w:val="ffffff"/>
                 <w:sz w:val="18"/>
                 <w:szCs w:val="18"/>
+                <w14:ligatures w14:val="none"/>
+              </w:rPr>
+            </w:pPr>
+            <w:r>
+              <w:rPr>
+                <w:rFonts w:ascii="Arial" w:hAnsi="Arial" w:eastAsia="Arial" w:cs="Arial"/>
+                <w:b/>
+                <w:bCs/>
+                <w:color w:val="ffffff"/>
+                <w:sz w:val="18"/>
+                <w:szCs w:val="18"/>
               </w:rPr>
               <w:t xml:space="preserve">What it does NOT verify</w:t>
             </w:r>
-            <w:r/>
+            <w:r>
+              <w:rPr>
+                <w:rFonts w:ascii="Arial" w:hAnsi="Arial" w:eastAsia="Arial" w:cs="Arial"/>
+                <w:b/>
+                <w:bCs/>
+                <w:color w:val="ffffff"/>
+                <w:sz w:val="18"/>
+                <w:szCs w:val="18"/>
+              </w:rPr>
+            </w:r>
+            <w:r>
+              <w:rPr>
+                <w:rFonts w:ascii="Arial" w:hAnsi="Arial" w:eastAsia="Arial" w:cs="Arial"/>
+                <w:b/>
+                <w:bCs/>
+                <w:color w:val="ffffff"/>
+                <w:sz w:val="18"/>
+                <w:szCs w:val="18"/>
+                <w14:ligatures w14:val="none"/>
+              </w:rPr>
+            </w:r>
           </w:p>
         </w:tc>
       </w:tr>
@@ -19929,17 +23930,44 @@
               <w:pBdr/>
               <w:spacing/>
               <w:ind/>
-              <w:rPr/>
+              <w:rPr>
+                <w:rFonts w:ascii="Arial" w:hAnsi="Arial" w:eastAsia="Arial" w:cs="Arial"/>
+                <w:b/>
+                <w:bCs/>
+                <w:sz w:val="18"/>
+                <w:szCs w:val="18"/>
+                <w14:ligatures w14:val="none"/>
+              </w:rPr>
             </w:pPr>
             <w:r>
               <w:rPr>
                 <w:rFonts w:ascii="Arial" w:hAnsi="Arial" w:eastAsia="Arial" w:cs="Arial"/>
+                <w:b/>
+                <w:bCs/>
                 <w:sz w:val="18"/>
                 <w:szCs w:val="18"/>
               </w:rPr>
               <w:t xml:space="preserve">Cover crop present</w:t>
             </w:r>
-            <w:r/>
+            <w:r>
+              <w:rPr>
+                <w:rFonts w:ascii="Arial" w:hAnsi="Arial" w:eastAsia="Arial" w:cs="Arial"/>
+                <w:b/>
+                <w:bCs/>
+                <w:sz w:val="18"/>
+                <w:szCs w:val="18"/>
+              </w:rPr>
+            </w:r>
+            <w:r>
+              <w:rPr>
+                <w:rFonts w:ascii="Arial" w:hAnsi="Arial" w:eastAsia="Arial" w:cs="Arial"/>
+                <w:b/>
+                <w:bCs/>
+                <w:sz w:val="18"/>
+                <w:szCs w:val="18"/>
+                <w14:ligatures w14:val="none"/>
+              </w:rPr>
+            </w:r>
           </w:p>
         </w:tc>
         <w:tc>
@@ -19965,17 +23993,44 @@
               <w:pBdr/>
               <w:spacing/>
               <w:ind/>
-              <w:rPr/>
+              <w:rPr>
+                <w:rFonts w:ascii="Arial" w:hAnsi="Arial" w:eastAsia="Arial" w:cs="Arial"/>
+                <w:b w:val="0"/>
+                <w:bCs w:val="0"/>
+                <w:sz w:val="18"/>
+                <w:szCs w:val="18"/>
+                <w14:ligatures w14:val="none"/>
+              </w:rPr>
             </w:pPr>
             <w:r>
               <w:rPr>
                 <w:rFonts w:ascii="Arial" w:hAnsi="Arial" w:eastAsia="Arial" w:cs="Arial"/>
+                <w:b w:val="0"/>
+                <w:bCs w:val="0"/>
                 <w:sz w:val="18"/>
                 <w:szCs w:val="18"/>
               </w:rPr>
               <w:t xml:space="preserve">NDVI &gt; 0.20</w:t>
             </w:r>
-            <w:r/>
+            <w:r>
+              <w:rPr>
+                <w:rFonts w:ascii="Arial" w:hAnsi="Arial" w:eastAsia="Arial" w:cs="Arial"/>
+                <w:b w:val="0"/>
+                <w:bCs w:val="0"/>
+                <w:sz w:val="18"/>
+                <w:szCs w:val="18"/>
+              </w:rPr>
+            </w:r>
+            <w:r>
+              <w:rPr>
+                <w:rFonts w:ascii="Arial" w:hAnsi="Arial" w:eastAsia="Arial" w:cs="Arial"/>
+                <w:b w:val="0"/>
+                <w:bCs w:val="0"/>
+                <w:sz w:val="18"/>
+                <w:szCs w:val="18"/>
+                <w14:ligatures w14:val="none"/>
+              </w:rPr>
+            </w:r>
           </w:p>
         </w:tc>
         <w:tc>
@@ -20001,17 +24056,44 @@
               <w:pBdr/>
               <w:spacing/>
               <w:ind/>
-              <w:rPr/>
+              <w:rPr>
+                <w:rFonts w:ascii="Arial" w:hAnsi="Arial" w:eastAsia="Arial" w:cs="Arial"/>
+                <w:b w:val="0"/>
+                <w:bCs w:val="0"/>
+                <w:sz w:val="18"/>
+                <w:szCs w:val="18"/>
+                <w14:ligatures w14:val="none"/>
+              </w:rPr>
             </w:pPr>
             <w:r>
               <w:rPr>
                 <w:rFonts w:ascii="Arial" w:hAnsi="Arial" w:eastAsia="Arial" w:cs="Arial"/>
+                <w:b w:val="0"/>
+                <w:bCs w:val="0"/>
                 <w:sz w:val="18"/>
                 <w:szCs w:val="18"/>
               </w:rPr>
               <w:t xml:space="preserve">Spatial presence of living vegetation in field boundary</w:t>
             </w:r>
-            <w:r/>
+            <w:r>
+              <w:rPr>
+                <w:rFonts w:ascii="Arial" w:hAnsi="Arial" w:eastAsia="Arial" w:cs="Arial"/>
+                <w:b w:val="0"/>
+                <w:bCs w:val="0"/>
+                <w:sz w:val="18"/>
+                <w:szCs w:val="18"/>
+              </w:rPr>
+            </w:r>
+            <w:r>
+              <w:rPr>
+                <w:rFonts w:ascii="Arial" w:hAnsi="Arial" w:eastAsia="Arial" w:cs="Arial"/>
+                <w:b w:val="0"/>
+                <w:bCs w:val="0"/>
+                <w:sz w:val="18"/>
+                <w:szCs w:val="18"/>
+                <w14:ligatures w14:val="none"/>
+              </w:rPr>
+            </w:r>
           </w:p>
         </w:tc>
         <w:tc>
@@ -20037,17 +24119,44 @@
               <w:pBdr/>
               <w:spacing/>
               <w:ind/>
-              <w:rPr/>
+              <w:rPr>
+                <w:rFonts w:ascii="Arial" w:hAnsi="Arial" w:eastAsia="Arial" w:cs="Arial"/>
+                <w:b w:val="0"/>
+                <w:bCs w:val="0"/>
+                <w:sz w:val="18"/>
+                <w:szCs w:val="18"/>
+                <w14:ligatures w14:val="none"/>
+              </w:rPr>
             </w:pPr>
             <w:r>
               <w:rPr>
                 <w:rFonts w:ascii="Arial" w:hAnsi="Arial" w:eastAsia="Arial" w:cs="Arial"/>
+                <w:b w:val="0"/>
+                <w:bCs w:val="0"/>
                 <w:sz w:val="18"/>
                 <w:szCs w:val="18"/>
               </w:rPr>
               <w:t xml:space="preserve">Species identity — NDVI cannot distinguish cereal rye from weeds or volunteer crop</w:t>
             </w:r>
-            <w:r/>
+            <w:r>
+              <w:rPr>
+                <w:rFonts w:ascii="Arial" w:hAnsi="Arial" w:eastAsia="Arial" w:cs="Arial"/>
+                <w:b w:val="0"/>
+                <w:bCs w:val="0"/>
+                <w:sz w:val="18"/>
+                <w:szCs w:val="18"/>
+              </w:rPr>
+            </w:r>
+            <w:r>
+              <w:rPr>
+                <w:rFonts w:ascii="Arial" w:hAnsi="Arial" w:eastAsia="Arial" w:cs="Arial"/>
+                <w:b w:val="0"/>
+                <w:bCs w:val="0"/>
+                <w:sz w:val="18"/>
+                <w:szCs w:val="18"/>
+                <w14:ligatures w14:val="none"/>
+              </w:rPr>
+            </w:r>
           </w:p>
         </w:tc>
       </w:tr>
@@ -20076,17 +24185,44 @@
               <w:pBdr/>
               <w:spacing/>
               <w:ind/>
-              <w:rPr/>
+              <w:rPr>
+                <w:rFonts w:ascii="Arial" w:hAnsi="Arial" w:eastAsia="Arial" w:cs="Arial"/>
+                <w:b/>
+                <w:bCs/>
+                <w:sz w:val="18"/>
+                <w:szCs w:val="18"/>
+                <w14:ligatures w14:val="none"/>
+              </w:rPr>
             </w:pPr>
             <w:r>
               <w:rPr>
                 <w:rFonts w:ascii="Arial" w:hAnsi="Arial" w:eastAsia="Arial" w:cs="Arial"/>
+                <w:b/>
+                <w:bCs/>
                 <w:sz w:val="18"/>
                 <w:szCs w:val="18"/>
               </w:rPr>
               <w:t xml:space="preserve">Image date</w:t>
             </w:r>
-            <w:r/>
+            <w:r>
+              <w:rPr>
+                <w:rFonts w:ascii="Arial" w:hAnsi="Arial" w:eastAsia="Arial" w:cs="Arial"/>
+                <w:b/>
+                <w:bCs/>
+                <w:sz w:val="18"/>
+                <w:szCs w:val="18"/>
+              </w:rPr>
+            </w:r>
+            <w:r>
+              <w:rPr>
+                <w:rFonts w:ascii="Arial" w:hAnsi="Arial" w:eastAsia="Arial" w:cs="Arial"/>
+                <w:b/>
+                <w:bCs/>
+                <w:sz w:val="18"/>
+                <w:szCs w:val="18"/>
+                <w14:ligatures w14:val="none"/>
+              </w:rPr>
+            </w:r>
           </w:p>
         </w:tc>
         <w:tc>
@@ -20112,17 +24248,44 @@
               <w:pBdr/>
               <w:spacing/>
               <w:ind/>
-              <w:rPr/>
+              <w:rPr>
+                <w:rFonts w:ascii="Arial" w:hAnsi="Arial" w:eastAsia="Arial" w:cs="Arial"/>
+                <w:b w:val="0"/>
+                <w:bCs w:val="0"/>
+                <w:sz w:val="18"/>
+                <w:szCs w:val="18"/>
+                <w14:ligatures w14:val="none"/>
+              </w:rPr>
             </w:pPr>
             <w:r>
               <w:rPr>
                 <w:rFonts w:ascii="Arial" w:hAnsi="Arial" w:eastAsia="Arial" w:cs="Arial"/>
+                <w:b w:val="0"/>
+                <w:bCs w:val="0"/>
                 <w:sz w:val="18"/>
                 <w:szCs w:val="18"/>
               </w:rPr>
               <w:t xml:space="preserve">GEE metadata + scene count</w:t>
             </w:r>
-            <w:r/>
+            <w:r>
+              <w:rPr>
+                <w:rFonts w:ascii="Arial" w:hAnsi="Arial" w:eastAsia="Arial" w:cs="Arial"/>
+                <w:b w:val="0"/>
+                <w:bCs w:val="0"/>
+                <w:sz w:val="18"/>
+                <w:szCs w:val="18"/>
+              </w:rPr>
+            </w:r>
+            <w:r>
+              <w:rPr>
+                <w:rFonts w:ascii="Arial" w:hAnsi="Arial" w:eastAsia="Arial" w:cs="Arial"/>
+                <w:b w:val="0"/>
+                <w:bCs w:val="0"/>
+                <w:sz w:val="18"/>
+                <w:szCs w:val="18"/>
+                <w14:ligatures w14:val="none"/>
+              </w:rPr>
+            </w:r>
           </w:p>
         </w:tc>
         <w:tc>
@@ -20148,17 +24311,44 @@
               <w:pBdr/>
               <w:spacing/>
               <w:ind/>
-              <w:rPr/>
+              <w:rPr>
+                <w:rFonts w:ascii="Arial" w:hAnsi="Arial" w:eastAsia="Arial" w:cs="Arial"/>
+                <w:b w:val="0"/>
+                <w:bCs w:val="0"/>
+                <w:sz w:val="18"/>
+                <w:szCs w:val="18"/>
+                <w14:ligatures w14:val="none"/>
+              </w:rPr>
             </w:pPr>
             <w:r>
               <w:rPr>
                 <w:rFonts w:ascii="Arial" w:hAnsi="Arial" w:eastAsia="Arial" w:cs="Arial"/>
+                <w:b w:val="0"/>
+                <w:bCs w:val="0"/>
                 <w:sz w:val="18"/>
                 <w:szCs w:val="18"/>
               </w:rPr>
               <w:t xml:space="preserve">Date-stamped record before termination with scene quality indicator</w:t>
             </w:r>
-            <w:r/>
+            <w:r>
+              <w:rPr>
+                <w:rFonts w:ascii="Arial" w:hAnsi="Arial" w:eastAsia="Arial" w:cs="Arial"/>
+                <w:b w:val="0"/>
+                <w:bCs w:val="0"/>
+                <w:sz w:val="18"/>
+                <w:szCs w:val="18"/>
+              </w:rPr>
+            </w:r>
+            <w:r>
+              <w:rPr>
+                <w:rFonts w:ascii="Arial" w:hAnsi="Arial" w:eastAsia="Arial" w:cs="Arial"/>
+                <w:b w:val="0"/>
+                <w:bCs w:val="0"/>
+                <w:sz w:val="18"/>
+                <w:szCs w:val="18"/>
+                <w14:ligatures w14:val="none"/>
+              </w:rPr>
+            </w:r>
           </w:p>
         </w:tc>
         <w:tc>
@@ -20184,17 +24374,44 @@
               <w:pBdr/>
               <w:spacing/>
               <w:ind/>
-              <w:rPr/>
+              <w:rPr>
+                <w:rFonts w:ascii="Arial" w:hAnsi="Arial" w:eastAsia="Arial" w:cs="Arial"/>
+                <w:b w:val="0"/>
+                <w:bCs w:val="0"/>
+                <w:sz w:val="18"/>
+                <w:szCs w:val="18"/>
+                <w14:ligatures w14:val="none"/>
+              </w:rPr>
             </w:pPr>
             <w:r>
               <w:rPr>
                 <w:rFonts w:ascii="Arial" w:hAnsi="Arial" w:eastAsia="Arial" w:cs="Arial"/>
+                <w:b w:val="0"/>
+                <w:bCs w:val="0"/>
                 <w:sz w:val="18"/>
                 <w:szCs w:val="18"/>
               </w:rPr>
               <w:t xml:space="preserve">That conditions are unchanged from date of image to date of field visit</w:t>
             </w:r>
-            <w:r/>
+            <w:r>
+              <w:rPr>
+                <w:rFonts w:ascii="Arial" w:hAnsi="Arial" w:eastAsia="Arial" w:cs="Arial"/>
+                <w:b w:val="0"/>
+                <w:bCs w:val="0"/>
+                <w:sz w:val="18"/>
+                <w:szCs w:val="18"/>
+              </w:rPr>
+            </w:r>
+            <w:r>
+              <w:rPr>
+                <w:rFonts w:ascii="Arial" w:hAnsi="Arial" w:eastAsia="Arial" w:cs="Arial"/>
+                <w:b w:val="0"/>
+                <w:bCs w:val="0"/>
+                <w:sz w:val="18"/>
+                <w:szCs w:val="18"/>
+                <w14:ligatures w14:val="none"/>
+              </w:rPr>
+            </w:r>
           </w:p>
         </w:tc>
       </w:tr>
@@ -20223,17 +24440,44 @@
               <w:pBdr/>
               <w:spacing/>
               <w:ind/>
-              <w:rPr/>
+              <w:rPr>
+                <w:rFonts w:ascii="Arial" w:hAnsi="Arial" w:eastAsia="Arial" w:cs="Arial"/>
+                <w:b/>
+                <w:bCs/>
+                <w:sz w:val="18"/>
+                <w:szCs w:val="18"/>
+                <w14:ligatures w14:val="none"/>
+              </w:rPr>
             </w:pPr>
             <w:r>
               <w:rPr>
                 <w:rFonts w:ascii="Arial" w:hAnsi="Arial" w:eastAsia="Arial" w:cs="Arial"/>
+                <w:b/>
+                <w:bCs/>
                 <w:sz w:val="18"/>
                 <w:szCs w:val="18"/>
               </w:rPr>
               <w:t xml:space="preserve">Estimated biomass</w:t>
             </w:r>
-            <w:r/>
+            <w:r>
+              <w:rPr>
+                <w:rFonts w:ascii="Arial" w:hAnsi="Arial" w:eastAsia="Arial" w:cs="Arial"/>
+                <w:b/>
+                <w:bCs/>
+                <w:sz w:val="18"/>
+                <w:szCs w:val="18"/>
+              </w:rPr>
+            </w:r>
+            <w:r>
+              <w:rPr>
+                <w:rFonts w:ascii="Arial" w:hAnsi="Arial" w:eastAsia="Arial" w:cs="Arial"/>
+                <w:b/>
+                <w:bCs/>
+                <w:sz w:val="18"/>
+                <w:szCs w:val="18"/>
+                <w14:ligatures w14:val="none"/>
+              </w:rPr>
+            </w:r>
           </w:p>
         </w:tc>
         <w:tc>
@@ -20259,17 +24503,44 @@
               <w:pBdr/>
               <w:spacing/>
               <w:ind/>
-              <w:rPr/>
+              <w:rPr>
+                <w:rFonts w:ascii="Arial" w:hAnsi="Arial" w:eastAsia="Arial" w:cs="Arial"/>
+                <w:b w:val="0"/>
+                <w:bCs w:val="0"/>
+                <w:sz w:val="18"/>
+                <w:szCs w:val="18"/>
+                <w14:ligatures w14:val="none"/>
+              </w:rPr>
             </w:pPr>
             <w:r>
               <w:rPr>
                 <w:rFonts w:ascii="Arial" w:hAnsi="Arial" w:eastAsia="Arial" w:cs="Arial"/>
+                <w:b w:val="0"/>
+                <w:bCs w:val="0"/>
                 <w:sz w:val="18"/>
                 <w:szCs w:val="18"/>
               </w:rPr>
               <w:t xml:space="preserve">NDVI proxy ±40%</w:t>
             </w:r>
-            <w:r/>
+            <w:r>
+              <w:rPr>
+                <w:rFonts w:ascii="Arial" w:hAnsi="Arial" w:eastAsia="Arial" w:cs="Arial"/>
+                <w:b w:val="0"/>
+                <w:bCs w:val="0"/>
+                <w:sz w:val="18"/>
+                <w:szCs w:val="18"/>
+              </w:rPr>
+            </w:r>
+            <w:r>
+              <w:rPr>
+                <w:rFonts w:ascii="Arial" w:hAnsi="Arial" w:eastAsia="Arial" w:cs="Arial"/>
+                <w:b w:val="0"/>
+                <w:bCs w:val="0"/>
+                <w:sz w:val="18"/>
+                <w:szCs w:val="18"/>
+                <w14:ligatures w14:val="none"/>
+              </w:rPr>
+            </w:r>
           </w:p>
         </w:tc>
         <w:tc>
@@ -20295,17 +24566,44 @@
               <w:pBdr/>
               <w:spacing/>
               <w:ind/>
-              <w:rPr/>
+              <w:rPr>
+                <w:rFonts w:ascii="Arial" w:hAnsi="Arial" w:eastAsia="Arial" w:cs="Arial"/>
+                <w:b w:val="0"/>
+                <w:bCs w:val="0"/>
+                <w:sz w:val="18"/>
+                <w:szCs w:val="18"/>
+                <w14:ligatures w14:val="none"/>
+              </w:rPr>
             </w:pPr>
             <w:r>
               <w:rPr>
                 <w:rFonts w:ascii="Arial" w:hAnsi="Arial" w:eastAsia="Arial" w:cs="Arial"/>
+                <w:b w:val="0"/>
+                <w:bCs w:val="0"/>
                 <w:sz w:val="18"/>
                 <w:szCs w:val="18"/>
               </w:rPr>
               <w:t xml:space="preserve">Rough biomass range — order of magnitude estimate only</w:t>
             </w:r>
-            <w:r/>
+            <w:r>
+              <w:rPr>
+                <w:rFonts w:ascii="Arial" w:hAnsi="Arial" w:eastAsia="Arial" w:cs="Arial"/>
+                <w:b w:val="0"/>
+                <w:bCs w:val="0"/>
+                <w:sz w:val="18"/>
+                <w:szCs w:val="18"/>
+              </w:rPr>
+            </w:r>
+            <w:r>
+              <w:rPr>
+                <w:rFonts w:ascii="Arial" w:hAnsi="Arial" w:eastAsia="Arial" w:cs="Arial"/>
+                <w:b w:val="0"/>
+                <w:bCs w:val="0"/>
+                <w:sz w:val="18"/>
+                <w:szCs w:val="18"/>
+                <w14:ligatures w14:val="none"/>
+              </w:rPr>
+            </w:r>
           </w:p>
         </w:tc>
         <w:tc>
@@ -20331,17 +24629,44 @@
               <w:pBdr/>
               <w:spacing/>
               <w:ind/>
-              <w:rPr/>
+              <w:rPr>
+                <w:rFonts w:ascii="Arial" w:hAnsi="Arial" w:eastAsia="Arial" w:cs="Arial"/>
+                <w:b w:val="0"/>
+                <w:bCs w:val="0"/>
+                <w:sz w:val="18"/>
+                <w:szCs w:val="18"/>
+                <w14:ligatures w14:val="none"/>
+              </w:rPr>
             </w:pPr>
             <w:r>
               <w:rPr>
                 <w:rFonts w:ascii="Arial" w:hAnsi="Arial" w:eastAsia="Arial" w:cs="Arial"/>
+                <w:b w:val="0"/>
+                <w:bCs w:val="0"/>
                 <w:sz w:val="18"/>
                 <w:szCs w:val="18"/>
               </w:rPr>
               <w:t xml:space="preserve">Actual weight. ±40% uncertainty. Not a scale measurement.</w:t>
             </w:r>
-            <w:r/>
+            <w:r>
+              <w:rPr>
+                <w:rFonts w:ascii="Arial" w:hAnsi="Arial" w:eastAsia="Arial" w:cs="Arial"/>
+                <w:b w:val="0"/>
+                <w:bCs w:val="0"/>
+                <w:sz w:val="18"/>
+                <w:szCs w:val="18"/>
+              </w:rPr>
+            </w:r>
+            <w:r>
+              <w:rPr>
+                <w:rFonts w:ascii="Arial" w:hAnsi="Arial" w:eastAsia="Arial" w:cs="Arial"/>
+                <w:b w:val="0"/>
+                <w:bCs w:val="0"/>
+                <w:sz w:val="18"/>
+                <w:szCs w:val="18"/>
+                <w14:ligatures w14:val="none"/>
+              </w:rPr>
+            </w:r>
           </w:p>
         </w:tc>
       </w:tr>
@@ -20370,17 +24695,44 @@
               <w:pBdr/>
               <w:spacing/>
               <w:ind/>
-              <w:rPr/>
+              <w:rPr>
+                <w:rFonts w:ascii="Arial" w:hAnsi="Arial" w:eastAsia="Arial" w:cs="Arial"/>
+                <w:b/>
+                <w:bCs/>
+                <w:sz w:val="18"/>
+                <w:szCs w:val="18"/>
+                <w14:ligatures w14:val="none"/>
+              </w:rPr>
             </w:pPr>
             <w:r>
               <w:rPr>
                 <w:rFonts w:ascii="Arial" w:hAnsi="Arial" w:eastAsia="Arial" w:cs="Arial"/>
+                <w:b/>
+                <w:bCs/>
                 <w:sz w:val="18"/>
                 <w:szCs w:val="18"/>
               </w:rPr>
               <w:t xml:space="preserve">30% ground cover</w:t>
             </w:r>
-            <w:r/>
+            <w:r>
+              <w:rPr>
+                <w:rFonts w:ascii="Arial" w:hAnsi="Arial" w:eastAsia="Arial" w:cs="Arial"/>
+                <w:b/>
+                <w:bCs/>
+                <w:sz w:val="18"/>
+                <w:szCs w:val="18"/>
+              </w:rPr>
+            </w:r>
+            <w:r>
+              <w:rPr>
+                <w:rFonts w:ascii="Arial" w:hAnsi="Arial" w:eastAsia="Arial" w:cs="Arial"/>
+                <w:b/>
+                <w:bCs/>
+                <w:sz w:val="18"/>
+                <w:szCs w:val="18"/>
+                <w14:ligatures w14:val="none"/>
+              </w:rPr>
+            </w:r>
           </w:p>
         </w:tc>
         <w:tc>
@@ -20406,17 +24758,44 @@
               <w:pBdr/>
               <w:spacing/>
               <w:ind/>
-              <w:rPr/>
+              <w:rPr>
+                <w:rFonts w:ascii="Arial" w:hAnsi="Arial" w:eastAsia="Arial" w:cs="Arial"/>
+                <w:b w:val="0"/>
+                <w:bCs w:val="0"/>
+                <w:sz w:val="18"/>
+                <w:szCs w:val="18"/>
+                <w14:ligatures w14:val="none"/>
+              </w:rPr>
             </w:pPr>
             <w:r>
               <w:rPr>
                 <w:rFonts w:ascii="Arial" w:hAnsi="Arial" w:eastAsia="Arial" w:cs="Arial"/>
+                <w:b w:val="0"/>
+                <w:bCs w:val="0"/>
                 <w:sz w:val="18"/>
                 <w:szCs w:val="18"/>
               </w:rPr>
               <w:t xml:space="preserve">% pixels above NDVI threshold</w:t>
             </w:r>
-            <w:r/>
+            <w:r>
+              <w:rPr>
+                <w:rFonts w:ascii="Arial" w:hAnsi="Arial" w:eastAsia="Arial" w:cs="Arial"/>
+                <w:b w:val="0"/>
+                <w:bCs w:val="0"/>
+                <w:sz w:val="18"/>
+                <w:szCs w:val="18"/>
+              </w:rPr>
+            </w:r>
+            <w:r>
+              <w:rPr>
+                <w:rFonts w:ascii="Arial" w:hAnsi="Arial" w:eastAsia="Arial" w:cs="Arial"/>
+                <w:b w:val="0"/>
+                <w:bCs w:val="0"/>
+                <w:sz w:val="18"/>
+                <w:szCs w:val="18"/>
+                <w14:ligatures w14:val="none"/>
+              </w:rPr>
+            </w:r>
           </w:p>
         </w:tc>
         <w:tc>
@@ -20442,17 +24821,44 @@
               <w:pBdr/>
               <w:spacing/>
               <w:ind/>
-              <w:rPr/>
+              <w:rPr>
+                <w:rFonts w:ascii="Arial" w:hAnsi="Arial" w:eastAsia="Arial" w:cs="Arial"/>
+                <w:b w:val="0"/>
+                <w:bCs w:val="0"/>
+                <w:sz w:val="18"/>
+                <w:szCs w:val="18"/>
+                <w14:ligatures w14:val="none"/>
+              </w:rPr>
             </w:pPr>
             <w:r>
               <w:rPr>
                 <w:rFonts w:ascii="Arial" w:hAnsi="Arial" w:eastAsia="Arial" w:cs="Arial"/>
+                <w:b w:val="0"/>
+                <w:bCs w:val="0"/>
                 <w:sz w:val="18"/>
                 <w:szCs w:val="18"/>
               </w:rPr>
               <w:t xml:space="preserve">Spatial estimate of adequate cover zones</w:t>
             </w:r>
-            <w:r/>
+            <w:r>
+              <w:rPr>
+                <w:rFonts w:ascii="Arial" w:hAnsi="Arial" w:eastAsia="Arial" w:cs="Arial"/>
+                <w:b w:val="0"/>
+                <w:bCs w:val="0"/>
+                <w:sz w:val="18"/>
+                <w:szCs w:val="18"/>
+              </w:rPr>
+            </w:r>
+            <w:r>
+              <w:rPr>
+                <w:rFonts w:ascii="Arial" w:hAnsi="Arial" w:eastAsia="Arial" w:cs="Arial"/>
+                <w:b w:val="0"/>
+                <w:bCs w:val="0"/>
+                <w:sz w:val="18"/>
+                <w:szCs w:val="18"/>
+                <w14:ligatures w14:val="none"/>
+              </w:rPr>
+            </w:r>
           </w:p>
         </w:tc>
         <w:tc>
@@ -20478,17 +24884,44 @@
               <w:pBdr/>
               <w:spacing/>
               <w:ind/>
-              <w:rPr/>
+              <w:rPr>
+                <w:rFonts w:ascii="Arial" w:hAnsi="Arial" w:eastAsia="Arial" w:cs="Arial"/>
+                <w:b w:val="0"/>
+                <w:bCs w:val="0"/>
+                <w:sz w:val="18"/>
+                <w:szCs w:val="18"/>
+                <w14:ligatures w14:val="none"/>
+              </w:rPr>
             </w:pPr>
             <w:r>
               <w:rPr>
                 <w:rFonts w:ascii="Arial" w:hAnsi="Arial" w:eastAsia="Arial" w:cs="Arial"/>
+                <w:b w:val="0"/>
+                <w:bCs w:val="0"/>
                 <w:sz w:val="18"/>
                 <w:szCs w:val="18"/>
               </w:rPr>
               <w:t xml:space="preserve">Actual ground cover percentage — requires line transect field measurement per NRCS protocol</w:t>
             </w:r>
-            <w:r/>
+            <w:r>
+              <w:rPr>
+                <w:rFonts w:ascii="Arial" w:hAnsi="Arial" w:eastAsia="Arial" w:cs="Arial"/>
+                <w:b w:val="0"/>
+                <w:bCs w:val="0"/>
+                <w:sz w:val="18"/>
+                <w:szCs w:val="18"/>
+              </w:rPr>
+            </w:r>
+            <w:r>
+              <w:rPr>
+                <w:rFonts w:ascii="Arial" w:hAnsi="Arial" w:eastAsia="Arial" w:cs="Arial"/>
+                <w:b w:val="0"/>
+                <w:bCs w:val="0"/>
+                <w:sz w:val="18"/>
+                <w:szCs w:val="18"/>
+                <w14:ligatures w14:val="none"/>
+              </w:rPr>
+            </w:r>
           </w:p>
         </w:tc>
       </w:tr>
@@ -20517,17 +24950,44 @@
               <w:pBdr/>
               <w:spacing/>
               <w:ind/>
-              <w:rPr/>
+              <w:rPr>
+                <w:rFonts w:ascii="Arial" w:hAnsi="Arial" w:eastAsia="Arial" w:cs="Arial"/>
+                <w:b/>
+                <w:bCs/>
+                <w:sz w:val="18"/>
+                <w:szCs w:val="18"/>
+                <w14:ligatures w14:val="none"/>
+              </w:rPr>
             </w:pPr>
             <w:r>
               <w:rPr>
                 <w:rFonts w:ascii="Arial" w:hAnsi="Arial" w:eastAsia="Arial" w:cs="Arial"/>
+                <w:b/>
+                <w:bCs/>
                 <w:sz w:val="18"/>
                 <w:szCs w:val="18"/>
               </w:rPr>
               <w:t xml:space="preserve">Seeding rate</w:t>
             </w:r>
-            <w:r/>
+            <w:r>
+              <w:rPr>
+                <w:rFonts w:ascii="Arial" w:hAnsi="Arial" w:eastAsia="Arial" w:cs="Arial"/>
+                <w:b/>
+                <w:bCs/>
+                <w:sz w:val="18"/>
+                <w:szCs w:val="18"/>
+              </w:rPr>
+            </w:r>
+            <w:r>
+              <w:rPr>
+                <w:rFonts w:ascii="Arial" w:hAnsi="Arial" w:eastAsia="Arial" w:cs="Arial"/>
+                <w:b/>
+                <w:bCs/>
+                <w:sz w:val="18"/>
+                <w:szCs w:val="18"/>
+                <w14:ligatures w14:val="none"/>
+              </w:rPr>
+            </w:r>
           </w:p>
         </w:tc>
         <w:tc>
@@ -20553,17 +25013,44 @@
               <w:pBdr/>
               <w:spacing/>
               <w:ind/>
-              <w:rPr/>
+              <w:rPr>
+                <w:rFonts w:ascii="Arial" w:hAnsi="Arial" w:eastAsia="Arial" w:cs="Arial"/>
+                <w:b w:val="0"/>
+                <w:bCs w:val="0"/>
+                <w:sz w:val="18"/>
+                <w:szCs w:val="18"/>
+                <w14:ligatures w14:val="none"/>
+              </w:rPr>
             </w:pPr>
             <w:r>
               <w:rPr>
                 <w:rFonts w:ascii="Arial" w:hAnsi="Arial" w:eastAsia="Arial" w:cs="Arial"/>
+                <w:b w:val="0"/>
+                <w:bCs w:val="0"/>
                 <w:sz w:val="18"/>
                 <w:szCs w:val="18"/>
               </w:rPr>
               <w:t xml:space="preserve">Field records required</w:t>
             </w:r>
-            <w:r/>
+            <w:r>
+              <w:rPr>
+                <w:rFonts w:ascii="Arial" w:hAnsi="Arial" w:eastAsia="Arial" w:cs="Arial"/>
+                <w:b w:val="0"/>
+                <w:bCs w:val="0"/>
+                <w:sz w:val="18"/>
+                <w:szCs w:val="18"/>
+              </w:rPr>
+            </w:r>
+            <w:r>
+              <w:rPr>
+                <w:rFonts w:ascii="Arial" w:hAnsi="Arial" w:eastAsia="Arial" w:cs="Arial"/>
+                <w:b w:val="0"/>
+                <w:bCs w:val="0"/>
+                <w:sz w:val="18"/>
+                <w:szCs w:val="18"/>
+                <w14:ligatures w14:val="none"/>
+              </w:rPr>
+            </w:r>
           </w:p>
         </w:tc>
         <w:tc>
@@ -20589,17 +25076,44 @@
               <w:pBdr/>
               <w:spacing/>
               <w:ind/>
-              <w:rPr/>
+              <w:rPr>
+                <w:rFonts w:ascii="Arial" w:hAnsi="Arial" w:eastAsia="Arial" w:cs="Arial"/>
+                <w:b w:val="0"/>
+                <w:bCs w:val="0"/>
+                <w:sz w:val="18"/>
+                <w:szCs w:val="18"/>
+                <w14:ligatures w14:val="none"/>
+              </w:rPr>
             </w:pPr>
             <w:r>
               <w:rPr>
                 <w:rFonts w:ascii="Arial" w:hAnsi="Arial" w:eastAsia="Arial" w:cs="Arial"/>
+                <w:b w:val="0"/>
+                <w:bCs w:val="0"/>
                 <w:sz w:val="18"/>
                 <w:szCs w:val="18"/>
               </w:rPr>
               <w:t xml:space="preserve">Nothing — satellite cannot verify seeding rate</w:t>
             </w:r>
-            <w:r/>
+            <w:r>
+              <w:rPr>
+                <w:rFonts w:ascii="Arial" w:hAnsi="Arial" w:eastAsia="Arial" w:cs="Arial"/>
+                <w:b w:val="0"/>
+                <w:bCs w:val="0"/>
+                <w:sz w:val="18"/>
+                <w:szCs w:val="18"/>
+              </w:rPr>
+            </w:r>
+            <w:r>
+              <w:rPr>
+                <w:rFonts w:ascii="Arial" w:hAnsi="Arial" w:eastAsia="Arial" w:cs="Arial"/>
+                <w:b w:val="0"/>
+                <w:bCs w:val="0"/>
+                <w:sz w:val="18"/>
+                <w:szCs w:val="18"/>
+                <w14:ligatures w14:val="none"/>
+              </w:rPr>
+            </w:r>
           </w:p>
         </w:tc>
         <w:tc>
@@ -20625,17 +25139,44 @@
               <w:pBdr/>
               <w:spacing/>
               <w:ind/>
-              <w:rPr/>
+              <w:rPr>
+                <w:rFonts w:ascii="Arial" w:hAnsi="Arial" w:eastAsia="Arial" w:cs="Arial"/>
+                <w:b w:val="0"/>
+                <w:bCs w:val="0"/>
+                <w:sz w:val="18"/>
+                <w:szCs w:val="18"/>
+                <w14:ligatures w14:val="none"/>
+              </w:rPr>
             </w:pPr>
             <w:r>
               <w:rPr>
                 <w:rFonts w:ascii="Arial" w:hAnsi="Arial" w:eastAsia="Arial" w:cs="Arial"/>
+                <w:b w:val="0"/>
+                <w:bCs w:val="0"/>
                 <w:sz w:val="18"/>
                 <w:szCs w:val="18"/>
               </w:rPr>
               <w:t xml:space="preserve">Seeding rate, depth, method — require seed receipt and field records</w:t>
             </w:r>
-            <w:r/>
+            <w:r>
+              <w:rPr>
+                <w:rFonts w:ascii="Arial" w:hAnsi="Arial" w:eastAsia="Arial" w:cs="Arial"/>
+                <w:b w:val="0"/>
+                <w:bCs w:val="0"/>
+                <w:sz w:val="18"/>
+                <w:szCs w:val="18"/>
+              </w:rPr>
+            </w:r>
+            <w:r>
+              <w:rPr>
+                <w:rFonts w:ascii="Arial" w:hAnsi="Arial" w:eastAsia="Arial" w:cs="Arial"/>
+                <w:b w:val="0"/>
+                <w:bCs w:val="0"/>
+                <w:sz w:val="18"/>
+                <w:szCs w:val="18"/>
+                <w14:ligatures w14:val="none"/>
+              </w:rPr>
+            </w:r>
           </w:p>
         </w:tc>
       </w:tr>
@@ -20664,17 +25205,44 @@
               <w:pBdr/>
               <w:spacing/>
               <w:ind/>
-              <w:rPr/>
+              <w:rPr>
+                <w:rFonts w:ascii="Arial" w:hAnsi="Arial" w:eastAsia="Arial" w:cs="Arial"/>
+                <w:b/>
+                <w:bCs/>
+                <w:sz w:val="18"/>
+                <w:szCs w:val="18"/>
+                <w14:ligatures w14:val="none"/>
+              </w:rPr>
             </w:pPr>
             <w:r>
               <w:rPr>
                 <w:rFonts w:ascii="Arial" w:hAnsi="Arial" w:eastAsia="Arial" w:cs="Arial"/>
+                <w:b/>
+                <w:bCs/>
                 <w:sz w:val="18"/>
                 <w:szCs w:val="18"/>
               </w:rPr>
               <w:t xml:space="preserve">Termination date</w:t>
             </w:r>
-            <w:r/>
+            <w:r>
+              <w:rPr>
+                <w:rFonts w:ascii="Arial" w:hAnsi="Arial" w:eastAsia="Arial" w:cs="Arial"/>
+                <w:b/>
+                <w:bCs/>
+                <w:sz w:val="18"/>
+                <w:szCs w:val="18"/>
+              </w:rPr>
+            </w:r>
+            <w:r>
+              <w:rPr>
+                <w:rFonts w:ascii="Arial" w:hAnsi="Arial" w:eastAsia="Arial" w:cs="Arial"/>
+                <w:b/>
+                <w:bCs/>
+                <w:sz w:val="18"/>
+                <w:szCs w:val="18"/>
+                <w14:ligatures w14:val="none"/>
+              </w:rPr>
+            </w:r>
           </w:p>
         </w:tc>
         <w:tc>
@@ -20700,17 +25268,44 @@
               <w:pBdr/>
               <w:spacing/>
               <w:ind/>
-              <w:rPr/>
+              <w:rPr>
+                <w:rFonts w:ascii="Arial" w:hAnsi="Arial" w:eastAsia="Arial" w:cs="Arial"/>
+                <w:b w:val="0"/>
+                <w:bCs w:val="0"/>
+                <w:sz w:val="18"/>
+                <w:szCs w:val="18"/>
+                <w14:ligatures w14:val="none"/>
+              </w:rPr>
             </w:pPr>
             <w:r>
               <w:rPr>
                 <w:rFonts w:ascii="Arial" w:hAnsi="Arial" w:eastAsia="Arial" w:cs="Arial"/>
+                <w:b w:val="0"/>
+                <w:bCs w:val="0"/>
                 <w:sz w:val="18"/>
                 <w:szCs w:val="18"/>
               </w:rPr>
               <w:t xml:space="preserve">Field records required</w:t>
             </w:r>
-            <w:r/>
+            <w:r>
+              <w:rPr>
+                <w:rFonts w:ascii="Arial" w:hAnsi="Arial" w:eastAsia="Arial" w:cs="Arial"/>
+                <w:b w:val="0"/>
+                <w:bCs w:val="0"/>
+                <w:sz w:val="18"/>
+                <w:szCs w:val="18"/>
+              </w:rPr>
+            </w:r>
+            <w:r>
+              <w:rPr>
+                <w:rFonts w:ascii="Arial" w:hAnsi="Arial" w:eastAsia="Arial" w:cs="Arial"/>
+                <w:b w:val="0"/>
+                <w:bCs w:val="0"/>
+                <w:sz w:val="18"/>
+                <w:szCs w:val="18"/>
+                <w14:ligatures w14:val="none"/>
+              </w:rPr>
+            </w:r>
           </w:p>
         </w:tc>
         <w:tc>
@@ -20736,17 +25331,44 @@
               <w:pBdr/>
               <w:spacing/>
               <w:ind/>
-              <w:rPr/>
+              <w:rPr>
+                <w:rFonts w:ascii="Arial" w:hAnsi="Arial" w:eastAsia="Arial" w:cs="Arial"/>
+                <w:b w:val="0"/>
+                <w:bCs w:val="0"/>
+                <w:sz w:val="18"/>
+                <w:szCs w:val="18"/>
+                <w14:ligatures w14:val="none"/>
+              </w:rPr>
             </w:pPr>
             <w:r>
               <w:rPr>
                 <w:rFonts w:ascii="Arial" w:hAnsi="Arial" w:eastAsia="Arial" w:cs="Arial"/>
+                <w:b w:val="0"/>
+                <w:bCs w:val="0"/>
                 <w:sz w:val="18"/>
                 <w:szCs w:val="18"/>
               </w:rPr>
               <w:t xml:space="preserve">Nothing — must be documented at time of termination</w:t>
             </w:r>
-            <w:r/>
+            <w:r>
+              <w:rPr>
+                <w:rFonts w:ascii="Arial" w:hAnsi="Arial" w:eastAsia="Arial" w:cs="Arial"/>
+                <w:b w:val="0"/>
+                <w:bCs w:val="0"/>
+                <w:sz w:val="18"/>
+                <w:szCs w:val="18"/>
+              </w:rPr>
+            </w:r>
+            <w:r>
+              <w:rPr>
+                <w:rFonts w:ascii="Arial" w:hAnsi="Arial" w:eastAsia="Arial" w:cs="Arial"/>
+                <w:b w:val="0"/>
+                <w:bCs w:val="0"/>
+                <w:sz w:val="18"/>
+                <w:szCs w:val="18"/>
+                <w14:ligatures w14:val="none"/>
+              </w:rPr>
+            </w:r>
           </w:p>
         </w:tc>
         <w:tc>
@@ -20772,17 +25394,1080 @@
               <w:pBdr/>
               <w:spacing/>
               <w:ind/>
-              <w:rPr/>
+              <w:rPr>
+                <w:rFonts w:ascii="Arial" w:hAnsi="Arial" w:eastAsia="Arial" w:cs="Arial"/>
+                <w:b w:val="0"/>
+                <w:bCs w:val="0"/>
+                <w:sz w:val="18"/>
+                <w:szCs w:val="18"/>
+                <w14:ligatures w14:val="none"/>
+              </w:rPr>
             </w:pPr>
             <w:r>
               <w:rPr>
                 <w:rFonts w:ascii="Arial" w:hAnsi="Arial" w:eastAsia="Arial" w:cs="Arial"/>
+                <w:b w:val="0"/>
+                <w:bCs w:val="0"/>
                 <w:sz w:val="18"/>
                 <w:szCs w:val="18"/>
               </w:rPr>
               <w:t xml:space="preserve">Termination date and method — NRCS Cover Crop Termination Guidelines compliance</w:t>
             </w:r>
-            <w:r/>
+            <w:r>
+              <w:rPr>
+                <w:rFonts w:ascii="Arial" w:hAnsi="Arial" w:eastAsia="Arial" w:cs="Arial"/>
+                <w:b w:val="0"/>
+                <w:bCs w:val="0"/>
+                <w:sz w:val="18"/>
+                <w:szCs w:val="18"/>
+              </w:rPr>
+            </w:r>
+            <w:r>
+              <w:rPr>
+                <w:rFonts w:ascii="Arial" w:hAnsi="Arial" w:eastAsia="Arial" w:cs="Arial"/>
+                <w:b w:val="0"/>
+                <w:bCs w:val="0"/>
+                <w:sz w:val="18"/>
+                <w:szCs w:val="18"/>
+                <w14:ligatures w14:val="none"/>
+              </w:rPr>
+            </w:r>
+          </w:p>
+        </w:tc>
+      </w:tr>
+      <w:tr>
+        <w:trPr/>
+        <w:tc>
+          <w:tcPr>
+            <w:shd w:val="clear" w:color="ffffff" w:fill="f2f2f2"/>
+            <w:tcBorders>
+              <w:top w:val="single" w:color="cccccc" w:sz="1" w:space="0"/>
+              <w:left w:val="single" w:color="cccccc" w:sz="1" w:space="0"/>
+              <w:bottom w:val="single" w:color="cccccc" w:sz="1" w:space="0"/>
+              <w:right w:val="single" w:color="cccccc" w:sz="1" w:space="0"/>
+            </w:tcBorders>
+            <w:tcMar>
+              <w:left w:w="120" w:type="dxa"/>
+              <w:top w:w="60" w:type="dxa"/>
+              <w:right w:w="120" w:type="dxa"/>
+              <w:bottom w:w="60" w:type="dxa"/>
+            </w:tcMar>
+            <w:tcW w:w="2160" w:type="dxa"/>
+            <w:vAlign w:val="top"/>
+            <w:vMerge w:val="restart"/>
+          </w:tcPr>
+          <w:p>
+            <w:pPr>
+              <w:pBdr/>
+              <w:spacing/>
+              <w:ind/>
+              <w:rPr>
+                <w:rFonts w:ascii="Arial" w:hAnsi="Arial" w:eastAsia="Arial" w:cs="Arial"/>
+                <w:b/>
+                <w:bCs/>
+                <w:sz w:val="18"/>
+                <w:szCs w:val="18"/>
+                <w14:ligatures w14:val="none"/>
+              </w:rPr>
+            </w:pPr>
+            <w:r>
+              <w:rPr>
+                <w:rFonts w:ascii="Arial" w:hAnsi="Arial" w:eastAsia="Arial" w:cs="Arial"/>
+                <w:b/>
+                <w:bCs/>
+                <w:sz w:val="18"/>
+                <w:szCs w:val="18"/>
+              </w:rPr>
+              <w:t xml:space="preserve">Field boundary</w:t>
+            </w:r>
+            <w:r>
+              <w:rPr>
+                <w:rFonts w:ascii="Arial" w:hAnsi="Arial" w:eastAsia="Arial" w:cs="Arial"/>
+                <w:b/>
+                <w:bCs/>
+                <w:sz w:val="18"/>
+                <w:szCs w:val="18"/>
+              </w:rPr>
+            </w:r>
+            <w:r>
+              <w:rPr>
+                <w:rFonts w:ascii="Arial" w:hAnsi="Arial" w:eastAsia="Arial" w:cs="Arial"/>
+                <w:b/>
+                <w:bCs/>
+                <w:sz w:val="18"/>
+                <w:szCs w:val="18"/>
+                <w14:ligatures w14:val="none"/>
+              </w:rPr>
+            </w:r>
+          </w:p>
+        </w:tc>
+        <w:tc>
+          <w:tcPr>
+            <w:shd w:val="clear" w:color="ffffff" w:fill="f2f2f2"/>
+            <w:tcBorders>
+              <w:top w:val="single" w:color="cccccc" w:sz="1" w:space="0"/>
+              <w:left w:val="single" w:color="cccccc" w:sz="1" w:space="0"/>
+              <w:bottom w:val="single" w:color="cccccc" w:sz="1" w:space="0"/>
+              <w:right w:val="single" w:color="cccccc" w:sz="1" w:space="0"/>
+            </w:tcBorders>
+            <w:tcMar>
+              <w:left w:w="120" w:type="dxa"/>
+              <w:top w:w="60" w:type="dxa"/>
+              <w:right w:w="120" w:type="dxa"/>
+              <w:bottom w:w="60" w:type="dxa"/>
+            </w:tcMar>
+            <w:tcW w:w="1800" w:type="dxa"/>
+            <w:vAlign w:val="top"/>
+            <w:vMerge w:val="restart"/>
+          </w:tcPr>
+          <w:p>
+            <w:pPr>
+              <w:pBdr/>
+              <w:spacing/>
+              <w:ind/>
+              <w:rPr>
+                <w:rFonts w:ascii="Arial" w:hAnsi="Arial" w:eastAsia="Arial" w:cs="Arial"/>
+                <w:b w:val="0"/>
+                <w:bCs w:val="0"/>
+                <w:sz w:val="18"/>
+                <w:szCs w:val="18"/>
+                <w14:ligatures w14:val="none"/>
+              </w:rPr>
+            </w:pPr>
+            <w:r>
+              <w:rPr>
+                <w:rFonts w:ascii="Arial" w:hAnsi="Arial" w:eastAsia="Arial" w:cs="Arial"/>
+                <w:b w:val="0"/>
+                <w:bCs w:val="0"/>
+                <w:sz w:val="18"/>
+                <w:szCs w:val="18"/>
+              </w:rPr>
+              <w:t xml:space="preserve">Operator provided</w:t>
+            </w:r>
+            <w:r>
+              <w:rPr>
+                <w:rFonts w:ascii="Arial" w:hAnsi="Arial" w:eastAsia="Arial" w:cs="Arial"/>
+                <w:b w:val="0"/>
+                <w:bCs w:val="0"/>
+                <w:sz w:val="18"/>
+                <w:szCs w:val="18"/>
+              </w:rPr>
+            </w:r>
+            <w:r>
+              <w:rPr>
+                <w:rFonts w:ascii="Arial" w:hAnsi="Arial" w:eastAsia="Arial" w:cs="Arial"/>
+                <w:b w:val="0"/>
+                <w:bCs w:val="0"/>
+                <w:sz w:val="18"/>
+                <w:szCs w:val="18"/>
+                <w14:ligatures w14:val="none"/>
+              </w:rPr>
+            </w:r>
+          </w:p>
+        </w:tc>
+        <w:tc>
+          <w:tcPr>
+            <w:shd w:val="clear" w:color="ffffff" w:fill="f2f2f2"/>
+            <w:tcBorders>
+              <w:top w:val="single" w:color="cccccc" w:sz="1" w:space="0"/>
+              <w:left w:val="single" w:color="cccccc" w:sz="1" w:space="0"/>
+              <w:bottom w:val="single" w:color="cccccc" w:sz="1" w:space="0"/>
+              <w:right w:val="single" w:color="cccccc" w:sz="1" w:space="0"/>
+            </w:tcBorders>
+            <w:tcMar>
+              <w:left w:w="120" w:type="dxa"/>
+              <w:top w:w="60" w:type="dxa"/>
+              <w:right w:w="120" w:type="dxa"/>
+              <w:bottom w:w="60" w:type="dxa"/>
+            </w:tcMar>
+            <w:tcW w:w="2160" w:type="dxa"/>
+            <w:vAlign w:val="top"/>
+            <w:vMerge w:val="restart"/>
+          </w:tcPr>
+          <w:p>
+            <w:pPr>
+              <w:pBdr/>
+              <w:spacing/>
+              <w:ind/>
+              <w:rPr>
+                <w:rFonts w:ascii="Arial" w:hAnsi="Arial" w:eastAsia="Arial" w:cs="Arial"/>
+                <w:b w:val="0"/>
+                <w:bCs w:val="0"/>
+                <w:sz w:val="18"/>
+                <w:szCs w:val="18"/>
+                <w14:ligatures w14:val="none"/>
+              </w:rPr>
+            </w:pPr>
+            <w:r>
+              <w:rPr>
+                <w:rFonts w:ascii="Arial" w:hAnsi="Arial" w:eastAsia="Arial" w:cs="Arial"/>
+                <w:b w:val="0"/>
+                <w:bCs w:val="0"/>
+                <w:sz w:val="18"/>
+                <w:szCs w:val="18"/>
+              </w:rPr>
+              <w:t xml:space="preserve">That a boundary polygon was submitted</w:t>
+            </w:r>
+            <w:r>
+              <w:rPr>
+                <w:rFonts w:ascii="Arial" w:hAnsi="Arial" w:eastAsia="Arial" w:cs="Arial"/>
+                <w:b w:val="0"/>
+                <w:bCs w:val="0"/>
+                <w:sz w:val="18"/>
+                <w:szCs w:val="18"/>
+              </w:rPr>
+            </w:r>
+            <w:r>
+              <w:rPr>
+                <w:rFonts w:ascii="Arial" w:hAnsi="Arial" w:eastAsia="Arial" w:cs="Arial"/>
+                <w:b w:val="0"/>
+                <w:bCs w:val="0"/>
+                <w:sz w:val="18"/>
+                <w:szCs w:val="18"/>
+                <w14:ligatures w14:val="none"/>
+              </w:rPr>
+            </w:r>
+          </w:p>
+        </w:tc>
+        <w:tc>
+          <w:tcPr>
+            <w:shd w:val="clear" w:color="ffffff" w:fill="f2f2f2"/>
+            <w:tcBorders>
+              <w:top w:val="single" w:color="cccccc" w:sz="1" w:space="0"/>
+              <w:left w:val="single" w:color="cccccc" w:sz="1" w:space="0"/>
+              <w:bottom w:val="single" w:color="cccccc" w:sz="1" w:space="0"/>
+              <w:right w:val="single" w:color="cccccc" w:sz="1" w:space="0"/>
+            </w:tcBorders>
+            <w:tcMar>
+              <w:left w:w="120" w:type="dxa"/>
+              <w:top w:w="60" w:type="dxa"/>
+              <w:right w:w="120" w:type="dxa"/>
+              <w:bottom w:w="60" w:type="dxa"/>
+            </w:tcMar>
+            <w:tcW w:w="3240" w:type="dxa"/>
+            <w:vAlign w:val="top"/>
+            <w:vMerge w:val="restart"/>
+          </w:tcPr>
+          <w:p>
+            <w:pPr>
+              <w:pBdr/>
+              <w:spacing/>
+              <w:ind/>
+              <w:rPr>
+                <w:rFonts w:ascii="Arial" w:hAnsi="Arial" w:eastAsia="Arial" w:cs="Arial"/>
+                <w:b w:val="0"/>
+                <w:bCs w:val="0"/>
+                <w:sz w:val="18"/>
+                <w:szCs w:val="18"/>
+                <w14:ligatures w14:val="none"/>
+              </w:rPr>
+            </w:pPr>
+            <w:r>
+              <w:rPr>
+                <w:rFonts w:ascii="Arial" w:hAnsi="Arial" w:eastAsia="Arial" w:cs="Arial"/>
+                <w:b w:val="0"/>
+                <w:bCs w:val="0"/>
+                <w:sz w:val="18"/>
+                <w:szCs w:val="18"/>
+              </w:rPr>
+              <w:t xml:space="preserve">Boundary accuracy — operator-drawn boundaries are not survey-grade</w:t>
+            </w:r>
+            <w:r>
+              <w:rPr>
+                <w:rFonts w:ascii="Arial" w:hAnsi="Arial" w:eastAsia="Arial" w:cs="Arial"/>
+                <w:b w:val="0"/>
+                <w:bCs w:val="0"/>
+                <w:sz w:val="18"/>
+                <w:szCs w:val="18"/>
+              </w:rPr>
+            </w:r>
+            <w:r>
+              <w:rPr>
+                <w:rFonts w:ascii="Arial" w:hAnsi="Arial" w:eastAsia="Arial" w:cs="Arial"/>
+                <w:b w:val="0"/>
+                <w:bCs w:val="0"/>
+                <w:sz w:val="18"/>
+                <w:szCs w:val="18"/>
+                <w14:ligatures w14:val="none"/>
+              </w:rPr>
+            </w:r>
+          </w:p>
+        </w:tc>
+      </w:tr>
+      <w:tr>
+        <w:trPr/>
+        <w:tc>
+          <w:tcPr>
+            <w:shd w:val="clear" w:color="ffffff" w:fill="f2f2f2"/>
+            <w:tcBorders>
+              <w:top w:val="single" w:color="cccccc" w:sz="1" w:space="0"/>
+              <w:left w:val="single" w:color="cccccc" w:sz="1" w:space="0"/>
+              <w:bottom w:val="single" w:color="cccccc" w:sz="1" w:space="0"/>
+              <w:right w:val="single" w:color="cccccc" w:sz="1" w:space="0"/>
+            </w:tcBorders>
+            <w:tcMar>
+              <w:left w:w="120" w:type="dxa"/>
+              <w:top w:w="60" w:type="dxa"/>
+              <w:right w:w="120" w:type="dxa"/>
+              <w:bottom w:w="60" w:type="dxa"/>
+            </w:tcMar>
+            <w:tcW w:w="2160" w:type="dxa"/>
+            <w:vAlign w:val="top"/>
+            <w:vMerge w:val="restart"/>
+          </w:tcPr>
+          <w:p>
+            <w:pPr>
+              <w:pBdr/>
+              <w:spacing/>
+              <w:ind/>
+              <w:rPr>
+                <w:rFonts w:ascii="Arial" w:hAnsi="Arial" w:eastAsia="Arial" w:cs="Arial"/>
+                <w:b/>
+                <w:bCs/>
+                <w:sz w:val="18"/>
+                <w:szCs w:val="18"/>
+                <w14:ligatures w14:val="none"/>
+              </w:rPr>
+            </w:pPr>
+            <w:r>
+              <w:rPr>
+                <w:rFonts w:ascii="Arial" w:hAnsi="Arial" w:eastAsia="Arial" w:cs="Arial"/>
+                <w:b/>
+                <w:bCs/>
+                <w:sz w:val="18"/>
+                <w:szCs w:val="18"/>
+              </w:rPr>
+              <w:t xml:space="preserve">Valid pixels</w:t>
+            </w:r>
+            <w:r>
+              <w:rPr>
+                <w:rFonts w:ascii="Arial" w:hAnsi="Arial" w:eastAsia="Arial" w:cs="Arial"/>
+                <w:b/>
+                <w:bCs/>
+                <w:sz w:val="18"/>
+                <w:szCs w:val="18"/>
+              </w:rPr>
+            </w:r>
+            <w:r>
+              <w:rPr>
+                <w:rFonts w:ascii="Arial" w:hAnsi="Arial" w:eastAsia="Arial" w:cs="Arial"/>
+                <w:b/>
+                <w:bCs/>
+                <w:sz w:val="18"/>
+                <w:szCs w:val="18"/>
+                <w14:ligatures w14:val="none"/>
+              </w:rPr>
+            </w:r>
+          </w:p>
+        </w:tc>
+        <w:tc>
+          <w:tcPr>
+            <w:shd w:val="clear" w:color="ffffff" w:fill="f2f2f2"/>
+            <w:tcBorders>
+              <w:top w:val="single" w:color="cccccc" w:sz="1" w:space="0"/>
+              <w:left w:val="single" w:color="cccccc" w:sz="1" w:space="0"/>
+              <w:bottom w:val="single" w:color="cccccc" w:sz="1" w:space="0"/>
+              <w:right w:val="single" w:color="cccccc" w:sz="1" w:space="0"/>
+            </w:tcBorders>
+            <w:tcMar>
+              <w:left w:w="120" w:type="dxa"/>
+              <w:top w:w="60" w:type="dxa"/>
+              <w:right w:w="120" w:type="dxa"/>
+              <w:bottom w:w="60" w:type="dxa"/>
+            </w:tcMar>
+            <w:tcW w:w="1800" w:type="dxa"/>
+            <w:vAlign w:val="top"/>
+            <w:vMerge w:val="restart"/>
+          </w:tcPr>
+          <w:p>
+            <w:pPr>
+              <w:pBdr/>
+              <w:spacing/>
+              <w:ind/>
+              <w:rPr>
+                <w:rFonts w:ascii="Arial" w:hAnsi="Arial" w:eastAsia="Arial" w:cs="Arial"/>
+                <w:b w:val="0"/>
+                <w:bCs w:val="0"/>
+                <w:sz w:val="18"/>
+                <w:szCs w:val="18"/>
+                <w14:ligatures w14:val="none"/>
+              </w:rPr>
+            </w:pPr>
+            <w:r>
+              <w:rPr>
+                <w:rFonts w:ascii="Arial" w:hAnsi="Arial" w:eastAsia="Arial" w:cs="Arial"/>
+                <w:b w:val="0"/>
+                <w:bCs w:val="0"/>
+                <w:sz w:val="18"/>
+                <w:szCs w:val="18"/>
+              </w:rPr>
+              <w:t xml:space="preserve">NDVI &gt; 0.05 threshold</w:t>
+            </w:r>
+            <w:r>
+              <w:rPr>
+                <w:rFonts w:ascii="Arial" w:hAnsi="Arial" w:eastAsia="Arial" w:cs="Arial"/>
+                <w:b w:val="0"/>
+                <w:bCs w:val="0"/>
+                <w:sz w:val="18"/>
+                <w:szCs w:val="18"/>
+              </w:rPr>
+            </w:r>
+            <w:r>
+              <w:rPr>
+                <w:rFonts w:ascii="Arial" w:hAnsi="Arial" w:eastAsia="Arial" w:cs="Arial"/>
+                <w:b w:val="0"/>
+                <w:bCs w:val="0"/>
+                <w:sz w:val="18"/>
+                <w:szCs w:val="18"/>
+                <w14:ligatures w14:val="none"/>
+              </w:rPr>
+            </w:r>
+          </w:p>
+        </w:tc>
+        <w:tc>
+          <w:tcPr>
+            <w:shd w:val="clear" w:color="ffffff" w:fill="f2f2f2"/>
+            <w:tcBorders>
+              <w:top w:val="single" w:color="cccccc" w:sz="1" w:space="0"/>
+              <w:left w:val="single" w:color="cccccc" w:sz="1" w:space="0"/>
+              <w:bottom w:val="single" w:color="cccccc" w:sz="1" w:space="0"/>
+              <w:right w:val="single" w:color="cccccc" w:sz="1" w:space="0"/>
+            </w:tcBorders>
+            <w:tcMar>
+              <w:left w:w="120" w:type="dxa"/>
+              <w:top w:w="60" w:type="dxa"/>
+              <w:right w:w="120" w:type="dxa"/>
+              <w:bottom w:w="60" w:type="dxa"/>
+            </w:tcMar>
+            <w:tcW w:w="2160" w:type="dxa"/>
+            <w:vAlign w:val="top"/>
+            <w:vMerge w:val="restart"/>
+          </w:tcPr>
+          <w:p>
+            <w:pPr>
+              <w:pBdr/>
+              <w:spacing/>
+              <w:ind/>
+              <w:rPr>
+                <w:rFonts w:ascii="Arial" w:hAnsi="Arial" w:eastAsia="Arial" w:cs="Arial"/>
+                <w:b w:val="0"/>
+                <w:bCs w:val="0"/>
+                <w:sz w:val="18"/>
+                <w:szCs w:val="18"/>
+                <w14:ligatures w14:val="none"/>
+              </w:rPr>
+            </w:pPr>
+            <w:r>
+              <w:rPr>
+                <w:rFonts w:ascii="Arial" w:hAnsi="Arial" w:eastAsia="Arial" w:cs="Arial"/>
+                <w:b w:val="0"/>
+                <w:bCs w:val="0"/>
+                <w:sz w:val="18"/>
+                <w:szCs w:val="18"/>
+              </w:rPr>
+              <w:t xml:space="preserve">Percentage of in-polygon pixels with detectable vegetation signal</w:t>
+            </w:r>
+            <w:r>
+              <w:rPr>
+                <w:rFonts w:ascii="Arial" w:hAnsi="Arial" w:eastAsia="Arial" w:cs="Arial"/>
+                <w:b w:val="0"/>
+                <w:bCs w:val="0"/>
+                <w:sz w:val="18"/>
+                <w:szCs w:val="18"/>
+              </w:rPr>
+            </w:r>
+            <w:r>
+              <w:rPr>
+                <w:rFonts w:ascii="Arial" w:hAnsi="Arial" w:eastAsia="Arial" w:cs="Arial"/>
+                <w:b w:val="0"/>
+                <w:bCs w:val="0"/>
+                <w:sz w:val="18"/>
+                <w:szCs w:val="18"/>
+                <w14:ligatures w14:val="none"/>
+              </w:rPr>
+            </w:r>
+          </w:p>
+        </w:tc>
+        <w:tc>
+          <w:tcPr>
+            <w:shd w:val="clear" w:color="ffffff" w:fill="f2f2f2"/>
+            <w:tcBorders>
+              <w:top w:val="single" w:color="cccccc" w:sz="1" w:space="0"/>
+              <w:left w:val="single" w:color="cccccc" w:sz="1" w:space="0"/>
+              <w:bottom w:val="single" w:color="cccccc" w:sz="1" w:space="0"/>
+              <w:right w:val="single" w:color="cccccc" w:sz="1" w:space="0"/>
+            </w:tcBorders>
+            <w:tcMar>
+              <w:left w:w="120" w:type="dxa"/>
+              <w:top w:w="60" w:type="dxa"/>
+              <w:right w:w="120" w:type="dxa"/>
+              <w:bottom w:w="60" w:type="dxa"/>
+            </w:tcMar>
+            <w:tcW w:w="3240" w:type="dxa"/>
+            <w:vAlign w:val="top"/>
+            <w:vMerge w:val="restart"/>
+          </w:tcPr>
+          <w:p>
+            <w:pPr>
+              <w:pBdr/>
+              <w:spacing/>
+              <w:ind/>
+              <w:rPr>
+                <w:rFonts w:ascii="Arial" w:hAnsi="Arial" w:eastAsia="Arial" w:cs="Arial"/>
+                <w:b w:val="0"/>
+                <w:bCs w:val="0"/>
+                <w:sz w:val="18"/>
+                <w:szCs w:val="18"/>
+                <w14:ligatures w14:val="none"/>
+              </w:rPr>
+            </w:pPr>
+            <w:r>
+              <w:rPr>
+                <w:rFonts w:ascii="Arial" w:hAnsi="Arial" w:eastAsia="Arial" w:cs="Arial"/>
+                <w:b w:val="0"/>
+                <w:bCs w:val="0"/>
+                <w:sz w:val="18"/>
+                <w:szCs w:val="18"/>
+              </w:rPr>
+              <w:t xml:space="preserve">That the remaining pixels are cloud-free — see data quality guard</w:t>
+            </w:r>
+            <w:r>
+              <w:rPr>
+                <w:rFonts w:ascii="Arial" w:hAnsi="Arial" w:eastAsia="Arial" w:cs="Arial"/>
+                <w:b w:val="0"/>
+                <w:bCs w:val="0"/>
+                <w:sz w:val="18"/>
+                <w:szCs w:val="18"/>
+              </w:rPr>
+            </w:r>
+            <w:r>
+              <w:rPr>
+                <w:rFonts w:ascii="Arial" w:hAnsi="Arial" w:eastAsia="Arial" w:cs="Arial"/>
+                <w:b w:val="0"/>
+                <w:bCs w:val="0"/>
+                <w:sz w:val="18"/>
+                <w:szCs w:val="18"/>
+                <w14:ligatures w14:val="none"/>
+              </w:rPr>
+            </w:r>
+          </w:p>
+        </w:tc>
+      </w:tr>
+      <w:tr>
+        <w:trPr/>
+        <w:tc>
+          <w:tcPr>
+            <w:shd w:val="clear" w:color="ffffff" w:fill="f2f2f2"/>
+            <w:tcBorders>
+              <w:top w:val="single" w:color="cccccc" w:sz="1" w:space="0"/>
+              <w:left w:val="single" w:color="cccccc" w:sz="1" w:space="0"/>
+              <w:bottom w:val="single" w:color="cccccc" w:sz="1" w:space="0"/>
+              <w:right w:val="single" w:color="cccccc" w:sz="1" w:space="0"/>
+            </w:tcBorders>
+            <w:tcMar>
+              <w:left w:w="120" w:type="dxa"/>
+              <w:top w:w="60" w:type="dxa"/>
+              <w:right w:w="120" w:type="dxa"/>
+              <w:bottom w:w="60" w:type="dxa"/>
+            </w:tcMar>
+            <w:tcW w:w="2160" w:type="dxa"/>
+            <w:vAlign w:val="top"/>
+            <w:vMerge w:val="restart"/>
+          </w:tcPr>
+          <w:p>
+            <w:pPr>
+              <w:pBdr/>
+              <w:spacing/>
+              <w:ind/>
+              <w:rPr>
+                <w:rFonts w:ascii="Arial" w:hAnsi="Arial" w:eastAsia="Arial" w:cs="Arial"/>
+                <w:b/>
+                <w:bCs/>
+                <w:sz w:val="18"/>
+                <w:szCs w:val="18"/>
+                <w14:ligatures w14:val="none"/>
+              </w:rPr>
+            </w:pPr>
+            <w:r>
+              <w:rPr>
+                <w:rFonts w:ascii="Arial" w:hAnsi="Arial" w:eastAsia="Arial" w:cs="Arial"/>
+                <w:b/>
+                <w:bCs/>
+                <w:sz w:val="18"/>
+                <w:szCs w:val="18"/>
+              </w:rPr>
+              <w:t xml:space="preserve">Species confirmation</w:t>
+            </w:r>
+            <w:r>
+              <w:rPr>
+                <w:rFonts w:ascii="Arial" w:hAnsi="Arial" w:eastAsia="Arial" w:cs="Arial"/>
+                <w:b/>
+                <w:bCs/>
+                <w:sz w:val="18"/>
+                <w:szCs w:val="18"/>
+              </w:rPr>
+            </w:r>
+            <w:r>
+              <w:rPr>
+                <w:rFonts w:ascii="Arial" w:hAnsi="Arial" w:eastAsia="Arial" w:cs="Arial"/>
+                <w:b/>
+                <w:bCs/>
+                <w:sz w:val="18"/>
+                <w:szCs w:val="18"/>
+                <w14:ligatures w14:val="none"/>
+              </w:rPr>
+            </w:r>
+          </w:p>
+        </w:tc>
+        <w:tc>
+          <w:tcPr>
+            <w:shd w:val="clear" w:color="ffffff" w:fill="f2f2f2"/>
+            <w:tcBorders>
+              <w:top w:val="single" w:color="cccccc" w:sz="1" w:space="0"/>
+              <w:left w:val="single" w:color="cccccc" w:sz="1" w:space="0"/>
+              <w:bottom w:val="single" w:color="cccccc" w:sz="1" w:space="0"/>
+              <w:right w:val="single" w:color="cccccc" w:sz="1" w:space="0"/>
+            </w:tcBorders>
+            <w:tcMar>
+              <w:left w:w="120" w:type="dxa"/>
+              <w:top w:w="60" w:type="dxa"/>
+              <w:right w:w="120" w:type="dxa"/>
+              <w:bottom w:w="60" w:type="dxa"/>
+            </w:tcMar>
+            <w:tcW w:w="1800" w:type="dxa"/>
+            <w:vAlign w:val="top"/>
+            <w:vMerge w:val="restart"/>
+          </w:tcPr>
+          <w:p>
+            <w:pPr>
+              <w:pBdr/>
+              <w:spacing/>
+              <w:ind/>
+              <w:rPr>
+                <w:rFonts w:ascii="Arial" w:hAnsi="Arial" w:eastAsia="Arial" w:cs="Arial"/>
+                <w:b w:val="0"/>
+                <w:bCs w:val="0"/>
+                <w:sz w:val="18"/>
+                <w:szCs w:val="18"/>
+                <w14:ligatures w14:val="none"/>
+              </w:rPr>
+            </w:pPr>
+            <w:r>
+              <w:rPr>
+                <w:rFonts w:ascii="Arial" w:hAnsi="Arial" w:eastAsia="Arial" w:cs="Arial"/>
+                <w:b w:val="0"/>
+                <w:bCs w:val="0"/>
+                <w:sz w:val="18"/>
+                <w:szCs w:val="18"/>
+              </w:rPr>
+              <w:t xml:space="preserve">Field records required</w:t>
+            </w:r>
+            <w:r>
+              <w:rPr>
+                <w:rFonts w:ascii="Arial" w:hAnsi="Arial" w:eastAsia="Arial" w:cs="Arial"/>
+                <w:b w:val="0"/>
+                <w:bCs w:val="0"/>
+                <w:sz w:val="18"/>
+                <w:szCs w:val="18"/>
+              </w:rPr>
+            </w:r>
+            <w:r>
+              <w:rPr>
+                <w:rFonts w:ascii="Arial" w:hAnsi="Arial" w:eastAsia="Arial" w:cs="Arial"/>
+                <w:b w:val="0"/>
+                <w:bCs w:val="0"/>
+                <w:sz w:val="18"/>
+                <w:szCs w:val="18"/>
+                <w14:ligatures w14:val="none"/>
+              </w:rPr>
+            </w:r>
+          </w:p>
+        </w:tc>
+        <w:tc>
+          <w:tcPr>
+            <w:shd w:val="clear" w:color="ffffff" w:fill="f2f2f2"/>
+            <w:tcBorders>
+              <w:top w:val="single" w:color="cccccc" w:sz="1" w:space="0"/>
+              <w:left w:val="single" w:color="cccccc" w:sz="1" w:space="0"/>
+              <w:bottom w:val="single" w:color="cccccc" w:sz="1" w:space="0"/>
+              <w:right w:val="single" w:color="cccccc" w:sz="1" w:space="0"/>
+            </w:tcBorders>
+            <w:tcMar>
+              <w:left w:w="120" w:type="dxa"/>
+              <w:top w:w="60" w:type="dxa"/>
+              <w:right w:w="120" w:type="dxa"/>
+              <w:bottom w:w="60" w:type="dxa"/>
+            </w:tcMar>
+            <w:tcW w:w="2160" w:type="dxa"/>
+            <w:vAlign w:val="top"/>
+            <w:vMerge w:val="restart"/>
+          </w:tcPr>
+          <w:p>
+            <w:pPr>
+              <w:pBdr/>
+              <w:spacing/>
+              <w:ind/>
+              <w:rPr>
+                <w:rFonts w:ascii="Arial" w:hAnsi="Arial" w:eastAsia="Arial" w:cs="Arial"/>
+                <w:b w:val="0"/>
+                <w:bCs w:val="0"/>
+                <w:sz w:val="18"/>
+                <w:szCs w:val="18"/>
+                <w14:ligatures w14:val="none"/>
+              </w:rPr>
+            </w:pPr>
+            <w:r>
+              <w:rPr>
+                <w:rFonts w:ascii="Arial" w:hAnsi="Arial" w:eastAsia="Arial" w:cs="Arial"/>
+                <w:b w:val="0"/>
+                <w:bCs w:val="0"/>
+                <w:sz w:val="18"/>
+                <w:szCs w:val="18"/>
+              </w:rPr>
+              <w:t xml:space="preserve">Nothing — satellite cannot verify species</w:t>
+            </w:r>
+            <w:r>
+              <w:rPr>
+                <w:rFonts w:ascii="Arial" w:hAnsi="Arial" w:eastAsia="Arial" w:cs="Arial"/>
+                <w:b w:val="0"/>
+                <w:bCs w:val="0"/>
+                <w:sz w:val="18"/>
+                <w:szCs w:val="18"/>
+              </w:rPr>
+            </w:r>
+            <w:r>
+              <w:rPr>
+                <w:rFonts w:ascii="Arial" w:hAnsi="Arial" w:eastAsia="Arial" w:cs="Arial"/>
+                <w:b w:val="0"/>
+                <w:bCs w:val="0"/>
+                <w:sz w:val="18"/>
+                <w:szCs w:val="18"/>
+                <w14:ligatures w14:val="none"/>
+              </w:rPr>
+            </w:r>
+          </w:p>
+        </w:tc>
+        <w:tc>
+          <w:tcPr>
+            <w:shd w:val="clear" w:color="ffffff" w:fill="f2f2f2"/>
+            <w:tcBorders>
+              <w:top w:val="single" w:color="cccccc" w:sz="1" w:space="0"/>
+              <w:left w:val="single" w:color="cccccc" w:sz="1" w:space="0"/>
+              <w:bottom w:val="single" w:color="cccccc" w:sz="1" w:space="0"/>
+              <w:right w:val="single" w:color="cccccc" w:sz="1" w:space="0"/>
+            </w:tcBorders>
+            <w:tcMar>
+              <w:left w:w="120" w:type="dxa"/>
+              <w:top w:w="60" w:type="dxa"/>
+              <w:right w:w="120" w:type="dxa"/>
+              <w:bottom w:w="60" w:type="dxa"/>
+            </w:tcMar>
+            <w:tcW w:w="3240" w:type="dxa"/>
+            <w:vAlign w:val="top"/>
+            <w:vMerge w:val="restart"/>
+          </w:tcPr>
+          <w:p>
+            <w:pPr>
+              <w:pBdr/>
+              <w:spacing/>
+              <w:ind/>
+              <w:rPr>
+                <w:rFonts w:ascii="Arial" w:hAnsi="Arial" w:eastAsia="Arial" w:cs="Arial"/>
+                <w:b w:val="0"/>
+                <w:bCs w:val="0"/>
+                <w:sz w:val="18"/>
+                <w:szCs w:val="18"/>
+                <w14:ligatures w14:val="none"/>
+              </w:rPr>
+            </w:pPr>
+            <w:r>
+              <w:rPr>
+                <w:rFonts w:ascii="Arial" w:hAnsi="Arial" w:eastAsia="Arial" w:cs="Arial"/>
+                <w:b w:val="0"/>
+                <w:bCs w:val="0"/>
+                <w:sz w:val="18"/>
+                <w:szCs w:val="18"/>
+              </w:rPr>
+              <w:t xml:space="preserve">Cover crop species, mix ratios, or variety — require seeding records</w:t>
+            </w:r>
+            <w:r>
+              <w:rPr>
+                <w:rFonts w:ascii="Arial" w:hAnsi="Arial" w:eastAsia="Arial" w:cs="Arial"/>
+                <w:b w:val="0"/>
+                <w:bCs w:val="0"/>
+                <w:sz w:val="18"/>
+                <w:szCs w:val="18"/>
+              </w:rPr>
+            </w:r>
+            <w:r>
+              <w:rPr>
+                <w:rFonts w:ascii="Arial" w:hAnsi="Arial" w:eastAsia="Arial" w:cs="Arial"/>
+                <w:b w:val="0"/>
+                <w:bCs w:val="0"/>
+                <w:sz w:val="18"/>
+                <w:szCs w:val="18"/>
+                <w14:ligatures w14:val="none"/>
+              </w:rPr>
+            </w:r>
+          </w:p>
+        </w:tc>
+      </w:tr>
+      <w:tr>
+        <w:trPr/>
+        <w:tc>
+          <w:tcPr>
+            <w:shd w:val="clear" w:color="ffffff" w:fill="f2f2f2"/>
+            <w:tcBorders>
+              <w:top w:val="single" w:color="cccccc" w:sz="1" w:space="0"/>
+              <w:left w:val="single" w:color="cccccc" w:sz="1" w:space="0"/>
+              <w:bottom w:val="single" w:color="cccccc" w:sz="1" w:space="0"/>
+              <w:right w:val="single" w:color="cccccc" w:sz="1" w:space="0"/>
+            </w:tcBorders>
+            <w:tcMar>
+              <w:left w:w="120" w:type="dxa"/>
+              <w:top w:w="60" w:type="dxa"/>
+              <w:right w:w="120" w:type="dxa"/>
+              <w:bottom w:w="60" w:type="dxa"/>
+            </w:tcMar>
+            <w:tcW w:w="2160" w:type="dxa"/>
+            <w:vAlign w:val="top"/>
+            <w:vMerge w:val="restart"/>
+          </w:tcPr>
+          <w:p>
+            <w:pPr>
+              <w:pBdr/>
+              <w:spacing/>
+              <w:ind/>
+              <w:rPr>
+                <w:rFonts w:ascii="Arial" w:hAnsi="Arial" w:eastAsia="Arial" w:cs="Arial"/>
+                <w:b/>
+                <w:bCs/>
+                <w:sz w:val="18"/>
+                <w:szCs w:val="18"/>
+                <w14:ligatures w14:val="none"/>
+              </w:rPr>
+            </w:pPr>
+            <w:r>
+              <w:rPr>
+                <w:rFonts w:ascii="Arial" w:hAnsi="Arial" w:eastAsia="Arial" w:cs="Arial"/>
+                <w:b/>
+                <w:bCs/>
+                <w:sz w:val="18"/>
+                <w:szCs w:val="18"/>
+              </w:rPr>
+              <w:t xml:space="preserve">Cooperator signature</w:t>
+            </w:r>
+            <w:r>
+              <w:rPr>
+                <w:rFonts w:ascii="Arial" w:hAnsi="Arial" w:eastAsia="Arial" w:cs="Arial"/>
+                <w:b/>
+                <w:bCs/>
+                <w:sz w:val="18"/>
+                <w:szCs w:val="18"/>
+              </w:rPr>
+            </w:r>
+            <w:r>
+              <w:rPr>
+                <w:rFonts w:ascii="Arial" w:hAnsi="Arial" w:eastAsia="Arial" w:cs="Arial"/>
+                <w:b/>
+                <w:bCs/>
+                <w:sz w:val="18"/>
+                <w:szCs w:val="18"/>
+                <w14:ligatures w14:val="none"/>
+              </w:rPr>
+            </w:r>
+          </w:p>
+        </w:tc>
+        <w:tc>
+          <w:tcPr>
+            <w:shd w:val="clear" w:color="ffffff" w:fill="f2f2f2"/>
+            <w:tcBorders>
+              <w:top w:val="single" w:color="cccccc" w:sz="1" w:space="0"/>
+              <w:left w:val="single" w:color="cccccc" w:sz="1" w:space="0"/>
+              <w:bottom w:val="single" w:color="cccccc" w:sz="1" w:space="0"/>
+              <w:right w:val="single" w:color="cccccc" w:sz="1" w:space="0"/>
+            </w:tcBorders>
+            <w:tcMar>
+              <w:left w:w="120" w:type="dxa"/>
+              <w:top w:w="60" w:type="dxa"/>
+              <w:right w:w="120" w:type="dxa"/>
+              <w:bottom w:w="60" w:type="dxa"/>
+            </w:tcMar>
+            <w:tcW w:w="1800" w:type="dxa"/>
+            <w:vAlign w:val="top"/>
+            <w:vMerge w:val="restart"/>
+          </w:tcPr>
+          <w:p>
+            <w:pPr>
+              <w:pBdr/>
+              <w:spacing/>
+              <w:ind/>
+              <w:rPr>
+                <w:rFonts w:ascii="Arial" w:hAnsi="Arial" w:eastAsia="Arial" w:cs="Arial"/>
+                <w:b w:val="0"/>
+                <w:bCs w:val="0"/>
+                <w:sz w:val="18"/>
+                <w:szCs w:val="18"/>
+                <w14:ligatures w14:val="none"/>
+              </w:rPr>
+            </w:pPr>
+            <w:r>
+              <w:rPr>
+                <w:rFonts w:ascii="Arial" w:hAnsi="Arial" w:eastAsia="Arial" w:cs="Arial"/>
+                <w:b w:val="0"/>
+                <w:bCs w:val="0"/>
+                <w:sz w:val="18"/>
+                <w:szCs w:val="18"/>
+              </w:rPr>
+              <w:t xml:space="preserve">Physical form required</w:t>
+            </w:r>
+            <w:r>
+              <w:rPr>
+                <w:rFonts w:ascii="Arial" w:hAnsi="Arial" w:eastAsia="Arial" w:cs="Arial"/>
+                <w:b w:val="0"/>
+                <w:bCs w:val="0"/>
+                <w:sz w:val="18"/>
+                <w:szCs w:val="18"/>
+              </w:rPr>
+            </w:r>
+            <w:r>
+              <w:rPr>
+                <w:rFonts w:ascii="Arial" w:hAnsi="Arial" w:eastAsia="Arial" w:cs="Arial"/>
+                <w:b w:val="0"/>
+                <w:bCs w:val="0"/>
+                <w:sz w:val="18"/>
+                <w:szCs w:val="18"/>
+                <w14:ligatures w14:val="none"/>
+              </w:rPr>
+            </w:r>
+          </w:p>
+        </w:tc>
+        <w:tc>
+          <w:tcPr>
+            <w:shd w:val="clear" w:color="ffffff" w:fill="f2f2f2"/>
+            <w:tcBorders>
+              <w:top w:val="single" w:color="cccccc" w:sz="1" w:space="0"/>
+              <w:left w:val="single" w:color="cccccc" w:sz="1" w:space="0"/>
+              <w:bottom w:val="single" w:color="cccccc" w:sz="1" w:space="0"/>
+              <w:right w:val="single" w:color="cccccc" w:sz="1" w:space="0"/>
+            </w:tcBorders>
+            <w:tcMar>
+              <w:left w:w="120" w:type="dxa"/>
+              <w:top w:w="60" w:type="dxa"/>
+              <w:right w:w="120" w:type="dxa"/>
+              <w:bottom w:w="60" w:type="dxa"/>
+            </w:tcMar>
+            <w:tcW w:w="2160" w:type="dxa"/>
+            <w:vAlign w:val="top"/>
+            <w:vMerge w:val="restart"/>
+          </w:tcPr>
+          <w:p>
+            <w:pPr>
+              <w:pBdr/>
+              <w:spacing/>
+              <w:ind/>
+              <w:rPr>
+                <w:rFonts w:ascii="Arial" w:hAnsi="Arial" w:eastAsia="Arial" w:cs="Arial"/>
+                <w:b w:val="0"/>
+                <w:bCs w:val="0"/>
+                <w:sz w:val="18"/>
+                <w:szCs w:val="18"/>
+                <w14:ligatures w14:val="none"/>
+              </w:rPr>
+            </w:pPr>
+            <w:r>
+              <w:rPr>
+                <w:rFonts w:ascii="Arial" w:hAnsi="Arial" w:eastAsia="Arial" w:cs="Arial"/>
+                <w:b w:val="0"/>
+                <w:bCs w:val="0"/>
+                <w:sz w:val="18"/>
+                <w:szCs w:val="18"/>
+              </w:rPr>
+              <w:t xml:space="preserve">Nothing — app generates no legal document</w:t>
+            </w:r>
+            <w:r>
+              <w:rPr>
+                <w:rFonts w:ascii="Arial" w:hAnsi="Arial" w:eastAsia="Arial" w:cs="Arial"/>
+                <w:b w:val="0"/>
+                <w:bCs w:val="0"/>
+                <w:sz w:val="18"/>
+                <w:szCs w:val="18"/>
+              </w:rPr>
+            </w:r>
+            <w:r>
+              <w:rPr>
+                <w:rFonts w:ascii="Arial" w:hAnsi="Arial" w:eastAsia="Arial" w:cs="Arial"/>
+                <w:b w:val="0"/>
+                <w:bCs w:val="0"/>
+                <w:sz w:val="18"/>
+                <w:szCs w:val="18"/>
+                <w14:ligatures w14:val="none"/>
+              </w:rPr>
+            </w:r>
+          </w:p>
+        </w:tc>
+        <w:tc>
+          <w:tcPr>
+            <w:shd w:val="clear" w:color="ffffff" w:fill="f2f2f2"/>
+            <w:tcBorders>
+              <w:top w:val="single" w:color="cccccc" w:sz="1" w:space="0"/>
+              <w:left w:val="single" w:color="cccccc" w:sz="1" w:space="0"/>
+              <w:bottom w:val="single" w:color="cccccc" w:sz="1" w:space="0"/>
+              <w:right w:val="single" w:color="cccccc" w:sz="1" w:space="0"/>
+            </w:tcBorders>
+            <w:tcMar>
+              <w:left w:w="120" w:type="dxa"/>
+              <w:top w:w="60" w:type="dxa"/>
+              <w:right w:w="120" w:type="dxa"/>
+              <w:bottom w:w="60" w:type="dxa"/>
+            </w:tcMar>
+            <w:tcW w:w="3240" w:type="dxa"/>
+            <w:vAlign w:val="top"/>
+            <w:vMerge w:val="restart"/>
+          </w:tcPr>
+          <w:p>
+            <w:pPr>
+              <w:pBdr/>
+              <w:spacing/>
+              <w:ind/>
+              <w:rPr>
+                <w:rFonts w:ascii="Arial" w:hAnsi="Arial" w:eastAsia="Arial" w:cs="Arial"/>
+                <w:b w:val="0"/>
+                <w:bCs w:val="0"/>
+                <w:sz w:val="18"/>
+                <w:szCs w:val="18"/>
+                <w14:ligatures w14:val="none"/>
+              </w:rPr>
+            </w:pPr>
+            <w:r>
+              <w:rPr>
+                <w:rFonts w:ascii="Arial" w:hAnsi="Arial" w:eastAsia="Arial" w:cs="Arial"/>
+                <w:b w:val="0"/>
+                <w:bCs w:val="0"/>
+                <w:sz w:val="18"/>
+                <w:szCs w:val="18"/>
+              </w:rPr>
+              <w:t xml:space="preserve">Producer attestation — requires wet signature on NRCS AD-1026 or equivalent</w:t>
+            </w:r>
+            <w:r>
+              <w:rPr>
+                <w:rFonts w:ascii="Arial" w:hAnsi="Arial" w:eastAsia="Arial" w:cs="Arial"/>
+                <w:b w:val="0"/>
+                <w:bCs w:val="0"/>
+                <w:sz w:val="18"/>
+                <w:szCs w:val="18"/>
+              </w:rPr>
+            </w:r>
+            <w:r>
+              <w:rPr>
+                <w:rFonts w:ascii="Arial" w:hAnsi="Arial" w:eastAsia="Arial" w:cs="Arial"/>
+                <w:b w:val="0"/>
+                <w:bCs w:val="0"/>
+                <w:sz w:val="18"/>
+                <w:szCs w:val="18"/>
+                <w14:ligatures w14:val="none"/>
+              </w:rPr>
+            </w:r>
           </w:p>
         </w:tc>
       </w:tr>
@@ -22788,11 +28473,161 @@
       <w:suff w:val="tab"/>
     </w:lvl>
   </w:abstractNum>
+  <w:abstractNum w:abstractNumId="1">
+    <w:nsid w:val="5CB11B6F"/>
+    <w:lvl w:ilvl="0">
+      <w:isLgl w:val="false"/>
+      <w:lvlJc w:val="left"/>
+      <w:lvlText w:val="·"/>
+      <w:numFmt w:val="bullet"/>
+      <w:pPr>
+        <w:pBdr/>
+        <w:spacing/>
+        <w:ind w:hanging="360" w:left="709"/>
+      </w:pPr>
+      <w:rPr>
+        <w:rFonts w:hint="default" w:ascii="Symbol" w:hAnsi="Symbol" w:eastAsia="Symbol" w:cs="Symbol"/>
+      </w:rPr>
+      <w:start w:val="1"/>
+      <w:suff w:val="tab"/>
+    </w:lvl>
+    <w:lvl w:ilvl="1">
+      <w:isLgl w:val="false"/>
+      <w:lvlJc w:val="left"/>
+      <w:lvlText w:val="o"/>
+      <w:numFmt w:val="bullet"/>
+      <w:pPr>
+        <w:pBdr/>
+        <w:spacing/>
+        <w:ind w:hanging="360" w:left="1429"/>
+      </w:pPr>
+      <w:rPr>
+        <w:rFonts w:hint="default" w:ascii="Courier New" w:hAnsi="Courier New" w:eastAsia="Courier New" w:cs="Courier New"/>
+      </w:rPr>
+      <w:start w:val="1"/>
+      <w:suff w:val="tab"/>
+    </w:lvl>
+    <w:lvl w:ilvl="2">
+      <w:isLgl w:val="false"/>
+      <w:lvlJc w:val="left"/>
+      <w:lvlText w:val="§"/>
+      <w:numFmt w:val="bullet"/>
+      <w:pPr>
+        <w:pBdr/>
+        <w:spacing/>
+        <w:ind w:hanging="360" w:left="2149"/>
+      </w:pPr>
+      <w:rPr>
+        <w:rFonts w:hint="default" w:ascii="Wingdings" w:hAnsi="Wingdings" w:eastAsia="Wingdings" w:cs="Wingdings"/>
+      </w:rPr>
+      <w:start w:val="1"/>
+      <w:suff w:val="tab"/>
+    </w:lvl>
+    <w:lvl w:ilvl="3">
+      <w:isLgl w:val="false"/>
+      <w:lvlJc w:val="left"/>
+      <w:lvlText w:val="·"/>
+      <w:numFmt w:val="bullet"/>
+      <w:pPr>
+        <w:pBdr/>
+        <w:spacing/>
+        <w:ind w:hanging="360" w:left="2869"/>
+      </w:pPr>
+      <w:rPr>
+        <w:rFonts w:hint="default" w:ascii="Symbol" w:hAnsi="Symbol" w:eastAsia="Symbol" w:cs="Symbol"/>
+      </w:rPr>
+      <w:start w:val="1"/>
+      <w:suff w:val="tab"/>
+    </w:lvl>
+    <w:lvl w:ilvl="4">
+      <w:isLgl w:val="false"/>
+      <w:lvlJc w:val="left"/>
+      <w:lvlText w:val="o"/>
+      <w:numFmt w:val="bullet"/>
+      <w:pPr>
+        <w:pBdr/>
+        <w:spacing/>
+        <w:ind w:hanging="360" w:left="3589"/>
+      </w:pPr>
+      <w:rPr>
+        <w:rFonts w:hint="default" w:ascii="Courier New" w:hAnsi="Courier New" w:eastAsia="Courier New" w:cs="Courier New"/>
+      </w:rPr>
+      <w:start w:val="1"/>
+      <w:suff w:val="tab"/>
+    </w:lvl>
+    <w:lvl w:ilvl="5">
+      <w:isLgl w:val="false"/>
+      <w:lvlJc w:val="left"/>
+      <w:lvlText w:val="§"/>
+      <w:numFmt w:val="bullet"/>
+      <w:pPr>
+        <w:pBdr/>
+        <w:spacing/>
+        <w:ind w:hanging="360" w:left="4309"/>
+      </w:pPr>
+      <w:rPr>
+        <w:rFonts w:hint="default" w:ascii="Wingdings" w:hAnsi="Wingdings" w:eastAsia="Wingdings" w:cs="Wingdings"/>
+      </w:rPr>
+      <w:start w:val="1"/>
+      <w:suff w:val="tab"/>
+    </w:lvl>
+    <w:lvl w:ilvl="6">
+      <w:isLgl w:val="false"/>
+      <w:lvlJc w:val="left"/>
+      <w:lvlText w:val="·"/>
+      <w:numFmt w:val="bullet"/>
+      <w:pPr>
+        <w:pBdr/>
+        <w:spacing/>
+        <w:ind w:hanging="360" w:left="5029"/>
+      </w:pPr>
+      <w:rPr>
+        <w:rFonts w:hint="default" w:ascii="Symbol" w:hAnsi="Symbol" w:eastAsia="Symbol" w:cs="Symbol"/>
+      </w:rPr>
+      <w:start w:val="1"/>
+      <w:suff w:val="tab"/>
+    </w:lvl>
+    <w:lvl w:ilvl="7">
+      <w:isLgl w:val="false"/>
+      <w:lvlJc w:val="left"/>
+      <w:lvlText w:val="o"/>
+      <w:numFmt w:val="bullet"/>
+      <w:pPr>
+        <w:pBdr/>
+        <w:spacing/>
+        <w:ind w:hanging="360" w:left="5749"/>
+      </w:pPr>
+      <w:rPr>
+        <w:rFonts w:hint="default" w:ascii="Courier New" w:hAnsi="Courier New" w:eastAsia="Courier New" w:cs="Courier New"/>
+      </w:rPr>
+      <w:start w:val="1"/>
+      <w:suff w:val="tab"/>
+    </w:lvl>
+    <w:lvl w:ilvl="8">
+      <w:isLgl w:val="false"/>
+      <w:lvlJc w:val="left"/>
+      <w:lvlText w:val="§"/>
+      <w:numFmt w:val="bullet"/>
+      <w:pPr>
+        <w:pBdr/>
+        <w:spacing/>
+        <w:ind w:hanging="360" w:left="6469"/>
+      </w:pPr>
+      <w:rPr>
+        <w:rFonts w:hint="default" w:ascii="Wingdings" w:hAnsi="Wingdings" w:eastAsia="Wingdings" w:cs="Wingdings"/>
+      </w:rPr>
+      <w:start w:val="1"/>
+      <w:suff w:val="tab"/>
+    </w:lvl>
+  </w:abstractNum>
   <w:num w:numId="1">
     <w:abstractNumId w:val="0"/>
     <w:lvlOverride w:ilvl="0">
       <w:startOverride w:val="1"/>
     </w:lvlOverride>
+  </w:num>
+  <w:num w:numId="2">
+    <w:abstractNumId w:val="1"/>
   </w:num>
 </w:numbering>
 </file>
